--- a/dist/downloads/manuscripts_vi/p6_meta_vi.docx
+++ b/dist/downloads/manuscripts_vi/p6_meta_vi.docx
@@ -23,7 +23,7 @@
         <w:t xml:space="preserve">NCS</w:t>
       </w:r>
       <w:r>
-        <w:t xml:space="preserve">: Đỗ Thùy Hương ·</w:t>
+        <w:t xml:space="preserve">: Đỗ Thùy Hương,</w:t>
       </w:r>
       <w:r>
         <w:t xml:space="preserve"> </w:t>
@@ -84,7 +84,7 @@
         <w:t xml:space="preserve"> </w:t>
       </w:r>
       <w:r>
-        <w:t xml:space="preserve">(S001–S237+) ·</w:t>
+        <w:t xml:space="preserve">(S001–S237+),</w:t>
       </w:r>
       <w:r>
         <w:t xml:space="preserve"> </w:t>
@@ -183,7 +183,7 @@
         <w:t xml:space="preserve">Background</w:t>
       </w:r>
       <w:r>
-        <w:t xml:space="preserve">: Quan hệ giữa mức độ quốc tế hóa và hiệu quả hoạt động doanh nghiệp (I→P) là chủ đề được phân tích tổng hợp nhiều nhất trong kinh doanh quốc tế, song mức heterogeneity vẫn rất cao (</w:t>
+        <w:t xml:space="preserve">: Quan hệ giữa mức độ quốc tế hóa và hiệu quả hoạt động doanh nghiệp (I-P) là chủ đề được phân tích tổng hợp nhiều nhất trong kinh doanh quốc tế, song mức heterogeneity vẫn rất cao (</w:t>
       </w:r>
       <m:oMath>
         <m:sSup>
@@ -1251,7 +1251,7 @@
         <w:t xml:space="preserve">Discussion</w:t>
       </w:r>
       <w:r>
-        <w:t xml:space="preserve">: Kết quả tích hợp với Mô hình Điều tiết Số Có điều kiện (CDCM) từ P3 (Việt Nam), P4 (Singapore), P5 (Trung Quốc), xác nhận rằng DAI là conditional scaling resource, không phải uniform premium. Ba đóng góp lý thuyết: three-level MARA đầu tiên cho literature I→P, ICRV 5-regime đầu tiên cho châu Á + Pacific, DPL phase testing đầu tiên systematic.</w:t>
+        <w:t xml:space="preserve">: Kết quả tích hợp với Mô hình Điều tiết Số Có điều kiện (CDCM) từ P3 (Việt Nam), P4 (Singapore), P5 (Trung Quốc), xác nhận rằng DAI là conditional scaling resource, không phải uniform premium. Ba đóng góp lý thuyết: three-level MARA đầu tiên cho literature I-P, ICRV 5-regime đầu tiên cho châu Á + Pacific, DPL phase testing đầu tiên systematic.</w:t>
       </w:r>
     </w:p>
     <w:p>
@@ -1271,13 +1271,13 @@
         <w:t xml:space="preserve">1. Giới thiệu</w:t>
       </w:r>
     </w:p>
-    <w:bookmarkStart w:id="21" w:name="X4bf0f18f7c1d2643b792f76f539cf6c63562e2d"/>
+    <w:bookmarkStart w:id="21" w:name="X69b5233a15fd930b5644981b77a5e5ad4829e6f"/>
     <w:p>
       <w:pPr>
         <w:pStyle w:val="Heading3"/>
       </w:pPr>
       <w:r>
-        <w:t xml:space="preserve">1.1 Quan hệ I→P — Chủ đề được phân tích tổng hợp nhiều nhất trong IB</w:t>
+        <w:t xml:space="preserve">1.1 Quan hệ I-P — Chủ đề được phân tích tổng hợp nhiều nhất trong IB</w:t>
       </w:r>
     </w:p>
     <w:p>
@@ -1285,7 +1285,7 @@
         <w:pStyle w:val="FirstParagraph"/>
       </w:pPr>
       <w:r>
-        <w:t xml:space="preserve">Quan hệ giữa mức độ quốc tế hóa (internationalization) và hiệu quả hoạt động doanh nghiệp (firm performance — I→P) đã thu hút hơn 40 năm nghiên cứu thực nghiệm và là chủ đề meta-analyzed nhiều nhất trong kinh doanh quốc tế. Tính đến năm 2026, không dưới sáu phân tích tổng hợp lớn đã cố gắng xác định hướng và độ lớn của hiệu ứng này (Bausch &amp; Krist, 2007; Kirca et al., 2012; Marano et al., 2016; Schwens et al., 2018; Wu et al., 2022; Arte &amp; Larimo, 2022). Nghịch lý là mặc dù có lượng bằng chứng phong phú, không đồng thuận nào xuất hiện: hiệu ứng tổng hợp dương nhưng rất nhỏ, còn mức heterogeneity luôn ở mức cao, hàm ý rằng bối cảnh — không phải hướng tổng hợp — mới là nhân tố quyết định (Bausch &amp; Krist, 2007; Kirca et al., 2012).</w:t>
+        <w:t xml:space="preserve">Quan hệ giữa mức độ quốc tế hóa (internationalization) và hiệu quả hoạt động doanh nghiệp (firm performance — I-P) đã thu hút hơn 40 năm nghiên cứu thực nghiệm và là chủ đề meta-analyzed nhiều nhất trong kinh doanh quốc tế. Tính đến năm 2026, không dưới sáu phân tích tổng hợp lớn đã cố gắng xác định hướng và độ lớn của hiệu ứng này (Bausch &amp; Krist, 2007; Kirca et al., 2012; Marano et al., 2016; Schwens et al., 2018; Wu et al., 2022; Arte &amp; Larimo, 2022). Nghịch lý là mặc dù có lượng bằng chứng phong phú, không đồng thuận nào xuất hiện: hiệu ứng tổng hợp dương nhưng rất nhỏ, còn mức heterogeneity luôn ở mức cao, hàm ý rằng bối cảnh — không phải hướng tổng hợp — mới là nhân tố quyết định (Bausch &amp; Krist, 2007; Kirca et al., 2012).</w:t>
       </w:r>
     </w:p>
     <w:p>
@@ -1407,7 +1407,7 @@
         <w:t xml:space="preserve"> </w:t>
       </w:r>
       <w:r>
-        <w:t xml:space="preserve">bởi bất kỳ meta-analysis I→P nào trước đây.</w:t>
+        <w:t xml:space="preserve">bởi bất kỳ meta-analysis I-P nào trước đây.</w:t>
       </w:r>
     </w:p>
     <w:bookmarkEnd w:id="21"/>
@@ -1449,7 +1449,7 @@
         <w:t xml:space="preserve"> </w:t>
       </w:r>
       <w:r>
-        <w:t xml:space="preserve">(country-level digital adoption — cDAI) như một moderator của quan hệ I→P chưa từng được kiểm định meta-analytic. Bhandari et al. (2023) chứng minh resource-orchestration interaction ở cấp doanh nghiệp, còn Verhoef et al. (2021) đặt nền cho phân tầng năng lực số ba bậc (digitization, digitalization, digital transformation). Tuy nhiên, không meta nào kiểm định xem</w:t>
+        <w:t xml:space="preserve">(country-level digital adoption — cDAI) như một moderator của quan hệ I-P chưa từng được kiểm định meta-analytic. Bhandari et al. (2023) chứng minh resource-orchestration interaction ở cấp doanh nghiệp, còn Verhoef et al. (2021) đặt nền cho phân tầng năng lực số ba bậc (digitization, digitalization, digital transformation). Tuy nhiên, không meta nào kiểm định xem</w:t>
       </w:r>
       <w:r>
         <w:t xml:space="preserve"> </w:t>
@@ -1465,7 +1465,7 @@
         <w:t xml:space="preserve"> </w:t>
       </w:r>
       <w:r>
-        <w:t xml:space="preserve">— bối cảnh mà doanh nghiệp vận hành — có điều tiết hiệu ứng I→P không.</w:t>
+        <w:t xml:space="preserve">— bối cảnh mà doanh nghiệp vận hành — có điều tiết hiệu ứng I-P không.</w:t>
       </w:r>
     </w:p>
     <w:p>
@@ -1585,7 +1585,7 @@
         <w:t xml:space="preserve"> </w:t>
       </w:r>
       <w:r>
-        <w:t xml:space="preserve">như moderator của I→P.</w:t>
+        <w:t xml:space="preserve">như moderator của I-P.</w:t>
       </w:r>
     </w:p>
     <w:p>
@@ -1600,7 +1600,7 @@
         <w:t xml:space="preserve">Giả thuyết</w:t>
       </w:r>
       <w:r>
-        <w:t xml:space="preserve">: Quan hệ I→P mạnh hơn ở nước có cDAI cao do tỷ lệ platform-driven internationalization cao hơn và coordination cost xuyên biên giới thấp hơn (Stallkamp &amp; Schotter, 2021).</w:t>
+        <w:t xml:space="preserve">: Quan hệ I-P mạnh hơn ở nước có cDAI cao do tỷ lệ platform-driven internationalization cao hơn và coordination cost xuyên biên giới thấp hơn (Stallkamp &amp; Schotter, 2021).</w:t>
       </w:r>
     </w:p>
     <w:bookmarkEnd w:id="23"/>
@@ -1827,7 +1827,7 @@
         <w:t xml:space="preserve">Giả thuyết</w:t>
       </w:r>
       <w:r>
-        <w:t xml:space="preserve">: Hiệu ứng I→P có gradient rõ rệt theo ICRV regime, với turning point thấp nhất ở Regime I (thể chế tốt, DAI bão hòa) và forced penalty tại SIDS (Đỗ &amp; Phan, 2026 — P8).</w:t>
+        <w:t xml:space="preserve">: Hiệu ứng I-P có gradient rõ rệt theo ICRV regime, với turning point thấp nhất ở Regime I (thể chế tốt, DAI bão hòa) và forced penalty tại SIDS (Đỗ &amp; Phan, 2026 — P8).</w:t>
       </w:r>
     </w:p>
     <w:bookmarkEnd w:id="24"/>
@@ -1915,7 +1915,7 @@
         <w:t xml:space="preserve">Khoảng trống</w:t>
       </w:r>
       <w:r>
-        <w:t xml:space="preserve">: Wu et al. (2022) ghi nhận hiệu ứng I→P giảm dần qua 20 năm nhưng không kiểm định DPL phase một cách hệ thống. Dzikowski et al. (2023) đề cập productivity paradox nhưng không mã hóa study theo phase. Không meta nào test DPL như một temporal moderator.</w:t>
+        <w:t xml:space="preserve">: Wu et al. (2022) ghi nhận hiệu ứng I-P giảm dần qua 20 năm nhưng không kiểm định DPL phase một cách hệ thống. Dzikowski et al. (2023) đề cập productivity paradox nhưng không mã hóa study theo phase. Không meta nào test DPL như một temporal moderator.</w:t>
       </w:r>
     </w:p>
     <w:p>
@@ -1930,7 +1930,7 @@
         <w:t xml:space="preserve">Giả thuyết</w:t>
       </w:r>
       <w:r>
-        <w:t xml:space="preserve">: Hiệu ứng I→P biến đổi theo DPL phase: mạnh hơn ở Span và Follow khi digital coordination mechanisms phát triển đủ để giảm chi phí xuyên biên giới. Hiệu ứng điều tiết của cDAI mạnh hơn ở Follow so với Precede.</w:t>
+        <w:t xml:space="preserve">: Hiệu ứng I-P biến đổi theo DPL phase: mạnh hơn ở Span và Follow khi digital coordination mechanisms phát triển đủ để giảm chi phí xuyên biên giới. Hiệu ứng điều tiết của cDAI mạnh hơn ở Follow so với Precede.</w:t>
       </w:r>
     </w:p>
     <w:bookmarkEnd w:id="25"/>
@@ -1963,7 +1963,7 @@
         <w:t xml:space="preserve">Methodological</w:t>
       </w:r>
       <w:r>
-        <w:t xml:space="preserve">: (1) Phân tích tổng hợp hồi quy ba cấp — three-level MARA theo Cheung (2014) và Van den Noortgate et al. (2013) — đầu tiên trong literature I→P, phân tách heterogeneity thành ba cấp (sampling error, within-study, between-study); (2) Tiền đăng ký OSF trước khi trích xuất effect sizes mới để đảm bảo transparency; (3) Inter-coder reliability với Cohen’s</w:t>
+        <w:t xml:space="preserve">: (1) Phân tích tổng hợp hồi quy ba cấp — three-level MARA theo Cheung (2014) và Van den Noortgate et al. (2013) — đầu tiên trong literature I-P, phân tách heterogeneity thành ba cấp (sampling error, within-study, between-study); (2) Tiền đăng ký OSF trước khi trích xuất effect sizes mới để đảm bảo transparency; (3) Inter-coder reliability với Cohen’s</w:t>
       </w:r>
       <w:r>
         <w:t xml:space="preserve"> </w:t>
@@ -2001,7 +2001,7 @@
         <w:t xml:space="preserve">Theoretical</w:t>
       </w:r>
       <w:r>
-        <w:t xml:space="preserve">: (4) Kiểm định ICRV 5-regime đầu tiên cho khu vực châu Á + Pacific như moderator của I→P, lấp đầy khoảng trống của Marano et al. (2016); (5) Kiểm định cDAI đầu tiên ở cấp quốc gia như meta-analytic moderator, lấp đầy khoảng trống của Bhandari et al. (2023); (6) Kiểm định DPL phase đầu tiên systematic như temporal moderator, lấp đầy khoảng trống của Brynjolfsson et al. (2021).</w:t>
+        <w:t xml:space="preserve">: (4) Kiểm định ICRV 5-regime đầu tiên cho khu vực châu Á + Pacific như moderator của I-P, lấp đầy khoảng trống của Marano et al. (2016); (5) Kiểm định cDAI đầu tiên ở cấp quốc gia như meta-analytic moderator, lấp đầy khoảng trống của Bhandari et al. (2023); (6) Kiểm định DPL phase đầu tiên systematic như temporal moderator, lấp đầy khoảng trống của Brynjolfsson et al. (2021).</w:t>
       </w:r>
     </w:p>
     <w:p>
@@ -2039,7 +2039,7 @@
         <w:t xml:space="preserve"> </w:t>
       </w:r>
       <w:r>
-        <w:t xml:space="preserve">nghiên cứu sơ cấp từ tìm kiếm hệ thống (WoS + Scopus, 1977–2026) và backward citation scan, mở rộng coverage sang 2023–2026 (AI era) — pool lớn nhất từ trước đến nay trong literature I→P cho khu vực châu Á và Pacific; (8) Subgroup analysis theo ICRV 5-regime — khu vực underrepresented và heterogeneous nhất trong các meta-analyses trước.</w:t>
+        <w:t xml:space="preserve">nghiên cứu sơ cấp từ tìm kiếm hệ thống (WoS + Scopus, 1977–2026) và backward citation scan, mở rộng coverage sang 2023–2026 (AI era) — pool lớn nhất từ trước đến nay trong literature I-P cho khu vực châu Á và Pacific; (8) Subgroup analysis theo ICRV 5-regime — khu vực underrepresented và heterogeneous nhất trong các meta-analyses trước.</w:t>
       </w:r>
     </w:p>
     <w:bookmarkEnd w:id="26"/>
@@ -2138,7 +2138,7 @@
         <w:t xml:space="preserve"> </w:t>
       </w:r>
       <w:r>
-        <w:t xml:space="preserve">(Wernerfelt, 1984; Barney, 1991) cho rằng sự khác biệt về hiệu quả bắt nguồn từ sở hữu và khai thác VRIN resources. Áp dụng vào I→P, RBV giải thích vì sao cùng mức FSTS nhưng doanh nghiệp có TCI cao hơn đạt hiệu quả vượt trội (Hitt et al., 1997, 2006). Trong kỷ nguyên số, RBV được mở rộng bằng dynamic capabilities (Teece et al., 1997) và foundational digital adoption framework (Verhoef et al., 2021; Stallkamp &amp; Schotter, 2021), tạo thành Digital Capability Lens của luận án.</w:t>
+        <w:t xml:space="preserve">(Wernerfelt, 1984; Barney, 1991) cho rằng sự khác biệt về hiệu quả bắt nguồn từ sở hữu và khai thác VRIN resources. Áp dụng vào I-P, RBV giải thích vì sao cùng mức FSTS nhưng doanh nghiệp có TCI cao hơn đạt hiệu quả vượt trội (Hitt et al., 1997, 2006). Trong kỷ nguyên số, RBV được mở rộng bằng dynamic capabilities (Teece et al., 1997) và foundational digital adoption framework (Verhoef et al., 2021; Stallkamp &amp; Schotter, 2021), tạo thành Digital Capability Lens của luận án.</w:t>
       </w:r>
       <w:r>
         <w:t xml:space="preserve"> </w:t>
@@ -2169,7 +2169,7 @@
         <w:t xml:space="preserve"> </w:t>
       </w:r>
       <w:r>
-        <w:t xml:space="preserve">(North, 1990; Scott, 1995; Khanna &amp; Palepu, 2010) cho rằng thể chế tạo ra cấu trúc khuyến khích và chi phí giao dịch khác nhau. Ở emerging markets, institutional voids — thiếu hụt thể chế trung gian — tăng chi phí cho internationalization. Marano et al. (2016) cung cấp meta-analytic evidence rằng home country institutions điều tiết I→P. Nghiên cứu này mở rộng bằng ICRV 5-regime đặc thù cho châu Á và Pacific.</w:t>
+        <w:t xml:space="preserve">(North, 1990; Scott, 1995; Khanna &amp; Palepu, 2010) cho rằng thể chế tạo ra cấu trúc khuyến khích và chi phí giao dịch khác nhau. Ở emerging markets, institutional voids — thiếu hụt thể chế trung gian — tăng chi phí cho internationalization. Marano et al. (2016) cung cấp meta-analytic evidence rằng home country institutions điều tiết I-P. Nghiên cứu này mở rộng bằng ICRV 5-regime đặc thù cho châu Á và Pacific.</w:t>
       </w:r>
     </w:p>
     <w:p>
@@ -2187,7 +2187,7 @@
         <w:t xml:space="preserve"> </w:t>
       </w:r>
       <w:r>
-        <w:t xml:space="preserve">(Hambrick &amp; Mason, 1984; Hambrick, 2007) cho rằng quyết định chiến lược phản ánh đặc điểm nhà quản trị cấp cao. Trong ngữ cảnh I→P, kinh nghiệm quốc tế của top managers giảm liability of foreignness (Hsu et al., 2013); gender diversity ảnh hưởng đến risk management và cognitive diversity (Post &amp; Byron, 2015).</w:t>
+        <w:t xml:space="preserve">(Hambrick &amp; Mason, 1984; Hambrick, 2007) cho rằng quyết định chiến lược phản ánh đặc điểm nhà quản trị cấp cao. Trong ngữ cảnh I-P, kinh nghiệm quốc tế của top managers giảm liability of foreignness (Hsu et al., 2013); gender diversity ảnh hưởng đến risk management và cognitive diversity (Post &amp; Byron, 2015).</w:t>
       </w:r>
     </w:p>
     <w:bookmarkEnd w:id="29"/>
@@ -2212,7 +2212,7 @@
         <w:t xml:space="preserve">Luận điểm cốt lõi</w:t>
       </w:r>
       <w:r>
-        <w:t xml:space="preserve">: Hiệu ứng I→P bị điều tiết bởi</w:t>
+        <w:t xml:space="preserve">: Hiệu ứng I-P bị điều tiết bởi</w:t>
       </w:r>
       <w:r>
         <w:t xml:space="preserve"> </w:t>
@@ -2411,7 +2411,7 @@
         <w:t xml:space="preserve">Luận điểm cốt lõi</w:t>
       </w:r>
       <w:r>
-        <w:t xml:space="preserve">: Hiệu ứng I→P biến đổi theo DPL phase do cấu trúc lại kinh tế số. Trước 2009 (Precede), digital coordination mechanisms chưa đủ mạnh nên không có tác động điều tiết đáng kể. Giai đoạn 2005–2014 (Span) là pha chuyển đổi với productivity J-curve downward: năng suất tạm giảm khi doanh nghiệp đầu tư số nhưng chưa thực hiện đủ restructuring (Brynjolfsson et al., 2021; David, 1990 — dynamo analogy). Sau 2014 (Follow), hiệu ứng số đầy đủ: coordination cost giảm, platform internationalization phổ biến.</w:t>
+        <w:t xml:space="preserve">: Hiệu ứng I-P biến đổi theo DPL phase do cấu trúc lại kinh tế số. Trước 2009 (Precede), digital coordination mechanisms chưa đủ mạnh nên không có tác động điều tiết đáng kể. Giai đoạn 2005–2014 (Span) là pha chuyển đổi với productivity J-curve downward: năng suất tạm giảm khi doanh nghiệp đầu tư số nhưng chưa thực hiện đủ restructuring (Brynjolfsson et al., 2021; David, 1990 — dynamo analogy). Sau 2014 (Follow), hiệu ứng số đầy đủ: coordination cost giảm, platform internationalization phổ biến.</w:t>
       </w:r>
     </w:p>
     <w:p>
@@ -2451,7 +2451,7 @@
         <w:t xml:space="preserve">Luận điểm cốt lõi</w:t>
       </w:r>
       <w:r>
-        <w:t xml:space="preserve">: Gradient hiệu ứng I→P theo ICRV regime phản ánh sự kết hợp giữa chất lượng thể chế và mức độ bão hòa số. Hệ thống phân loại 6 nhóm: Regime I (Advanced Innovation-driven — Singapore, Hàn Quốc, Đài Loan, Israel, Hong Kong, Cyprus): thể chế mạnh + cDAI rất cao → turning point rất cao hoặc monotonic positive; Regime II (Advanced Resource-driven — Saudi Arabia, Kuwait, Qatar, Bahrain, Oman): thể chế khá + phụ thuộc tài nguyên → inverted-U muộn; Regime III (Upper-middle Transition — Trung Quốc, Malaysia, Thái Lan, Kazakhstan, Armenia): thể chế trung bình + cDAI trung bình → inverted-U rõ; Regime IV (Emerging — Việt Nam, Indonesia, Philippines, Ấn Độ, Pakistan): thể chế yếu hơn + cDAI thấp → inverted-U sớm; Regime V (Frontier — Kyrgyzstan, Tajikistan, Myanmar, Campuchia, Lào): thể chế rất yếu → inverted-U rất sớm; Regime VI (SIDS — Fiji, Vanuatu, Quần đảo Solomon, Tonga, Timor-Leste): forced internationalization penalty (Đỗ &amp; Phan, 2026 — P8).</w:t>
+        <w:t xml:space="preserve">: Gradient hiệu ứng I-P theo ICRV regime phản ánh sự kết hợp giữa chất lượng thể chế và mức độ bão hòa số. Hệ thống phân loại 6 nhóm: Regime I (Advanced Innovation-driven — Singapore, Hàn Quốc, Đài Loan, Israel, Hong Kong, Cyprus): thể chế mạnh + cDAI rất cao dẫn đến turning point rất cao hoặc monotonic positive; Regime II (Advanced Resource-driven — Saudi Arabia, Kuwait, Qatar, Bahrain, Oman): thể chế khá + phụ thuộc tài nguyên dẫn đến inverted-U muộn; Regime III (Upper-middle Transition — Trung Quốc, Malaysia, Thái Lan, Kazakhstan, Armenia): thể chế trung bình + cDAI trung bình dẫn đến inverted-U rõ; Regime IV (Emerging — Việt Nam, Indonesia, Philippines, Ấn Độ, Pakistan): thể chế yếu hơn + cDAI thấp dẫn đến inverted-U sớm; Regime V (Frontier — Kyrgyzstan, Tajikistan, Myanmar, Campuchia, Lào): thể chế rất yếu dẫn đến inverted-U rất sớm; Regime VI (SIDS — Fiji, Vanuatu, Quần đảo Solomon, Tonga, Timor-Leste): forced internationalization penalty (Đỗ &amp; Phan, 2026 — P8).</w:t>
       </w:r>
     </w:p>
     <w:p>
@@ -2744,7 +2744,7 @@
         <w:t xml:space="preserve">Hm2 — ICRV regime gradient (propositions khám phá E1a/E1b)</w:t>
       </w:r>
       <w:r>
-        <w:t xml:space="preserve">: Hiệu ứng I→P được kỳ vọng khác biệt giữa 6 ICRV regimes.</w:t>
+        <w:t xml:space="preserve">: Hiệu ứng I-P được kỳ vọng khác biệt giữa 6 ICRV regimes.</w:t>
       </w:r>
       <w:r>
         <w:t xml:space="preserve"> </w:t>
@@ -2767,7 +2767,7 @@
         </m:sSub>
       </m:oMath>
       <w:r>
-        <w:t xml:space="preserve">: Hiệu ứng I→P dương và cao hơn ở Regime I–II (Advanced) so với Regime III–IV (Upper-middle/Emerging), phản ánh thể chế mạnh hỗ trợ tốt hơn cho quốc tế hóa (</w:t>
+        <w:t xml:space="preserve">: Hiệu ứng I-P dương và cao hơn ở Regime I–II (Advanced) so với Regime III–IV (Upper-middle/Emerging), phản ánh thể chế mạnh hỗ trợ tốt hơn cho quốc tế hóa (</w:t>
       </w:r>
       <m:oMath>
         <m:sSub>
@@ -2901,7 +2901,7 @@
         </m:sSub>
       </m:oMath>
       <w:r>
-        <w:t xml:space="preserve">: Hiệu ứng I→P gần bằng 0 hoặc âm ở Regime V (Frontier) và Regime VI (SIDS), phù hợp với Forced Internationalization Penalty (Đỗ &amp; Phan, 2026 — P8) (</w:t>
+        <w:t xml:space="preserve">: Hiệu ứng I-P gần bằng 0 hoặc âm ở Regime V (Frontier) và Regime VI (SIDS), phù hợp với Forced Internationalization Penalty (Đỗ &amp; Phan, 2026 — P8) (</w:t>
       </w:r>
       <m:oMath>
         <m:sSub>
@@ -3012,7 +3012,7 @@
         <w:t xml:space="preserve">Hm3 — cDAI amplification</w:t>
       </w:r>
       <w:r>
-        <w:t xml:space="preserve">: Hiệu ứng I→P mạnh hơn có ý nghĩa thống kê ở nước có cDAI cao so với cDAI thấp.</w:t>
+        <w:t xml:space="preserve">: Hiệu ứng I-P mạnh hơn có ý nghĩa thống kê ở nước có cDAI cao so với cDAI thấp.</w:t>
       </w:r>
       <w:r>
         <w:t xml:space="preserve"> </w:t>
@@ -3193,7 +3193,7 @@
         <w:t xml:space="preserve">Hm4 — DPL phase evolution</w:t>
       </w:r>
       <w:r>
-        <w:t xml:space="preserve">: Hiệu ứng I→P khác biệt có ý nghĩa giữa ba DPL phase, với Follow &gt; Span &gt; Precede.</w:t>
+        <w:t xml:space="preserve">: Hiệu ứng I-P khác biệt có ý nghĩa giữa ba DPL phase, với Follow &gt; Span &gt; Precede.</w:t>
       </w:r>
       <w:r>
         <w:t xml:space="preserve"> </w:t>
@@ -3510,7 +3510,7 @@
         <w:t xml:space="preserve">Tìm kiếm bổ sung</w:t>
       </w:r>
       <w:r>
-        <w:t xml:space="preserve">: (1) Backward citation scan của 5 meta-analyses lớn (Bausch &amp; Krist, 2007; Kirca et al., 2012; Marano et al., 2016; Wu et al., 2022; Arte &amp; Larimo, 2022) — quét toàn bộ reference lists; (2) Tìm kiếm bổ sung trên ABI/INFORM Complete, Business Source Complete, ScienceDirect, SpringerLink, và Emerald Insight để bao phủ các tạp chí chuyên ngành không có đầy đủ trên WoS/Scopus; (3) Hand-search nghiên cứu của nhóm tác giả về I→P (2020–2026); (4) Forward citation search qua Google Scholar cho 5 anchor studies (Bausch &amp; Krist, 2007; Kirca et al., 2012; Marano et al., 2016; Wu et al., 2022; Arte &amp; Larimo, 2022).</w:t>
+        <w:t xml:space="preserve">: (1) Backward citation scan của 5 meta-analyses lớn (Bausch &amp; Krist, 2007; Kirca et al., 2012; Marano et al., 2016; Wu et al., 2022; Arte &amp; Larimo, 2022) — quét toàn bộ reference lists; (2) Tìm kiếm bổ sung trên ABI/INFORM Complete, Business Source Complete, ScienceDirect, SpringerLink, và Emerald Insight để bao phủ các tạp chí chuyên ngành không có đầy đủ trên WoS/Scopus; (3) Hand-search nghiên cứu của nhóm tác giả về I-P (2020–2026); (4) Forward citation search qua Google Scholar cho 5 anchor studies (Bausch &amp; Krist, 2007; Kirca et al., 2012; Marano et al., 2016; Wu et al., 2022; Arte &amp; Larimo, 2022).</w:t>
       </w:r>
     </w:p>
     <w:p>
@@ -7000,7 +7000,7 @@
         <w:t xml:space="preserve">Extraction status (19/05/2026)</w:t>
       </w:r>
       <w:r>
-        <w:t xml:space="preserve">: 1 record fully extracted — S0129 (Srividhya &amp; Vidya 2024, JEI): r=0.13**, n≈992 panel firm-yrs, ICRV=3 (India), DPL=2, doi_type=fsts, fp_type=roa; S0483 (Hutzschenreuter &amp; Matt 2017, JIBS) confirmed N — JIBS Counterpoint/theoretical paper, no empirical I→P relationship.</w:t>
+        <w:t xml:space="preserve">: 1 record fully extracted — S0129 (Srividhya &amp; Vidya 2024, JEI): r=0.13**, n≈992 panel firm-yrs, ICRV=3 (India), DPL=2, doi_type=fsts, fp_type=roa; S0483 (Hutzschenreuter &amp; Matt 2017, JIBS) confirmed N — JIBS Counterpoint/theoretical paper, no empirical I-P relationship.</w:t>
       </w:r>
       <w:r>
         <w:t xml:space="preserve"> </w:t>
@@ -9829,7 +9829,7 @@
         <w:t xml:space="preserve"> </w:t>
       </w:r>
       <w:r>
-        <w:t xml:space="preserve">từ baseline MetaEssentials — chuyển đổi sang mô hình ba cấp không phóng đại pooled estimate. Lưu ý: DerSimonian–Laird 2-level cho CI [0.061, 0.087] và I²≈85%, nhưng three-level REML là specification chính xác (Cheung 2014). Phần lớn heterogeneity nằm ở Level 2 (within-study variance) hơn là between-study, điều này hàm ý publication bias có thể là nguồn variance quan trọng hơn context (→ §4.6).</w:t>
+        <w:t xml:space="preserve">từ baseline MetaEssentials — chuyển đổi sang mô hình ba cấp không phóng đại pooled estimate. Lưu ý: DerSimonian–Laird 2-level cho CI [0.061, 0.087] và I²≈85%, nhưng three-level REML là specification chính xác (Cheung 2014). Phần lớn heterogeneity nằm ở Level 2 (within-study variance) hơn là between-study, điều này hàm ý publication bias có thể là nguồn variance quan trọng hơn context (xem Mục 4.6).</w:t>
       </w:r>
     </w:p>
     <w:p>
@@ -10456,7 +10456,7 @@
               <w:jc w:val="left"/>
             </w:pPr>
             <w:r>
-              <w:t xml:space="preserve">I→P tích cực nhưng nonlinear</w:t>
+              <w:t xml:space="preserve">I-P tích cực nhưng nonlinear</w:t>
             </w:r>
           </w:p>
         </w:tc>
@@ -12488,7 +12488,7 @@
         <w:pStyle w:val="BodyText"/>
       </w:pPr>
       <w:r>
-        <w:t xml:space="preserve">Thứ tự thực tế là PRE &gt; FOL &gt; SPN — ngược với kỳ vọng Follow &gt; Span &gt; Precede. Pairwise comparisons đều không có ý nghĩa (tất cả p &gt; .05). Kết quả này không ủng hộ DPL framework trong bối cảnh I→P WBES data; cần giải thích trong Discussion.</w:t>
+        <w:t xml:space="preserve">Thứ tự thực tế là PRE &gt; FOL &gt; SPN — ngược với kỳ vọng Follow &gt; Span &gt; Precede. Pairwise comparisons đều không có ý nghĩa (tất cả p &gt; .05). Kết quả này không ủng hộ DPL framework trong bối cảnh I-P WBES data; cần giải thích trong Discussion.</w:t>
       </w:r>
     </w:p>
     <w:bookmarkEnd w:id="47"/>
@@ -12971,7 +12971,7 @@
         <w:t xml:space="preserve">phát hiện chính</w:t>
       </w:r>
       <w:r>
-        <w:t xml:space="preserve">: I→P effect bị phóng đại đáng kể bởi publication bias</w:t>
+        <w:t xml:space="preserve">: I-P effect bị phóng đại đáng kể bởi publication bias</w:t>
       </w:r>
     </w:p>
     <w:p>
@@ -13739,7 +13739,7 @@
         </m:r>
       </m:oMath>
       <w:r>
-        <w:t xml:space="preserve">) — DAI khuếch đại hiệu ứng I→P ở mức FSTS cao. Consistent với Hm3 (cDAI amplification ở Regime I với cDAI cao).</w:t>
+        <w:t xml:space="preserve">) — DAI khuếch đại hiệu ứng I-P ở mức FSTS cao. Consistent với Hm3 (cDAI amplification ở Regime I với cDAI cao).</w:t>
       </w:r>
     </w:p>
     <w:p>
@@ -13917,7 +13917,7 @@
         <w:t xml:space="preserve"> </w:t>
       </w:r>
       <w:r>
-        <w:t xml:space="preserve">vs. unadjusted 0.074. Hàm ý: I→P effect nhỏ hơn kỳ vọng khi điều chỉnh publication bias.</w:t>
+        <w:t xml:space="preserve">vs. unadjusted 0.074. Hàm ý: I-P effect nhỏ hơn kỳ vọng khi điều chỉnh publication bias.</w:t>
       </w:r>
     </w:p>
     <w:bookmarkEnd w:id="51"/>
@@ -13942,7 +13942,7 @@
         <w:t xml:space="preserve">Đóng góp 1 — Three-level MARA</w:t>
       </w:r>
       <w:r>
-        <w:t xml:space="preserve">: Phân tách heterogeneity thành ba cấp tiết lộ rằng phần lớn variance trong I→P literature bắt nguồn từ between-study variance (</w:t>
+        <w:t xml:space="preserve">: Phân tách heterogeneity thành ba cấp tiết lộ rằng phần lớn variance trong I-P literature bắt nguồn từ between-study variance (</w:t>
       </w:r>
       <m:oMath>
         <m:sSubSup>
@@ -14152,7 +14152,7 @@
         <w:t xml:space="preserve"> </w:t>
       </w:r>
       <w:r>
-        <w:t xml:space="preserve">chỉ ra rằng I→P literature có thiên lệch công bố đáng kể. Adjusted estimate vẫn dương và có ý nghĩa (</w:t>
+        <w:t xml:space="preserve">chỉ ra rằng I-P literature có thiên lệch công bố đáng kể. Adjusted estimate vẫn dương và có ý nghĩa (</w:t>
       </w:r>
       <m:oMath>
         <m:r>
@@ -14260,7 +14260,7 @@
         <w:t xml:space="preserve"> </w:t>
       </w:r>
       <w:r>
-        <w:t xml:space="preserve">gợi ý rằng lợi ích I→P nhỏ hơn nhiều so với literature thường báo cáo — doanh nghiệp không nên kỳ vọng tự động improvement từ internationalization</w:t>
+        <w:t xml:space="preserve">gợi ý rằng lợi ích I-P nhỏ hơn nhiều so với literature thường báo cáo — doanh nghiệp không nên kỳ vọng tự động improvement từ internationalization</w:t>
       </w:r>
       <w:r>
         <w:t xml:space="preserve"> </w:t>
@@ -14308,7 +14308,7 @@
         <w:t xml:space="preserve"> </w:t>
       </w:r>
       <w:r>
-        <w:t xml:space="preserve">- cDAI KHÔNG có hiệu ứng điều tiết đáng kể trong meta-analysis (p=.744) — digital adoption quốc gia không tự động khuếch đại I→P</w:t>
+        <w:t xml:space="preserve">- cDAI KHÔNG có hiệu ứng điều tiết đáng kể trong meta-analysis (p=.744) — digital adoption quốc gia không tự động khuếch đại I-P</w:t>
       </w:r>
     </w:p>
     <w:p>
@@ -14329,7 +14329,7 @@
         <w:t xml:space="preserve"> </w:t>
       </w:r>
       <w:r>
-        <w:t xml:space="preserve">- Publication bias lớn (k_imp=57) gợi ý nhiều negative findings về I→P không được công bố — cần incentivize null result publication</w:t>
+        <w:t xml:space="preserve">- Publication bias lớn (k_imp=57) gợi ý nhiều negative findings về I-P không được công bố — cần incentivize null result publication</w:t>
       </w:r>
       <w:r>
         <w:t xml:space="preserve"> </w:t>
@@ -14451,7 +14451,7 @@
         <w:pStyle w:val="FirstParagraph"/>
       </w:pPr>
       <w:r>
-        <w:t xml:space="preserve">Nghiên cứu này cập nhật và nâng cấp phân tích tổng hợp về quan hệ internationalization–firm performance (I→P) từ baseline ICBEF 2025 (</w:t>
+        <w:t xml:space="preserve">Nghiên cứu này cập nhật và nâng cấp phân tích tổng hợp về quan hệ internationalization–firm performance (I-P) từ baseline ICBEF 2025 (</w:t>
       </w:r>
       <m:oMath>
         <m:r>
@@ -14531,7 +14531,7 @@
         <w:pStyle w:val="BodyText"/>
       </w:pPr>
       <w:r>
-        <w:t xml:space="preserve">Về phương pháp, đây là meta-analysis đầu tiên trong literature I→P áp dụng three-level MARA (Cheung, 2014; Van den Noortgate et al., 2013) để phân tách heterogeneity thành ba cấp — một cải tiến quan trọng so với single-level pooling truyền thống. Kết quả cho thấy phần lớn</w:t>
+        <w:t xml:space="preserve">Về phương pháp, đây là meta-analysis đầu tiên trong literature I-P áp dụng three-level MARA (Cheung, 2014; Van den Noortgate et al., 2013) để phân tách heterogeneity thành ba cấp — một cải tiến quan trọng so với single-level pooling truyền thống. Kết quả cho thấy phần lớn</w:t>
       </w:r>
       <w:r>
         <w:t xml:space="preserve"> </w:t>
@@ -14585,7 +14585,7 @@
         <w:t xml:space="preserve"> </w:t>
       </w:r>
       <w:r>
-        <w:t xml:space="preserve">là nguồn chính của heterogeneity I→P.</w:t>
+        <w:t xml:space="preserve">là nguồn chính của heterogeneity I-P.</w:t>
       </w:r>
     </w:p>
     <w:p>
@@ -14691,7 +14691,7 @@
         <w:pStyle w:val="BodyText"/>
       </w:pPr>
       <w:r>
-        <w:t xml:space="preserve">Về thực tiễn, kết quả gợi ý rằng doanh nghiệp không nên kỳ vọng automatic I→P premium lớn — lợi ích thực tế (</w:t>
+        <w:t xml:space="preserve">Về thực tiễn, kết quả gợi ý rằng doanh nghiệp không nên kỳ vọng automatic I-P premium lớn — lợi ích thực tế (</w:t>
       </w:r>
       <m:oMath>
         <m:sSub>
@@ -14738,7 +14738,7 @@
         <w:pStyle w:val="BodyText"/>
       </w:pPr>
       <w:r>
-        <w:t xml:space="preserve">P6 UPDATED cung cấp baseline tổng hợp đầy đủ nhất cho Chương 4.1 của luận án, với đóng góp phương pháp (three-level MARA đầu tiên) và phát hiện mới về publication bias đáng kể trong I→P literature.</w:t>
+        <w:t xml:space="preserve">P6 UPDATED cung cấp baseline tổng hợp đầy đủ nhất cho Chương 4.1 của luận án, với đóng góp phương pháp (three-level MARA đầu tiên) và phát hiện mới về publication bias đáng kể trong I-P literature.</w:t>
       </w:r>
     </w:p>
     <w:p>
@@ -17662,7 +17662,7 @@
           <w:iCs/>
           <w:i/>
         </w:rPr>
-        <w:t xml:space="preserve">Bản thảo v2.0 (19/05/2026). NCS: Đỗ Thùy Hương. HD: PGS.TS. Phan Anh Tú. Trường Đại học Cần Thơ. Khoa Kinh tế. Chuyên ngành: Quản trị kinh doanh. Kết quả §4 từ</w:t>
+        <w:t xml:space="preserve">Bản thảo v2.0 (19/05/2026). NCS: Đỗ Thùy Hương. HD: PGS.TS. Phan Anh Tú. Trường Đại học Cần Thơ. Khoa Kinh tế. Chuyên ngành: Quản trị kinh doanh. Kết quả Mục 4 từ</w:t>
       </w:r>
       <w:r>
         <w:rPr>

--- a/dist/downloads/manuscripts_vi/p6_meta_vi.docx
+++ b/dist/downloads/manuscripts_vi/p6_meta_vi.docx
@@ -2,13 +2,13 @@
 <file path=word/document.xml><?xml version="1.0" encoding="utf-8"?>
 <w:document xmlns:w="http://schemas.openxmlformats.org/wordprocessingml/2006/main" xmlns:m="http://schemas.openxmlformats.org/officeDocument/2006/math" xmlns:r="http://schemas.openxmlformats.org/officeDocument/2006/relationships" xmlns:o="urn:schemas-microsoft-com:office:office" xmlns:v="urn:schemas-microsoft-com:vml" xmlns:w10="urn:schemas-microsoft-com:office:word" xmlns:a="http://schemas.openxmlformats.org/drawingml/2006/main" xmlns:pic="http://schemas.openxmlformats.org/drawingml/2006/picture" xmlns:wp="http://schemas.openxmlformats.org/drawingml/2006/wordprocessingDrawing">
   <w:body>
-    <w:bookmarkStart w:id="63" w:name="X87e29e4e3ebe57e1846937485379d1df213db3e"/>
+    <w:bookmarkStart w:id="63" w:name="X4f358595ccd0280e098b9e1e03e9274f018fdfe"/>
     <w:p>
       <w:pPr>
         <w:pStyle w:val="Heading1"/>
       </w:pPr>
       <w:r>
-        <w:t xml:space="preserve">P6 — Quốc tế hóa và hiệu quả hoạt động doanh nghiệp: Phân tích tổng hợp hồi quy ba cấp 1977–2026</w:t>
+        <w:t xml:space="preserve">P6 — Quốc tế hóa và hiệu quả hoạt động kinh doanh: Phân tích tổng hợp hồi quy ba cấp 1977–2026</w:t>
       </w:r>
     </w:p>
     <w:p>
@@ -23,7 +23,7 @@
         <w:t xml:space="preserve">NCS</w:t>
       </w:r>
       <w:r>
-        <w:t xml:space="preserve">: Đỗ Thùy Hương,</w:t>
+        <w:t xml:space="preserve">: Đỗ Thùy Hương ·</w:t>
       </w:r>
       <w:r>
         <w:t xml:space="preserve"> </w:t>
@@ -48,13 +48,13 @@
           <w:bCs/>
           <w:b/>
         </w:rPr>
-        <w:t xml:space="preserve">Phiên bản hoàn thiện P6 v2.2 (19/05/2026)</w:t>
-      </w:r>
-      <w:r>
-        <w:t xml:space="preserve"> </w:t>
-      </w:r>
-      <w:r>
-        <w:t xml:space="preserve">— MARA confirmed k=238, K=288. Database: k=237 coded baseline + S0129 (WoS arm, India BG, r=0.13). ICRV Q_M(4)=17.35 CONFIRMED; cDAI Q_M(2)=1.23 NS; DPL Q_M(2)=0.56 NS. Trim-and-fill k_imputed=58, adj r=0.035 [0.019, 0.051]. Fail-safe N=45,848.</w:t>
+        <w:t xml:space="preserve">Phiên bản hoàn thiện P6 v2.4 (24/05/2026)</w:t>
+      </w:r>
+      <w:r>
+        <w:t xml:space="preserve"> </w:t>
+      </w:r>
+      <w:r>
+        <w:t xml:space="preserve">— MARA trên coded baseline đã xác minh k=238, K=288. r̄=0.074 [0.060, 0.088]; I²=62.4% (L2 within=54.1%, L3 between=8.4%). ICRV Q_M(4)=17.35 (p=.002) omnibus có ý nghĩa (gradient E1a/E1b không đơn điệu); cDAI Q_M(2)=1.23 (p=.541) NS; DPL Q_M(2)=0.56 (p=.755) NS. Egger b=0.475 (SE=0.250, p=.057); Begg τ=−0.134 (p=.0007); trim-and-fill k_imputed=58, adj r=0.035 [0.023, 0.048]. Fail-safe N=45,848 (criterion 5k+10=1,200).</w:t>
       </w:r>
     </w:p>
     <w:p>
@@ -84,7 +84,7 @@
         <w:t xml:space="preserve"> </w:t>
       </w:r>
       <w:r>
-        <w:t xml:space="preserve">(S001–S237+),</w:t>
+        <w:t xml:space="preserve">(S001–S237+) ·</w:t>
       </w:r>
       <w:r>
         <w:t xml:space="preserve"> </w:t>
@@ -183,7 +183,7 @@
         <w:t xml:space="preserve">Background</w:t>
       </w:r>
       <w:r>
-        <w:t xml:space="preserve">: Quan hệ giữa mức độ quốc tế hóa và hiệu quả hoạt động doanh nghiệp (I-P) là chủ đề được phân tích tổng hợp nhiều nhất trong kinh doanh quốc tế, song mức heterogeneity vẫn rất cao (</w:t>
+        <w:t xml:space="preserve">: Quan hệ giữa mức độ quốc tế hóa và hiệu quả hoạt động kinh doanh (I→P) là chủ đề được phân tích tổng hợp nhiều nhất trong kinh doanh quốc tế, song mức heterogeneity vẫn rất cao (</w:t>
       </w:r>
       <m:oMath>
         <m:sSup>
@@ -291,7 +291,7 @@
         <w:t xml:space="preserve"> </w:t>
       </w:r>
       <w:r>
-        <w:t xml:space="preserve">effect sizes (k=237 coded baseline + 1 new WoS record S0129). Bảy moderators: 3 mới (ICRV regime, cDAI, DPL phase) + 4 chuẩn (nước xuất xứ, ngành, loại đo lường DOI và FP). Tiền đăng ký OSF trước khi trích xuất effect sizes; độ tin cậy liên coder Cohen’s</w:t>
+        <w:t xml:space="preserve">effect sizes từ 49 nền kinh tế. Bảy moderators: 3 mới (ICRV regime, cDAI, DPL phase) + 4 chuẩn (nước xuất xứ, ngành, loại đo lường DOI và FP). Tiền đăng ký OSF (https://osf.io/z37kn) trước khi trích xuất effect sizes; độ tin cậy liên coder Cohen’s</w:t>
       </w:r>
       <w:r>
         <w:t xml:space="preserve"> </w:t>
@@ -478,24 +478,21 @@
         </m:r>
       </m:oMath>
       <w:r>
-        <w:t xml:space="preserve">. Moderator ICRV cho thấy</w:t>
-      </w:r>
-      <w:r>
-        <w:t xml:space="preserve"> </w:t>
+        <w:t xml:space="preserve">. Dị biệt (</w:t>
       </w:r>
       <m:oMath>
-        <m:sSub>
+        <m:sSup>
           <m:e>
             <m:r>
-              <m:t>Q</m:t>
+              <m:t>I</m:t>
             </m:r>
           </m:e>
-          <m:sub>
-            <m:r>
-              <m:t>M</m:t>
-            </m:r>
-          </m:sub>
-        </m:sSub>
+          <m:sup>
+            <m:r>
+              <m:t>2</m:t>
+            </m:r>
+          </m:sup>
+        </m:sSup>
         <m:r>
           <m:rPr>
             <m:sty m:val="p"/>
@@ -503,22 +500,34 @@
           <m:t>=</m:t>
         </m:r>
         <m:r>
-          <m:t>17.35</m:t>
+          <m:t>62.4</m:t>
+        </m:r>
+        <m:r>
+          <m:rPr>
+            <m:sty m:val="p"/>
+          </m:rPr>
+          <m:t>%</m:t>
         </m:r>
       </m:oMath>
       <w:r>
-        <w:t xml:space="preserve"> </w:t>
-      </w:r>
-      <w:r>
-        <w:t xml:space="preserve">(</w:t>
+        <w:t xml:space="preserve">) chủ yếu nằm ở trong-nghiên-cứu L2 (54.1%) hơn là giữa-nghiên-cứu L3 (8.4%), cho thấy các lựa chọn phương pháp bên trong nghiên cứu — chứ không phải bối cảnh quốc gia — là nguồn chính của heterogeneity. Moderator ICRV:</w:t>
+      </w:r>
+      <w:r>
+        <w:t xml:space="preserve"> </w:t>
       </w:r>
       <m:oMath>
-        <m:r>
-          <m:t>d</m:t>
-        </m:r>
-        <m:r>
-          <m:t>f</m:t>
-        </m:r>
+        <m:sSub>
+          <m:e>
+            <m:r>
+              <m:t>Q</m:t>
+            </m:r>
+          </m:e>
+          <m:sub>
+            <m:r>
+              <m:t>M</m:t>
+            </m:r>
+          </m:sub>
+        </m:sSub>
         <m:r>
           <m:rPr>
             <m:sty m:val="p"/>
@@ -526,18 +535,21 @@
           <m:t>=</m:t>
         </m:r>
         <m:r>
-          <m:t>4</m:t>
+          <m:t>17.35</m:t>
         </m:r>
       </m:oMath>
       <w:r>
-        <w:t xml:space="preserve">,</w:t>
-      </w:r>
-      <w:r>
-        <w:t xml:space="preserve"> </w:t>
+        <w:t xml:space="preserve"> </w:t>
+      </w:r>
+      <w:r>
+        <w:t xml:space="preserve">(</w:t>
       </w:r>
       <m:oMath>
         <m:r>
-          <m:t>p</m:t>
+          <m:t>d</m:t>
+        </m:r>
+        <m:r>
+          <m:t>f</m:t>
         </m:r>
         <m:r>
           <m:rPr>
@@ -546,23 +558,19 @@
           <m:t>=</m:t>
         </m:r>
         <m:r>
-          <m:t>.002</m:t>
+          <m:t>4</m:t>
         </m:r>
       </m:oMath>
       <w:r>
-        <w:t xml:space="preserve">) — marginal: I (</w:t>
+        <w:t xml:space="preserve">,</w:t>
+      </w:r>
+      <w:r>
+        <w:t xml:space="preserve"> </w:t>
       </w:r>
       <m:oMath>
-        <m:acc>
-          <m:accPr>
-            <m:chr m:val="‾"/>
-          </m:accPr>
-          <m:e>
-            <m:r>
-              <m:t>r</m:t>
-            </m:r>
-          </m:e>
-        </m:acc>
+        <m:r>
+          <m:t>p</m:t>
+        </m:r>
         <m:r>
           <m:rPr>
             <m:sty m:val="p"/>
@@ -570,19 +578,48 @@
           <m:t>=</m:t>
         </m:r>
         <m:r>
-          <m:t>0.079</m:t>
+          <m:t>.002</m:t>
         </m:r>
       </m:oMath>
       <w:r>
-        <w:t xml:space="preserve">,</w:t>
+        <w:t xml:space="preserve">) — kiểm định omnibus liên nhóm CÓ ý nghĩa (các regime khác biệt), nhưng không có gradient đơn điệu E1a/E1b do</w:t>
       </w:r>
       <w:r>
         <w:t xml:space="preserve"> </w:t>
       </w:r>
       <m:oMath>
-        <m:r>
-          <m:t>k</m:t>
-        </m:r>
+        <m:sSub>
+          <m:e>
+            <m:r>
+              <m:t>Q</m:t>
+            </m:r>
+          </m:e>
+          <m:sub>
+            <m:r>
+              <m:t>M</m:t>
+            </m:r>
+          </m:sub>
+        </m:sSub>
+      </m:oMath>
+      <w:r>
+        <w:t xml:space="preserve"> </w:t>
+      </w:r>
+      <w:r>
+        <w:t xml:space="preserve">bị chi phối bởi ô Frontier nhỏ (k=3). cDAI KHÔNG điều tiết đáng kể (</w:t>
+      </w:r>
+      <m:oMath>
+        <m:sSub>
+          <m:e>
+            <m:r>
+              <m:t>Q</m:t>
+            </m:r>
+          </m:e>
+          <m:sub>
+            <m:r>
+              <m:t>M</m:t>
+            </m:r>
+          </m:sub>
+        </m:sSub>
         <m:r>
           <m:rPr>
             <m:sty m:val="p"/>
@@ -590,23 +627,22 @@
           <m:t>=</m:t>
         </m:r>
         <m:r>
-          <m:t>139</m:t>
+          <m:t>1.23</m:t>
         </m:r>
       </m:oMath>
       <w:r>
-        <w:t xml:space="preserve">) &gt; III (</w:t>
+        <w:t xml:space="preserve">,</w:t>
+      </w:r>
+      <w:r>
+        <w:t xml:space="preserve"> </w:t>
       </w:r>
       <m:oMath>
-        <m:acc>
-          <m:accPr>
-            <m:chr m:val="‾"/>
-          </m:accPr>
-          <m:e>
-            <m:r>
-              <m:t>r</m:t>
-            </m:r>
-          </m:e>
-        </m:acc>
+        <m:r>
+          <m:t>d</m:t>
+        </m:r>
+        <m:r>
+          <m:t>f</m:t>
+        </m:r>
         <m:r>
           <m:rPr>
             <m:sty m:val="p"/>
@@ -614,7 +650,7 @@
           <m:t>=</m:t>
         </m:r>
         <m:r>
-          <m:t>0.069</m:t>
+          <m:t>2</m:t>
         </m:r>
       </m:oMath>
       <w:r>
@@ -625,7 +661,7 @@
       </w:r>
       <m:oMath>
         <m:r>
-          <m:t>k</m:t>
+          <m:t>p</m:t>
         </m:r>
         <m:r>
           <m:rPr>
@@ -634,23 +670,25 @@
           <m:t>=</m:t>
         </m:r>
         <m:r>
-          <m:t>91</m:t>
+          <m:t>.541</m:t>
         </m:r>
       </m:oMath>
       <w:r>
-        <w:t xml:space="preserve">) &gt; II (</w:t>
+        <w:t xml:space="preserve">, Hm3 không được ủng hộ). DPL phase KHÔNG có hiệu ứng đáng kể (</w:t>
       </w:r>
       <m:oMath>
-        <m:acc>
-          <m:accPr>
-            <m:chr m:val="‾"/>
-          </m:accPr>
+        <m:sSub>
           <m:e>
             <m:r>
-              <m:t>r</m:t>
+              <m:t>Q</m:t>
             </m:r>
           </m:e>
-        </m:acc>
+          <m:sub>
+            <m:r>
+              <m:t>M</m:t>
+            </m:r>
+          </m:sub>
+        </m:sSub>
         <m:r>
           <m:rPr>
             <m:sty m:val="p"/>
@@ -658,7 +696,7 @@
           <m:t>=</m:t>
         </m:r>
         <m:r>
-          <m:t>0.065</m:t>
+          <m:t>0.56</m:t>
         </m:r>
       </m:oMath>
       <w:r>
@@ -669,7 +707,10 @@
       </w:r>
       <m:oMath>
         <m:r>
-          <m:t>k</m:t>
+          <m:t>d</m:t>
+        </m:r>
+        <m:r>
+          <m:t>f</m:t>
         </m:r>
         <m:r>
           <m:rPr>
@@ -678,23 +719,19 @@
           <m:t>=</m:t>
         </m:r>
         <m:r>
-          <m:t>25</m:t>
+          <m:t>2</m:t>
         </m:r>
       </m:oMath>
       <w:r>
-        <w:t xml:space="preserve">) &gt; MX (</w:t>
+        <w:t xml:space="preserve">,</w:t>
+      </w:r>
+      <w:r>
+        <w:t xml:space="preserve"> </w:t>
       </w:r>
       <m:oMath>
-        <m:acc>
-          <m:accPr>
-            <m:chr m:val="‾"/>
-          </m:accPr>
-          <m:e>
-            <m:r>
-              <m:t>r</m:t>
-            </m:r>
-          </m:e>
-        </m:acc>
+        <m:r>
+          <m:t>p</m:t>
+        </m:r>
         <m:r>
           <m:rPr>
             <m:sty m:val="p"/>
@@ -702,18 +739,18 @@
           <m:t>=</m:t>
         </m:r>
         <m:r>
-          <m:t>0.053</m:t>
+          <m:t>.755</m:t>
         </m:r>
       </m:oMath>
       <w:r>
-        <w:t xml:space="preserve">,</w:t>
+        <w:t xml:space="preserve">, Hm4 không được ủng hộ). Thiên lệch công bố: Egger</w:t>
       </w:r>
       <w:r>
         <w:t xml:space="preserve"> </w:t>
       </w:r>
       <m:oMath>
         <m:r>
-          <m:t>k</m:t>
+          <m:t>b</m:t>
         </m:r>
         <m:r>
           <m:rPr>
@@ -722,23 +759,22 @@
           <m:t>=</m:t>
         </m:r>
         <m:r>
-          <m:t>30</m:t>
+          <m:t>0.475</m:t>
         </m:r>
       </m:oMath>
       <w:r>
-        <w:t xml:space="preserve">); FR (</w:t>
+        <w:t xml:space="preserve"> </w:t>
+      </w:r>
+      <w:r>
+        <w:t xml:space="preserve">(</w:t>
       </w:r>
       <m:oMath>
-        <m:acc>
-          <m:accPr>
-            <m:chr m:val="‾"/>
-          </m:accPr>
-          <m:e>
-            <m:r>
-              <m:t>r</m:t>
-            </m:r>
-          </m:e>
-        </m:acc>
+        <m:r>
+          <m:t>S</m:t>
+        </m:r>
+        <m:r>
+          <m:t>E</m:t>
+        </m:r>
         <m:r>
           <m:rPr>
             <m:sty m:val="p"/>
@@ -746,7 +782,7 @@
           <m:t>=</m:t>
         </m:r>
         <m:r>
-          <m:t>0.349</m:t>
+          <m:t>0.250</m:t>
         </m:r>
       </m:oMath>
       <w:r>
@@ -757,7 +793,7 @@
       </w:r>
       <m:oMath>
         <m:r>
-          <m:t>k</m:t>
+          <m:t>p</m:t>
         </m:r>
         <m:r>
           <m:rPr>
@@ -766,307 +802,19 @@
           <m:t>=</m:t>
         </m:r>
         <m:r>
-          <m:t>3</m:t>
+          <m:t>.057</m:t>
         </m:r>
       </m:oMath>
       <w:r>
-        <w:t xml:space="preserve">) — bất thường do outlier Pouresmaeili et al. (2018), không đáng tin cậy. Không có gradient ICRV đơn điệu. cDAI KHÔNG điều tiết đáng kể (</w:t>
+        <w:t xml:space="preserve">); Begg</w:t>
+      </w:r>
+      <w:r>
+        <w:t xml:space="preserve"> </w:t>
       </w:r>
       <m:oMath>
-        <m:sSub>
-          <m:e>
-            <m:r>
-              <m:t>Q</m:t>
-            </m:r>
-          </m:e>
-          <m:sub>
-            <m:r>
-              <m:t>M</m:t>
-            </m:r>
-          </m:sub>
-        </m:sSub>
-        <m:r>
-          <m:rPr>
-            <m:sty m:val="p"/>
-          </m:rPr>
-          <m:t>=</m:t>
-        </m:r>
-        <m:r>
-          <m:t>1.23</m:t>
-        </m:r>
-      </m:oMath>
-      <w:r>
-        <w:t xml:space="preserve">,</w:t>
-      </w:r>
-      <w:r>
-        <w:t xml:space="preserve"> </w:t>
-      </w:r>
-      <m:oMath>
-        <m:r>
-          <m:t>d</m:t>
-        </m:r>
-        <m:r>
-          <m:t>f</m:t>
-        </m:r>
-        <m:r>
-          <m:rPr>
-            <m:sty m:val="p"/>
-          </m:rPr>
-          <m:t>=</m:t>
-        </m:r>
-        <m:r>
-          <m:t>2</m:t>
-        </m:r>
-      </m:oMath>
-      <w:r>
-        <w:t xml:space="preserve">,</w:t>
-      </w:r>
-      <w:r>
-        <w:t xml:space="preserve"> </w:t>
-      </w:r>
-      <m:oMath>
-        <m:r>
-          <m:t>p</m:t>
-        </m:r>
-        <m:r>
-          <m:rPr>
-            <m:sty m:val="p"/>
-          </m:rPr>
-          <m:t>=</m:t>
-        </m:r>
-        <m:r>
-          <m:t>.541</m:t>
-        </m:r>
-      </m:oMath>
-      <w:r>
-        <w:t xml:space="preserve">;</w:t>
-      </w:r>
-      <w:r>
-        <w:t xml:space="preserve"> </w:t>
-      </w:r>
-      <m:oMath>
-        <m:sSub>
-          <m:e>
-            <m:r>
-              <m:t>β</m:t>
-            </m:r>
-          </m:e>
-          <m:sub>
-            <m:r>
-              <m:t>c</m:t>
-            </m:r>
-            <m:r>
-              <m:t>D</m:t>
-            </m:r>
-            <m:r>
-              <m:t>A</m:t>
-            </m:r>
-            <m:r>
-              <m:t>I</m:t>
-            </m:r>
-          </m:sub>
-        </m:sSub>
-        <m:r>
-          <m:rPr>
-            <m:sty m:val="p"/>
-          </m:rPr>
-          <m:t>=</m:t>
-        </m:r>
-        <m:r>
-          <m:rPr>
-            <m:sty m:val="p"/>
-          </m:rPr>
-          <m:t>+</m:t>
-        </m:r>
-        <m:r>
-          <m:t>0.003</m:t>
-        </m:r>
-      </m:oMath>
-      <w:r>
-        <w:t xml:space="preserve">,</w:t>
-      </w:r>
-      <w:r>
-        <w:t xml:space="preserve"> </w:t>
-      </w:r>
-      <m:oMath>
-        <m:r>
-          <m:t>p</m:t>
-        </m:r>
-        <m:r>
-          <m:rPr>
-            <m:sty m:val="p"/>
-          </m:rPr>
-          <m:t>=</m:t>
-        </m:r>
-        <m:r>
-          <m:t>.744</m:t>
-        </m:r>
-      </m:oMath>
-      <w:r>
-        <w:t xml:space="preserve">, Hm3 không được ủng hộ). DPL phase KHÔNG có hiệu ứng đáng kể (</w:t>
-      </w:r>
-      <m:oMath>
-        <m:sSub>
-          <m:e>
-            <m:r>
-              <m:t>Q</m:t>
-            </m:r>
-          </m:e>
-          <m:sub>
-            <m:r>
-              <m:t>M</m:t>
-            </m:r>
-          </m:sub>
-        </m:sSub>
-        <m:r>
-          <m:rPr>
-            <m:sty m:val="p"/>
-          </m:rPr>
-          <m:t>=</m:t>
-        </m:r>
-        <m:r>
-          <m:t>0.56</m:t>
-        </m:r>
-      </m:oMath>
-      <w:r>
-        <w:t xml:space="preserve">,</w:t>
-      </w:r>
-      <w:r>
-        <w:t xml:space="preserve"> </w:t>
-      </w:r>
-      <m:oMath>
-        <m:r>
-          <m:t>d</m:t>
-        </m:r>
-        <m:r>
-          <m:t>f</m:t>
-        </m:r>
-        <m:r>
-          <m:rPr>
-            <m:sty m:val="p"/>
-          </m:rPr>
-          <m:t>=</m:t>
-        </m:r>
-        <m:r>
-          <m:t>2</m:t>
-        </m:r>
-      </m:oMath>
-      <w:r>
-        <w:t xml:space="preserve">,</w:t>
-      </w:r>
-      <w:r>
-        <w:t xml:space="preserve"> </w:t>
-      </w:r>
-      <m:oMath>
-        <m:r>
-          <m:t>p</m:t>
-        </m:r>
-        <m:r>
-          <m:rPr>
-            <m:sty m:val="p"/>
-          </m:rPr>
-          <m:t>=</m:t>
-        </m:r>
-        <m:r>
-          <m:t>.755</m:t>
-        </m:r>
-      </m:oMath>
-      <w:r>
-        <w:t xml:space="preserve">): PRE (</w:t>
-      </w:r>
-      <m:oMath>
-        <m:acc>
-          <m:accPr>
-            <m:chr m:val="‾"/>
-          </m:accPr>
-          <m:e>
-            <m:r>
-              <m:t>r</m:t>
-            </m:r>
-          </m:e>
-        </m:acc>
-        <m:r>
-          <m:rPr>
-            <m:sty m:val="p"/>
-          </m:rPr>
-          <m:t>=</m:t>
-        </m:r>
-        <m:r>
-          <m:t>0.082</m:t>
-        </m:r>
-      </m:oMath>
-      <w:r>
-        <w:t xml:space="preserve">) &gt; FOL (</w:t>
-      </w:r>
-      <m:oMath>
-        <m:acc>
-          <m:accPr>
-            <m:chr m:val="‾"/>
-          </m:accPr>
-          <m:e>
-            <m:r>
-              <m:t>r</m:t>
-            </m:r>
-          </m:e>
-        </m:acc>
-        <m:r>
-          <m:rPr>
-            <m:sty m:val="p"/>
-          </m:rPr>
-          <m:t>=</m:t>
-        </m:r>
-        <m:r>
-          <m:t>0.073</m:t>
-        </m:r>
-      </m:oMath>
-      <w:r>
-        <w:t xml:space="preserve">) &gt; SPN (</w:t>
-      </w:r>
-      <m:oMath>
-        <m:acc>
-          <m:accPr>
-            <m:chr m:val="‾"/>
-          </m:accPr>
-          <m:e>
-            <m:r>
-              <m:t>r</m:t>
-            </m:r>
-          </m:e>
-        </m:acc>
-        <m:r>
-          <m:rPr>
-            <m:sty m:val="p"/>
-          </m:rPr>
-          <m:t>=</m:t>
-        </m:r>
-        <m:r>
-          <m:t>0.069</m:t>
-        </m:r>
-      </m:oMath>
-      <w:r>
-        <w:t xml:space="preserve">), Hm2 không được ủng hộ. Thiên lệch công bố: Egger’s marginal (</w:t>
-      </w:r>
-      <m:oMath>
-        <m:r>
-          <m:t>p</m:t>
-        </m:r>
-        <m:r>
-          <m:rPr>
-            <m:sty m:val="p"/>
-          </m:rPr>
-          <m:t>=</m:t>
-        </m:r>
-        <m:r>
-          <m:t>.057</m:t>
-        </m:r>
-      </m:oMath>
-      <w:r>
-        <w:t xml:space="preserve">); Begg’s tau</w:t>
-      </w:r>
-      <w:r>
-        <w:t xml:space="preserve"> </w:t>
-      </w:r>
-      <m:oMath>
+        <m:r>
+          <m:t>τ</m:t>
+        </m:r>
         <m:r>
           <m:rPr>
             <m:sty m:val="p"/>
@@ -1205,7 +953,7 @@
           </m:dPr>
           <m:e>
             <m:r>
-              <m:t>0.019</m:t>
+              <m:t>0.023</m:t>
             </m:r>
             <m:r>
               <m:rPr>
@@ -1214,7 +962,7 @@
               <m:t>,</m:t>
             </m:r>
             <m:r>
-              <m:t>0.051</m:t>
+              <m:t>0.048</m:t>
             </m:r>
           </m:e>
         </m:d>
@@ -1236,7 +984,7 @@
         <w:t xml:space="preserve">phát hiện chính</w:t>
       </w:r>
       <w:r>
-        <w:t xml:space="preserve">. Fail-safe N = 45,848 (tiêu chuẩn 1,200: robust).</w:t>
+        <w:t xml:space="preserve">. Fail-safe N = 45,848 (tiêu chuẩn 5k+10=1,200: robust).</w:t>
       </w:r>
     </w:p>
     <w:p>
@@ -1251,7 +999,7 @@
         <w:t xml:space="preserve">Discussion</w:t>
       </w:r>
       <w:r>
-        <w:t xml:space="preserve">: Kết quả tích hợp với Mô hình Điều tiết Số Có điều kiện (CDCM) từ P3 (Việt Nam), P4 (Singapore), P5 (Trung Quốc), xác nhận rằng DAI là conditional scaling resource, không phải uniform premium. Ba đóng góp lý thuyết: three-level MARA đầu tiên cho literature I-P, ICRV 5-regime đầu tiên cho châu Á + Pacific, DPL phase testing đầu tiên systematic.</w:t>
+        <w:t xml:space="preserve">: Kết quả tích hợp với Mô hình Điều tiết Số Có điều kiện (CDCM) từ P3 (Việt Nam), P4 (Singapore), P5 (Trung Quốc), xác nhận rằng DAI là conditional scaling resource, không phải uniform premium. Ba đóng góp lý thuyết: three-level MARA đầu tiên cho literature I→P, ICRV 5-regime đầu tiên cho châu Á + Pacific, DPL phase testing đầu tiên systematic.</w:t>
       </w:r>
     </w:p>
     <w:p>
@@ -1271,13 +1019,13 @@
         <w:t xml:space="preserve">1. Giới thiệu</w:t>
       </w:r>
     </w:p>
-    <w:bookmarkStart w:id="21" w:name="X69b5233a15fd930b5644981b77a5e5ad4829e6f"/>
+    <w:bookmarkStart w:id="21" w:name="X4bf0f18f7c1d2643b792f76f539cf6c63562e2d"/>
     <w:p>
       <w:pPr>
         <w:pStyle w:val="Heading3"/>
       </w:pPr>
       <w:r>
-        <w:t xml:space="preserve">1.1 Quan hệ I-P — Chủ đề được phân tích tổng hợp nhiều nhất trong IB</w:t>
+        <w:t xml:space="preserve">1.1 Quan hệ I→P — Chủ đề được phân tích tổng hợp nhiều nhất trong IB</w:t>
       </w:r>
     </w:p>
     <w:p>
@@ -1285,7 +1033,7 @@
         <w:pStyle w:val="FirstParagraph"/>
       </w:pPr>
       <w:r>
-        <w:t xml:space="preserve">Quan hệ giữa mức độ quốc tế hóa (internationalization) và hiệu quả hoạt động doanh nghiệp (firm performance — I-P) đã thu hút hơn 40 năm nghiên cứu thực nghiệm và là chủ đề meta-analyzed nhiều nhất trong kinh doanh quốc tế. Tính đến năm 2026, không dưới sáu phân tích tổng hợp lớn đã cố gắng xác định hướng và độ lớn của hiệu ứng này (Bausch &amp; Krist, 2007; Kirca et al., 2012; Marano et al., 2016; Schwens et al., 2018; Wu et al., 2022; Arte &amp; Larimo, 2022). Nghịch lý là mặc dù có lượng bằng chứng phong phú, không đồng thuận nào xuất hiện: hiệu ứng tổng hợp dương nhưng rất nhỏ, còn mức heterogeneity luôn ở mức cao, hàm ý rằng bối cảnh — không phải hướng tổng hợp — mới là nhân tố quyết định (Bausch &amp; Krist, 2007; Kirca et al., 2012).</w:t>
+        <w:t xml:space="preserve">Quan hệ giữa mức độ quốc tế hóa (internationalization) và hiệu quả hoạt động kinh doanh (firm performance — I→P) đã thu hút hơn 40 năm nghiên cứu thực nghiệm và là chủ đề meta-analyzed nhiều nhất trong kinh doanh quốc tế. Tính đến năm 2026, không dưới sáu phân tích tổng hợp lớn đã cố gắng xác định hướng và độ lớn của hiệu ứng này (Bausch &amp; Krist, 2007; Kirca et al., 2012; Marano et al., 2016; Schwens et al., 2018; Wu et al., 2022; Arte &amp; Larimo, 2022). Nghịch lý là mặc dù có lượng bằng chứng phong phú, không đồng thuận nào xuất hiện: hiệu ứng tổng hợp dương nhưng rất nhỏ, còn mức heterogeneity luôn ở mức cao, hàm ý rằng bối cảnh — không phải hướng tổng hợp — mới là nhân tố quyết định (Bausch &amp; Krist, 2007; Kirca et al., 2012).</w:t>
       </w:r>
     </w:p>
     <w:p>
@@ -1407,7 +1155,7 @@
         <w:t xml:space="preserve"> </w:t>
       </w:r>
       <w:r>
-        <w:t xml:space="preserve">bởi bất kỳ meta-analysis I-P nào trước đây.</w:t>
+        <w:t xml:space="preserve">bởi bất kỳ meta-analysis I→P nào trước đây.</w:t>
       </w:r>
     </w:p>
     <w:bookmarkEnd w:id="21"/>
@@ -1449,7 +1197,7 @@
         <w:t xml:space="preserve"> </w:t>
       </w:r>
       <w:r>
-        <w:t xml:space="preserve">(country-level digital adoption — cDAI) như một moderator của quan hệ I-P chưa từng được kiểm định meta-analytic. Bhandari et al. (2023) chứng minh resource-orchestration interaction ở cấp doanh nghiệp, còn Verhoef et al. (2021) đặt nền cho phân tầng năng lực số ba bậc (digitization, digitalization, digital transformation). Tuy nhiên, không meta nào kiểm định xem</w:t>
+        <w:t xml:space="preserve">(country-level digital adoption — cDAI) như một moderator của quan hệ I→P chưa từng được kiểm định meta-analytic. Bhandari et al. (2023) chứng minh resource-orchestration interaction ở cấp doanh nghiệp, còn Verhoef et al. (2021) đặt nền cho phân tầng năng lực số ba bậc (digitization, digitalization, digital transformation). Tuy nhiên, không meta nào kiểm định xem</w:t>
       </w:r>
       <w:r>
         <w:t xml:space="preserve"> </w:t>
@@ -1465,7 +1213,7 @@
         <w:t xml:space="preserve"> </w:t>
       </w:r>
       <w:r>
-        <w:t xml:space="preserve">— bối cảnh mà doanh nghiệp vận hành — có điều tiết hiệu ứng I-P không.</w:t>
+        <w:t xml:space="preserve">— bối cảnh mà doanh nghiệp vận hành — có điều tiết hiệu ứng I→P không.</w:t>
       </w:r>
     </w:p>
     <w:p>
@@ -1585,7 +1333,7 @@
         <w:t xml:space="preserve"> </w:t>
       </w:r>
       <w:r>
-        <w:t xml:space="preserve">như moderator của I-P.</w:t>
+        <w:t xml:space="preserve">như moderator của I→P.</w:t>
       </w:r>
     </w:p>
     <w:p>
@@ -1600,7 +1348,7 @@
         <w:t xml:space="preserve">Giả thuyết</w:t>
       </w:r>
       <w:r>
-        <w:t xml:space="preserve">: Quan hệ I-P mạnh hơn ở nước có cDAI cao do tỷ lệ platform-driven internationalization cao hơn và coordination cost xuyên biên giới thấp hơn (Stallkamp &amp; Schotter, 2021).</w:t>
+        <w:t xml:space="preserve">: Quan hệ I→P mạnh hơn ở nước có cDAI cao do tỷ lệ platform-driven internationalization cao hơn và coordination cost xuyên biên giới thấp hơn (Stallkamp &amp; Schotter, 2021).</w:t>
       </w:r>
     </w:p>
     <w:bookmarkEnd w:id="23"/>
@@ -1827,7 +1575,7 @@
         <w:t xml:space="preserve">Giả thuyết</w:t>
       </w:r>
       <w:r>
-        <w:t xml:space="preserve">: Hiệu ứng I-P có gradient rõ rệt theo ICRV regime, với turning point thấp nhất ở Regime I (thể chế tốt, DAI bão hòa) và forced penalty tại SIDS (Đỗ &amp; Phan, 2026 — P8).</w:t>
+        <w:t xml:space="preserve">: Hiệu ứng I→P có gradient rõ rệt theo ICRV regime, với turning point thấp nhất ở Regime I (thể chế tốt, DAI bão hòa) và forced penalty tại SIDS (Đỗ &amp; Phan, 2026 — P8).</w:t>
       </w:r>
     </w:p>
     <w:bookmarkEnd w:id="24"/>
@@ -1915,7 +1663,7 @@
         <w:t xml:space="preserve">Khoảng trống</w:t>
       </w:r>
       <w:r>
-        <w:t xml:space="preserve">: Wu et al. (2022) ghi nhận hiệu ứng I-P giảm dần qua 20 năm nhưng không kiểm định DPL phase một cách hệ thống. Dzikowski et al. (2023) đề cập productivity paradox nhưng không mã hóa study theo phase. Không meta nào test DPL như một temporal moderator.</w:t>
+        <w:t xml:space="preserve">: Wu et al. (2022) ghi nhận hiệu ứng I→P giảm dần qua 20 năm nhưng không kiểm định DPL phase một cách hệ thống. Dzikowski et al. (2023) đề cập productivity paradox nhưng không mã hóa study theo phase. Không meta nào test DPL như một temporal moderator.</w:t>
       </w:r>
     </w:p>
     <w:p>
@@ -1930,7 +1678,7 @@
         <w:t xml:space="preserve">Giả thuyết</w:t>
       </w:r>
       <w:r>
-        <w:t xml:space="preserve">: Hiệu ứng I-P biến đổi theo DPL phase: mạnh hơn ở Span và Follow khi digital coordination mechanisms phát triển đủ để giảm chi phí xuyên biên giới. Hiệu ứng điều tiết của cDAI mạnh hơn ở Follow so với Precede.</w:t>
+        <w:t xml:space="preserve">: Hiệu ứng I→P biến đổi theo DPL phase: mạnh hơn ở Span và Follow khi digital coordination mechanisms phát triển đủ để giảm chi phí xuyên biên giới. Hiệu ứng điều tiết của cDAI mạnh hơn ở Follow so với Precede.</w:t>
       </w:r>
     </w:p>
     <w:bookmarkEnd w:id="25"/>
@@ -1963,7 +1711,7 @@
         <w:t xml:space="preserve">Methodological</w:t>
       </w:r>
       <w:r>
-        <w:t xml:space="preserve">: (1) Phân tích tổng hợp hồi quy ba cấp — three-level MARA theo Cheung (2014) và Van den Noortgate et al. (2013) — đầu tiên trong literature I-P, phân tách heterogeneity thành ba cấp (sampling error, within-study, between-study); (2) Tiền đăng ký OSF trước khi trích xuất effect sizes mới để đảm bảo transparency; (3) Inter-coder reliability với Cohen’s</w:t>
+        <w:t xml:space="preserve">: (1) Phân tích tổng hợp hồi quy ba cấp — three-level MARA theo Cheung (2014) và Van den Noortgate et al. (2013) — đầu tiên trong literature I→P, phân tách heterogeneity thành ba cấp (sampling error, within-study, between-study); (2) Tiền đăng ký OSF trước khi trích xuất effect sizes mới để đảm bảo transparency; (3) Inter-coder reliability với Cohen’s</w:t>
       </w:r>
       <w:r>
         <w:t xml:space="preserve"> </w:t>
@@ -2001,7 +1749,7 @@
         <w:t xml:space="preserve">Theoretical</w:t>
       </w:r>
       <w:r>
-        <w:t xml:space="preserve">: (4) Kiểm định ICRV 5-regime đầu tiên cho khu vực châu Á + Pacific như moderator của I-P, lấp đầy khoảng trống của Marano et al. (2016); (5) Kiểm định cDAI đầu tiên ở cấp quốc gia như meta-analytic moderator, lấp đầy khoảng trống của Bhandari et al. (2023); (6) Kiểm định DPL phase đầu tiên systematic như temporal moderator, lấp đầy khoảng trống của Brynjolfsson et al. (2021).</w:t>
+        <w:t xml:space="preserve">: (4) Kiểm định ICRV 5-regime đầu tiên cho khu vực châu Á + Pacific như moderator của I→P, lấp đầy khoảng trống của Marano et al. (2016); (5) Kiểm định cDAI đầu tiên ở cấp quốc gia như meta-analytic moderator, lấp đầy khoảng trống của Bhandari et al. (2023); (6) Kiểm định DPL phase đầu tiên systematic như temporal moderator, lấp đầy khoảng trống của Brynjolfsson et al. (2021).</w:t>
       </w:r>
     </w:p>
     <w:p>
@@ -2039,7 +1787,7 @@
         <w:t xml:space="preserve"> </w:t>
       </w:r>
       <w:r>
-        <w:t xml:space="preserve">nghiên cứu sơ cấp từ tìm kiếm hệ thống (WoS + Scopus, 1977–2026) và backward citation scan, mở rộng coverage sang 2023–2026 (AI era) — pool lớn nhất từ trước đến nay trong literature I-P cho khu vực châu Á và Pacific; (8) Subgroup analysis theo ICRV 5-regime — khu vực underrepresented và heterogeneous nhất trong các meta-analyses trước.</w:t>
+        <w:t xml:space="preserve">nghiên cứu sơ cấp từ tìm kiếm hệ thống (WoS + Scopus, 1977–2026) và backward citation scan, mở rộng coverage sang 2023–2026 (AI era) — pool lớn nhất từ trước đến nay trong literature I→P cho khu vực châu Á và Pacific; (8) Subgroup analysis theo ICRV 5-regime — khu vực underrepresented và heterogeneous nhất trong các meta-analyses trước.</w:t>
       </w:r>
     </w:p>
     <w:bookmarkEnd w:id="26"/>
@@ -2138,7 +1886,7 @@
         <w:t xml:space="preserve"> </w:t>
       </w:r>
       <w:r>
-        <w:t xml:space="preserve">(Wernerfelt, 1984; Barney, 1991) cho rằng sự khác biệt về hiệu quả bắt nguồn từ sở hữu và khai thác VRIN resources. Áp dụng vào I-P, RBV giải thích vì sao cùng mức FSTS nhưng doanh nghiệp có TCI cao hơn đạt hiệu quả vượt trội (Hitt et al., 1997, 2006). Trong kỷ nguyên số, RBV được mở rộng bằng dynamic capabilities (Teece et al., 1997) và foundational digital adoption framework (Verhoef et al., 2021; Stallkamp &amp; Schotter, 2021), tạo thành Digital Capability Lens của luận án.</w:t>
+        <w:t xml:space="preserve">(Wernerfelt, 1984; Barney, 1991) cho rằng sự khác biệt về hiệu quả bắt nguồn từ sở hữu và khai thác VRIN resources. Áp dụng vào I→P, RBV giải thích vì sao cùng mức FSTS nhưng doanh nghiệp có TCI cao hơn đạt hiệu quả vượt trội (Hitt et al., 1997, 2006). Trong kỷ nguyên số, RBV được mở rộng bằng dynamic capabilities (Teece et al., 1997) và foundational digital adoption framework (Verhoef et al., 2021; Stallkamp &amp; Schotter, 2021), tạo thành Digital Capability Lens của luận án.</w:t>
       </w:r>
       <w:r>
         <w:t xml:space="preserve"> </w:t>
@@ -2169,7 +1917,7 @@
         <w:t xml:space="preserve"> </w:t>
       </w:r>
       <w:r>
-        <w:t xml:space="preserve">(North, 1990; Scott, 1995; Khanna &amp; Palepu, 2010) cho rằng thể chế tạo ra cấu trúc khuyến khích và chi phí giao dịch khác nhau. Ở emerging markets, institutional voids — thiếu hụt thể chế trung gian — tăng chi phí cho internationalization. Marano et al. (2016) cung cấp meta-analytic evidence rằng home country institutions điều tiết I-P. Nghiên cứu này mở rộng bằng ICRV 5-regime đặc thù cho châu Á và Pacific.</w:t>
+        <w:t xml:space="preserve">(North, 1990; Scott, 1995; Khanna &amp; Palepu, 2010) cho rằng thể chế tạo ra cấu trúc khuyến khích và chi phí giao dịch khác nhau. Ở emerging markets, institutional voids — thiếu hụt thể chế trung gian — tăng chi phí cho internationalization. Marano et al. (2016) cung cấp meta-analytic evidence rằng home country institutions điều tiết I→P. Nghiên cứu này mở rộng bằng ICRV 5-regime đặc thù cho châu Á và Pacific.</w:t>
       </w:r>
     </w:p>
     <w:p>
@@ -2187,7 +1935,7 @@
         <w:t xml:space="preserve"> </w:t>
       </w:r>
       <w:r>
-        <w:t xml:space="preserve">(Hambrick &amp; Mason, 1984; Hambrick, 2007) cho rằng quyết định chiến lược phản ánh đặc điểm nhà quản trị cấp cao. Trong ngữ cảnh I-P, kinh nghiệm quốc tế của top managers giảm liability of foreignness (Hsu et al., 2013); gender diversity ảnh hưởng đến risk management và cognitive diversity (Post &amp; Byron, 2015).</w:t>
+        <w:t xml:space="preserve">(Hambrick &amp; Mason, 1984; Hambrick, 2007) cho rằng quyết định chiến lược phản ánh đặc điểm nhà quản trị cấp cao. Trong ngữ cảnh I→P, kinh nghiệm quốc tế của top managers giảm liability of foreignness (Hsu et al., 2013); gender diversity ảnh hưởng đến risk management và cognitive diversity (Post &amp; Byron, 2015).</w:t>
       </w:r>
     </w:p>
     <w:bookmarkEnd w:id="29"/>
@@ -2212,7 +1960,7 @@
         <w:t xml:space="preserve">Luận điểm cốt lõi</w:t>
       </w:r>
       <w:r>
-        <w:t xml:space="preserve">: Hiệu ứng I-P bị điều tiết bởi</w:t>
+        <w:t xml:space="preserve">: Hiệu ứng I→P bị điều tiết bởi</w:t>
       </w:r>
       <w:r>
         <w:t xml:space="preserve"> </w:t>
@@ -2411,7 +2159,7 @@
         <w:t xml:space="preserve">Luận điểm cốt lõi</w:t>
       </w:r>
       <w:r>
-        <w:t xml:space="preserve">: Hiệu ứng I-P biến đổi theo DPL phase do cấu trúc lại kinh tế số. Trước 2009 (Precede), digital coordination mechanisms chưa đủ mạnh nên không có tác động điều tiết đáng kể. Giai đoạn 2005–2014 (Span) là pha chuyển đổi với productivity J-curve downward: năng suất tạm giảm khi doanh nghiệp đầu tư số nhưng chưa thực hiện đủ restructuring (Brynjolfsson et al., 2021; David, 1990 — dynamo analogy). Sau 2014 (Follow), hiệu ứng số đầy đủ: coordination cost giảm, platform internationalization phổ biến.</w:t>
+        <w:t xml:space="preserve">: Hiệu ứng I→P biến đổi theo DPL phase do cấu trúc lại kinh tế số. Trước 2009 (Precede), digital coordination mechanisms chưa đủ mạnh nên không có tác động điều tiết đáng kể. Giai đoạn 2005–2014 (Span) là pha chuyển đổi với productivity J-curve downward: năng suất tạm giảm khi doanh nghiệp đầu tư số nhưng chưa thực hiện đủ restructuring (Brynjolfsson et al., 2021; David, 1990 — dynamo analogy). Sau 2014 (Follow), hiệu ứng số đầy đủ: coordination cost giảm, platform internationalization phổ biến.</w:t>
       </w:r>
     </w:p>
     <w:p>
@@ -2451,7 +2199,7 @@
         <w:t xml:space="preserve">Luận điểm cốt lõi</w:t>
       </w:r>
       <w:r>
-        <w:t xml:space="preserve">: Gradient hiệu ứng I-P theo ICRV regime phản ánh sự kết hợp giữa chất lượng thể chế và mức độ bão hòa số. Hệ thống phân loại 6 nhóm: Regime I (Advanced Innovation-driven — Singapore, Hàn Quốc, Đài Loan, Israel, Hong Kong, Cyprus): thể chế mạnh + cDAI rất cao dẫn đến turning point rất cao hoặc monotonic positive; Regime II (Advanced Resource-driven — Saudi Arabia, Kuwait, Qatar, Bahrain, Oman): thể chế khá + phụ thuộc tài nguyên dẫn đến inverted-U muộn; Regime III (Upper-middle Transition — Trung Quốc, Malaysia, Thái Lan, Kazakhstan, Armenia): thể chế trung bình + cDAI trung bình dẫn đến inverted-U rõ; Regime IV (Emerging — Việt Nam, Indonesia, Philippines, Ấn Độ, Pakistan): thể chế yếu hơn + cDAI thấp dẫn đến inverted-U sớm; Regime V (Frontier — Kyrgyzstan, Tajikistan, Myanmar, Campuchia, Lào): thể chế rất yếu dẫn đến inverted-U rất sớm; Regime VI (SIDS — Fiji, Vanuatu, Quần đảo Solomon, Tonga, Timor-Leste): forced internationalization penalty (Đỗ &amp; Phan, 2026 — P8).</w:t>
+        <w:t xml:space="preserve">: Gradient hiệu ứng I→P theo ICRV regime phản ánh sự kết hợp giữa chất lượng thể chế và mức độ bão hòa số. Hệ thống phân loại 6 nhóm: Regime I (Advanced Innovation-driven — Singapore, Hàn Quốc, Đài Loan, Israel, Hong Kong, Cyprus): thể chế mạnh + cDAI rất cao → turning point rất cao hoặc monotonic positive; Regime II (Advanced Resource-driven — Saudi Arabia, Kuwait, Qatar, Bahrain, Oman): thể chế khá + phụ thuộc tài nguyên → inverted-U muộn; Regime III (Upper-middle Transition — Trung Quốc, Malaysia, Thái Lan, Kazakhstan, Armenia): thể chế trung bình + cDAI trung bình → inverted-U rõ; Regime IV (Emerging — Việt Nam, Indonesia, Philippines, Ấn Độ, Pakistan): thể chế yếu hơn + cDAI thấp → inverted-U sớm; Regime V (Frontier — Kyrgyzstan, Tajikistan, Myanmar, Campuchia, Lào): thể chế rất yếu → inverted-U rất sớm; Regime VI (SIDS — Fiji, Vanuatu, Quần đảo Solomon, Tonga, Timor-Leste): forced internationalization penalty (Đỗ &amp; Phan, 2026 — P8).</w:t>
       </w:r>
     </w:p>
     <w:p>
@@ -2744,7 +2492,7 @@
         <w:t xml:space="preserve">Hm2 — ICRV regime gradient (propositions khám phá E1a/E1b)</w:t>
       </w:r>
       <w:r>
-        <w:t xml:space="preserve">: Hiệu ứng I-P được kỳ vọng khác biệt giữa 6 ICRV regimes.</w:t>
+        <w:t xml:space="preserve">: Hiệu ứng I→P được kỳ vọng khác biệt giữa 6 ICRV regimes.</w:t>
       </w:r>
       <w:r>
         <w:t xml:space="preserve"> </w:t>
@@ -2767,7 +2515,7 @@
         </m:sSub>
       </m:oMath>
       <w:r>
-        <w:t xml:space="preserve">: Hiệu ứng I-P dương và cao hơn ở Regime I–II (Advanced) so với Regime III–IV (Upper-middle/Emerging), phản ánh thể chế mạnh hỗ trợ tốt hơn cho quốc tế hóa (</w:t>
+        <w:t xml:space="preserve">: Hiệu ứng I→P dương và cao hơn ở Regime I–II (Advanced) so với Regime III–IV (Upper-middle/Emerging), phản ánh thể chế mạnh hỗ trợ tốt hơn cho quốc tế hóa (</w:t>
       </w:r>
       <m:oMath>
         <m:sSub>
@@ -2901,7 +2649,7 @@
         </m:sSub>
       </m:oMath>
       <w:r>
-        <w:t xml:space="preserve">: Hiệu ứng I-P gần bằng 0 hoặc âm ở Regime V (Frontier) và Regime VI (SIDS), phù hợp với Forced Internationalization Penalty (Đỗ &amp; Phan, 2026 — P8) (</w:t>
+        <w:t xml:space="preserve">: Hiệu ứng I→P gần bằng 0 hoặc âm ở Regime V (Frontier) và Regime VI (SIDS), phù hợp với Forced Internationalization Penalty (Đỗ &amp; Phan, 2026 — P8) (</w:t>
       </w:r>
       <m:oMath>
         <m:sSub>
@@ -3012,7 +2760,7 @@
         <w:t xml:space="preserve">Hm3 — cDAI amplification</w:t>
       </w:r>
       <w:r>
-        <w:t xml:space="preserve">: Hiệu ứng I-P mạnh hơn có ý nghĩa thống kê ở nước có cDAI cao so với cDAI thấp.</w:t>
+        <w:t xml:space="preserve">: Hiệu ứng I→P mạnh hơn có ý nghĩa thống kê ở nước có cDAI cao so với cDAI thấp.</w:t>
       </w:r>
       <w:r>
         <w:t xml:space="preserve"> </w:t>
@@ -3193,7 +2941,7 @@
         <w:t xml:space="preserve">Hm4 — DPL phase evolution</w:t>
       </w:r>
       <w:r>
-        <w:t xml:space="preserve">: Hiệu ứng I-P khác biệt có ý nghĩa giữa ba DPL phase, với Follow &gt; Span &gt; Precede.</w:t>
+        <w:t xml:space="preserve">: Hiệu ứng I→P khác biệt có ý nghĩa giữa ba DPL phase, với Follow &gt; Span &gt; Precede.</w:t>
       </w:r>
       <w:r>
         <w:t xml:space="preserve"> </w:t>
@@ -3510,7 +3258,7 @@
         <w:t xml:space="preserve">Tìm kiếm bổ sung</w:t>
       </w:r>
       <w:r>
-        <w:t xml:space="preserve">: (1) Backward citation scan của 5 meta-analyses lớn (Bausch &amp; Krist, 2007; Kirca et al., 2012; Marano et al., 2016; Wu et al., 2022; Arte &amp; Larimo, 2022) — quét toàn bộ reference lists; (2) Tìm kiếm bổ sung trên ABI/INFORM Complete, Business Source Complete, ScienceDirect, SpringerLink, và Emerald Insight để bao phủ các tạp chí chuyên ngành không có đầy đủ trên WoS/Scopus; (3) Hand-search nghiên cứu của nhóm tác giả về I-P (2020–2026); (4) Forward citation search qua Google Scholar cho 5 anchor studies (Bausch &amp; Krist, 2007; Kirca et al., 2012; Marano et al., 2016; Wu et al., 2022; Arte &amp; Larimo, 2022).</w:t>
+        <w:t xml:space="preserve">: (1) Backward citation scan của 5 meta-analyses lớn (Bausch &amp; Krist, 2007; Kirca et al., 2012; Marano et al., 2016; Wu et al., 2022; Arte &amp; Larimo, 2022) — quét toàn bộ reference lists; (2) Tìm kiếm bổ sung trên ABI/INFORM Complete, Business Source Complete, ScienceDirect, SpringerLink, và Emerald Insight để bao phủ các tạp chí chuyên ngành không có đầy đủ trên WoS/Scopus; (3) Hand-search nghiên cứu của nhóm tác giả về I→P (2020–2026); (4) Forward citation search qua Google Scholar cho 5 anchor studies (Bausch &amp; Krist, 2007; Kirca et al., 2012; Marano et al., 2016; Wu et al., 2022; Arte &amp; Larimo, 2022).</w:t>
       </w:r>
     </w:p>
     <w:p>
@@ -7000,7 +6748,7 @@
         <w:t xml:space="preserve">Extraction status (19/05/2026)</w:t>
       </w:r>
       <w:r>
-        <w:t xml:space="preserve">: 1 record fully extracted — S0129 (Srividhya &amp; Vidya 2024, JEI): r=0.13**, n≈992 panel firm-yrs, ICRV=3 (India), DPL=2, doi_type=fsts, fp_type=roa; S0483 (Hutzschenreuter &amp; Matt 2017, JIBS) confirmed N — JIBS Counterpoint/theoretical paper, no empirical I-P relationship.</w:t>
+        <w:t xml:space="preserve">: 1 record fully extracted — S0129 (Srividhya &amp; Vidya 2024, JEI): r=0.13**, n≈992 panel firm-yrs, ICRV=3 (India), DPL=2, doi_type=fsts, fp_type=roa; S0483 (Hutzschenreuter &amp; Matt 2017, JIBS) confirmed N — JIBS Counterpoint/theoretical paper, no empirical I→P relationship.</w:t>
       </w:r>
       <w:r>
         <w:t xml:space="preserve"> </w:t>
@@ -10456,7 +10204,7 @@
               <w:jc w:val="left"/>
             </w:pPr>
             <w:r>
-              <w:t xml:space="preserve">I-P tích cực nhưng nonlinear</w:t>
+              <w:t xml:space="preserve">I→P tích cực nhưng nonlinear</w:t>
             </w:r>
           </w:p>
         </w:tc>
@@ -10758,7 +10506,30 @@
         </m:r>
       </m:oMath>
       <w:r>
-        <w:t xml:space="preserve">) — marginal significance, KHÔNG cho thấy gradient đơn điệu rõ ràng:</w:t>
+        <w:t xml:space="preserve">) — kiểm định omnibus liên nhóm CÓ ý nghĩa thống kê (xác nhận rằng hiệu ứng I→P khác biệt giữa các regime thể chế), nhưng sự khác biệt KHÔNG hình thành một gradient đơn điệu theo chiều kỳ vọng E1a/E1b — phần lớn</w:t>
+      </w:r>
+      <w:r>
+        <w:t xml:space="preserve"> </w:t>
+      </w:r>
+      <m:oMath>
+        <m:sSub>
+          <m:e>
+            <m:r>
+              <m:t>Q</m:t>
+            </m:r>
+          </m:e>
+          <m:sub>
+            <m:r>
+              <m:t>M</m:t>
+            </m:r>
+          </m:sub>
+        </m:sSub>
+      </m:oMath>
+      <w:r>
+        <w:t xml:space="preserve"> </w:t>
+      </w:r>
+      <w:r>
+        <w:t xml:space="preserve">do ô Frontier nhỏ, hiệu ứng cao tạo ra:</w:t>
       </w:r>
     </w:p>
     <w:p>
@@ -11468,91 +11239,7 @@
         <w:pStyle w:val="BodyText"/>
       </w:pPr>
       <w:r>
-        <w:t xml:space="preserve">Meta-regression với cDAI liên tục KHÔNG có ý nghĩa thống kê (</w:t>
-      </w:r>
-      <m:oMath>
-        <m:sSub>
-          <m:e>
-            <m:r>
-              <m:t>β</m:t>
-            </m:r>
-          </m:e>
-          <m:sub>
-            <m:r>
-              <m:t>c</m:t>
-            </m:r>
-            <m:r>
-              <m:t>D</m:t>
-            </m:r>
-            <m:r>
-              <m:t>A</m:t>
-            </m:r>
-            <m:r>
-              <m:t>I</m:t>
-            </m:r>
-          </m:sub>
-        </m:sSub>
-        <m:r>
-          <m:rPr>
-            <m:sty m:val="p"/>
-          </m:rPr>
-          <m:t>=</m:t>
-        </m:r>
-        <m:r>
-          <m:rPr>
-            <m:sty m:val="p"/>
-          </m:rPr>
-          <m:t>+</m:t>
-        </m:r>
-        <m:r>
-          <m:t>0.003</m:t>
-        </m:r>
-      </m:oMath>
-      <w:r>
-        <w:t xml:space="preserve">,</w:t>
-      </w:r>
-      <w:r>
-        <w:t xml:space="preserve"> </w:t>
-      </w:r>
-      <m:oMath>
-        <m:r>
-          <m:t>S</m:t>
-        </m:r>
-        <m:r>
-          <m:t>E</m:t>
-        </m:r>
-        <m:r>
-          <m:rPr>
-            <m:sty m:val="p"/>
-          </m:rPr>
-          <m:t>=</m:t>
-        </m:r>
-        <m:r>
-          <m:t>0.010</m:t>
-        </m:r>
-      </m:oMath>
-      <w:r>
-        <w:t xml:space="preserve">,</w:t>
-      </w:r>
-      <w:r>
-        <w:t xml:space="preserve"> </w:t>
-      </w:r>
-      <m:oMath>
-        <m:r>
-          <m:t>p</m:t>
-        </m:r>
-        <m:r>
-          <m:rPr>
-            <m:sty m:val="p"/>
-          </m:rPr>
-          <m:t>=</m:t>
-        </m:r>
-        <m:r>
-          <m:t>.744</m:t>
-        </m:r>
-      </m:oMath>
-      <w:r>
-        <w:t xml:space="preserve">); Hm3 không được ủng hộ. Phân tích subgroup categorical (L/M/H):</w:t>
+        <w:t xml:space="preserve">Kiểm định omnibus liên nhóm cDAI KHÔNG có ý nghĩa thống kê; Hm3 không được ủng hộ. Phân tích subgroup categorical (L/M/H):</w:t>
       </w:r>
     </w:p>
     <w:p>
@@ -12188,7 +11875,7 @@
         </m:r>
       </m:oMath>
       <w:r>
-        <w:t xml:space="preserve">); Hm2 không được ủng hộ. Thứ tự thực tế ngược chiều kỳ vọng:</w:t>
+        <w:t xml:space="preserve">); Hm4 không được ủng hộ. Thứ tự thực tế ngược chiều kỳ vọng:</w:t>
       </w:r>
     </w:p>
     <w:p>
@@ -12488,7 +12175,7 @@
         <w:pStyle w:val="BodyText"/>
       </w:pPr>
       <w:r>
-        <w:t xml:space="preserve">Thứ tự thực tế là PRE &gt; FOL &gt; SPN — ngược với kỳ vọng Follow &gt; Span &gt; Precede. Pairwise comparisons đều không có ý nghĩa (tất cả p &gt; .05). Kết quả này không ủng hộ DPL framework trong bối cảnh I-P WBES data; cần giải thích trong Discussion.</w:t>
+        <w:t xml:space="preserve">Thứ tự thực tế là PRE &gt; FOL &gt; SPN — ngược với kỳ vọng Follow &gt; Span &gt; Precede. Pairwise comparisons đều không có ý nghĩa (tất cả p &gt; .05). Kết quả này không ủng hộ DPL framework trong bối cảnh I→P WBES data; cần giải thích trong Discussion.</w:t>
       </w:r>
     </w:p>
     <w:bookmarkEnd w:id="47"/>
@@ -12910,7 +12597,7 @@
           </m:dPr>
           <m:e>
             <m:r>
-              <m:t>0.019</m:t>
+              <m:t>0.023</m:t>
             </m:r>
             <m:r>
               <m:rPr>
@@ -12919,7 +12606,7 @@
               <m:t>,</m:t>
             </m:r>
             <m:r>
-              <m:t>0.051</m:t>
+              <m:t>0.048</m:t>
             </m:r>
           </m:e>
         </m:d>
@@ -12971,7 +12658,7 @@
         <w:t xml:space="preserve">phát hiện chính</w:t>
       </w:r>
       <w:r>
-        <w:t xml:space="preserve">: I-P effect bị phóng đại đáng kể bởi publication bias</w:t>
+        <w:t xml:space="preserve">: I→P effect bị phóng đại đáng kể bởi publication bias</w:t>
       </w:r>
     </w:p>
     <w:p>
@@ -13261,7 +12948,7 @@
               <w:jc w:val="left"/>
             </w:pPr>
             <w:r>
-              <w:t xml:space="preserve">[0.059, 0.094]</w:t>
+              <w:t xml:space="preserve">[0.060, 0.094]</w:t>
             </w:r>
           </w:p>
         </w:tc>
@@ -13311,7 +12998,7 @@
               <w:jc w:val="left"/>
             </w:pPr>
             <w:r>
-              <w:t xml:space="preserve">0.073</w:t>
+              <w:t xml:space="preserve">0.074</w:t>
             </w:r>
           </w:p>
         </w:tc>
@@ -13385,7 +13072,7 @@
               <w:jc w:val="left"/>
             </w:pPr>
             <w:r>
-              <w:t xml:space="preserve">[0.059, 0.091]</w:t>
+              <w:t xml:space="preserve">[0.060, 0.091]</w:t>
             </w:r>
           </w:p>
         </w:tc>
@@ -13559,19 +13246,19 @@
               <w:jc w:val="left"/>
             </w:pPr>
             <w:r>
-              <w:t xml:space="preserve">[0.071, 0.076]</w:t>
-            </w:r>
-          </w:p>
-        </w:tc>
-        <w:tc>
-          <w:tcPr/>
-          <w:p>
-            <w:pPr>
-              <w:pStyle w:val="Compact"/>
-              <w:jc w:val="left"/>
-            </w:pPr>
-            <w:r>
-              <w:t xml:space="preserve">0/287 đảo chiều</w:t>
+              <w:t xml:space="preserve">[0.071, 0.075]</w:t>
+            </w:r>
+          </w:p>
+        </w:tc>
+        <w:tc>
+          <w:tcPr/>
+          <w:p>
+            <w:pPr>
+              <w:pStyle w:val="Compact"/>
+              <w:jc w:val="left"/>
+            </w:pPr>
+            <w:r>
+              <w:t xml:space="preserve">0/288 đảo chiều</w:t>
             </w:r>
           </w:p>
         </w:tc>
@@ -13594,7 +13281,7 @@
         <w:pStyle w:val="BodyText"/>
       </w:pPr>
       <w:r>
-        <w:t xml:space="preserve">Kết quả pooled estimate rất stable (range 0.060–0.077). Moderator effects không stable: cDAI và DPL đều không significant trong main analysis. ICRV marginal (p=.002) nhưng driven bởi FR anomaly (k=3).</w:t>
+        <w:t xml:space="preserve">Kết quả pooled estimate rất stable (range 0.061–0.077). Moderator effects: cDAI và DPL đều không significant trong main analysis; kiểm định omnibus ICRV có ý nghĩa (p=.002) nhưng driven bởi FR anomaly (k=3) nên gradient đơn điệu không được xác nhận.</w:t>
       </w:r>
     </w:p>
     <w:p>
@@ -13739,7 +13426,7 @@
         </m:r>
       </m:oMath>
       <w:r>
-        <w:t xml:space="preserve">) — DAI khuếch đại hiệu ứng I-P ở mức FSTS cao. Consistent với Hm3 (cDAI amplification ở Regime I với cDAI cao).</w:t>
+        <w:t xml:space="preserve">) — DAI khuếch đại hiệu ứng I→P ở mức FSTS cao. Consistent với Hm3 (cDAI amplification ở Regime I với cDAI cao).</w:t>
       </w:r>
     </w:p>
     <w:p>
@@ -13857,7 +13544,53 @@
         <w:t xml:space="preserve">Implication meta-analytic</w:t>
       </w:r>
       <w:r>
-        <w:t xml:space="preserve">: ICRV gradient marginal (Hm2</w:t>
+        <w:t xml:space="preserve">: Kiểm định omnibus ICRV liên nhóm CÓ ý nghĩa (</w:t>
+      </w:r>
+      <m:oMath>
+        <m:sSub>
+          <m:e>
+            <m:r>
+              <m:t>Q</m:t>
+            </m:r>
+          </m:e>
+          <m:sub>
+            <m:r>
+              <m:t>M</m:t>
+            </m:r>
+          </m:sub>
+        </m:sSub>
+        <m:r>
+          <m:rPr>
+            <m:sty m:val="p"/>
+          </m:rPr>
+          <m:t>=</m:t>
+        </m:r>
+        <m:r>
+          <m:t>17.35</m:t>
+        </m:r>
+      </m:oMath>
+      <w:r>
+        <w:t xml:space="preserve">,</w:t>
+      </w:r>
+      <w:r>
+        <w:t xml:space="preserve"> </w:t>
+      </w:r>
+      <m:oMath>
+        <m:r>
+          <m:t>p</m:t>
+        </m:r>
+        <m:r>
+          <m:rPr>
+            <m:sty m:val="p"/>
+          </m:rPr>
+          <m:t>=</m:t>
+        </m:r>
+        <m:r>
+          <m:t>.002</m:t>
+        </m:r>
+      </m:oMath>
+      <w:r>
+        <w:t xml:space="preserve">; Hm2 ở khía cạnh</w:t>
       </w:r>
       <w:r>
         <w:t xml:space="preserve"> </w:t>
@@ -13866,13 +13599,36 @@
         <w:t xml:space="preserve">“</w:t>
       </w:r>
       <w:r>
-        <w:t xml:space="preserve">partially supported</w:t>
+        <w:t xml:space="preserve">các regime khác biệt</w:t>
       </w:r>
       <w:r>
         <w:t xml:space="preserve">”</w:t>
       </w:r>
       <w:r>
-        <w:t xml:space="preserve">) nhưng không đơn điệu — FR anomaly (k=3) là nguồn chính của Q_M=17.35. cDAI và DPL đều không có ý nghĩa. Phát hiện chính là thiên lệch công bố:</w:t>
+        <w:t xml:space="preserve"> </w:t>
+      </w:r>
+      <w:r>
+        <w:t xml:space="preserve">được ủng hộ), nhưng KHÔNG hình thành gradient đơn điệu — FR anomaly (k=3) là nguồn chính của</w:t>
+      </w:r>
+      <w:r>
+        <w:t xml:space="preserve"> </w:t>
+      </w:r>
+      <m:oMath>
+        <m:sSub>
+          <m:e>
+            <m:r>
+              <m:t>Q</m:t>
+            </m:r>
+          </m:e>
+          <m:sub>
+            <m:r>
+              <m:t>M</m:t>
+            </m:r>
+          </m:sub>
+        </m:sSub>
+      </m:oMath>
+      <w:r>
+        <w:t xml:space="preserve">, nên propositions khám phá E1a/E1b không được xác nhận. cDAI và DPL đều không có ý nghĩa. Phát hiện chính là thiên lệch công bố:</w:t>
       </w:r>
       <w:r>
         <w:t xml:space="preserve"> </w:t>
@@ -13917,7 +13673,7 @@
         <w:t xml:space="preserve"> </w:t>
       </w:r>
       <w:r>
-        <w:t xml:space="preserve">vs. unadjusted 0.074. Hàm ý: I-P effect nhỏ hơn kỳ vọng khi điều chỉnh publication bias.</w:t>
+        <w:t xml:space="preserve">vs. unadjusted 0.074. Hàm ý: I→P effect nhỏ hơn kỳ vọng khi điều chỉnh publication bias.</w:t>
       </w:r>
     </w:p>
     <w:bookmarkEnd w:id="51"/>
@@ -13942,7 +13698,98 @@
         <w:t xml:space="preserve">Đóng góp 1 — Three-level MARA</w:t>
       </w:r>
       <w:r>
-        <w:t xml:space="preserve">: Phân tách heterogeneity thành ba cấp tiết lộ rằng phần lớn variance trong I-P literature bắt nguồn từ between-study variance (</w:t>
+        <w:t xml:space="preserve">: Phân tách heterogeneity thành hai cấp tiết lộ rằng phần lớn variance trong I→P literature bắt nguồn từ within-study variance (</w:t>
+      </w:r>
+      <m:oMath>
+        <m:sSubSup>
+          <m:e>
+            <m:r>
+              <m:t>σ</m:t>
+            </m:r>
+          </m:e>
+          <m:sub>
+            <m:d>
+              <m:dPr>
+                <m:begChr m:val="("/>
+                <m:endChr m:val=")"/>
+                <m:sepChr m:val=""/>
+                <m:grow/>
+              </m:dPr>
+              <m:e>
+                <m:r>
+                  <m:t>2</m:t>
+                </m:r>
+              </m:e>
+            </m:d>
+          </m:sub>
+          <m:sup>
+            <m:r>
+              <m:t>2</m:t>
+            </m:r>
+          </m:sup>
+        </m:sSubSup>
+        <m:r>
+          <m:rPr>
+            <m:sty m:val="p"/>
+          </m:rPr>
+          <m:t>=</m:t>
+        </m:r>
+        <m:r>
+          <m:t>0.00874</m:t>
+        </m:r>
+      </m:oMath>
+      <w:r>
+        <w:t xml:space="preserve">,</w:t>
+      </w:r>
+      <w:r>
+        <w:t xml:space="preserve"> </w:t>
+      </w:r>
+      <m:oMath>
+        <m:sSubSup>
+          <m:e>
+            <m:r>
+              <m:t>I</m:t>
+            </m:r>
+          </m:e>
+          <m:sub>
+            <m:d>
+              <m:dPr>
+                <m:begChr m:val="("/>
+                <m:endChr m:val=")"/>
+                <m:sepChr m:val=""/>
+                <m:grow/>
+              </m:dPr>
+              <m:e>
+                <m:r>
+                  <m:t>2</m:t>
+                </m:r>
+              </m:e>
+            </m:d>
+          </m:sub>
+          <m:sup>
+            <m:r>
+              <m:t>2</m:t>
+            </m:r>
+          </m:sup>
+        </m:sSubSup>
+        <m:r>
+          <m:rPr>
+            <m:sty m:val="p"/>
+          </m:rPr>
+          <m:t>=</m:t>
+        </m:r>
+        <m:r>
+          <m:t>54.1</m:t>
+        </m:r>
+        <m:r>
+          <m:rPr>
+            <m:sty m:val="p"/>
+          </m:rPr>
+          <m:t>%</m:t>
+        </m:r>
+      </m:oMath>
+      <w:r>
+        <w:t xml:space="preserve">) chứ không phải between-study (</w:t>
       </w:r>
       <m:oMath>
         <m:sSubSup>
@@ -13972,15 +13819,27 @@
             </m:r>
           </m:sup>
         </m:sSubSup>
+        <m:r>
+          <m:rPr>
+            <m:sty m:val="p"/>
+          </m:rPr>
+          <m:t>=</m:t>
+        </m:r>
+        <m:r>
+          <m:t>0.00135</m:t>
+        </m:r>
       </m:oMath>
       <w:r>
-        <w:t xml:space="preserve">) chứ không phải within-study (</w:t>
+        <w:t xml:space="preserve">,</w:t>
+      </w:r>
+      <w:r>
+        <w:t xml:space="preserve"> </w:t>
       </w:r>
       <m:oMath>
         <m:sSubSup>
           <m:e>
             <m:r>
-              <m:t>σ</m:t>
+              <m:t>I</m:t>
             </m:r>
           </m:e>
           <m:sub>
@@ -13993,7 +13852,7 @@
               </m:dPr>
               <m:e>
                 <m:r>
-                  <m:t>2</m:t>
+                  <m:t>3</m:t>
                 </m:r>
               </m:e>
             </m:d>
@@ -14004,6 +13863,21 @@
             </m:r>
           </m:sup>
         </m:sSubSup>
+        <m:r>
+          <m:rPr>
+            <m:sty m:val="p"/>
+          </m:rPr>
+          <m:t>=</m:t>
+        </m:r>
+        <m:r>
+          <m:t>8.4</m:t>
+        </m:r>
+        <m:r>
+          <m:rPr>
+            <m:sty m:val="p"/>
+          </m:rPr>
+          <m:t>%</m:t>
+        </m:r>
       </m:oMath>
       <w:r>
         <w:t xml:space="preserve">). Điều này có nghĩa là</w:t>
@@ -14016,33 +13890,13 @@
           <w:bCs/>
           <w:b/>
         </w:rPr>
-        <w:t xml:space="preserve">bối cảnh quốc gia và thời gian</w:t>
-      </w:r>
-      <w:r>
-        <w:t xml:space="preserve"> </w:t>
-      </w:r>
-      <w:r>
-        <w:t xml:space="preserve">— không phải design methodological của từng study — là nguồn chính của heterogeneity. Hàm ý: các meta-analysis tương lai nên áp dụng three-level model để tránh underestimate</w:t>
-      </w:r>
-      <w:r>
-        <w:t xml:space="preserve"> </w:t>
-      </w:r>
-      <m:oMath>
-        <m:sSup>
-          <m:e>
-            <m:r>
-              <m:t>I</m:t>
-            </m:r>
-          </m:e>
-          <m:sup>
-            <m:r>
-              <m:t>2</m:t>
-            </m:r>
-          </m:sup>
-        </m:sSup>
-      </m:oMath>
-      <w:r>
-        <w:t xml:space="preserve">.</w:t>
+        <w:t xml:space="preserve">các lựa chọn phương pháp bên trong từng nghiên cứu</w:t>
+      </w:r>
+      <w:r>
+        <w:t xml:space="preserve"> </w:t>
+      </w:r>
+      <w:r>
+        <w:t xml:space="preserve">— cách đo lường DOI/FP, đặc tả mô hình, sub-sample — chứ không phải khác biệt thể chế ổn định giữa các quốc gia, là nguồn chính của heterogeneity. Hàm ý: các meta-analysis tương lai nên áp dụng three-level model để phân tách đúng variance giữa các cấp.</w:t>
       </w:r>
     </w:p>
     <w:p>
@@ -14152,7 +14006,7 @@
         <w:t xml:space="preserve"> </w:t>
       </w:r>
       <w:r>
-        <w:t xml:space="preserve">chỉ ra rằng I-P literature có thiên lệch công bố đáng kể. Adjusted estimate vẫn dương và có ý nghĩa (</w:t>
+        <w:t xml:space="preserve">chỉ ra rằng I→P literature có thiên lệch công bố đáng kể. Adjusted estimate vẫn dương và có ý nghĩa (</w:t>
       </w:r>
       <m:oMath>
         <m:r>
@@ -14181,10 +14035,59 @@
           <w:bCs/>
           <w:b/>
         </w:rPr>
-        <w:t xml:space="preserve">Đóng góp 3 — ICRV marginal moderation</w:t>
-      </w:r>
-      <w:r>
-        <w:t xml:space="preserve">: Q_M=17.35 (p=.002) marginal nhưng FR anomaly (k=3) là driver chính. Không có gradient ICRV đơn điệu từ data thực tế — cần thêm studies ở Frontier và SIDS để kết luận.</w:t>
+        <w:t xml:space="preserve">Đóng góp 3 — ICRV moderation có ý nghĩa nhưng không đơn điệu</w:t>
+      </w:r>
+      <w:r>
+        <w:t xml:space="preserve">: Kiểm định omnibus</w:t>
+      </w:r>
+      <w:r>
+        <w:t xml:space="preserve"> </w:t>
+      </w:r>
+      <m:oMath>
+        <m:sSub>
+          <m:e>
+            <m:r>
+              <m:t>Q</m:t>
+            </m:r>
+          </m:e>
+          <m:sub>
+            <m:r>
+              <m:t>M</m:t>
+            </m:r>
+          </m:sub>
+        </m:sSub>
+        <m:r>
+          <m:rPr>
+            <m:sty m:val="p"/>
+          </m:rPr>
+          <m:t>=</m:t>
+        </m:r>
+        <m:r>
+          <m:t>17.35</m:t>
+        </m:r>
+      </m:oMath>
+      <w:r>
+        <w:t xml:space="preserve"> </w:t>
+      </w:r>
+      <w:r>
+        <w:t xml:space="preserve">(</w:t>
+      </w:r>
+      <m:oMath>
+        <m:r>
+          <m:t>p</m:t>
+        </m:r>
+        <m:r>
+          <m:rPr>
+            <m:sty m:val="p"/>
+          </m:rPr>
+          <m:t>=</m:t>
+        </m:r>
+        <m:r>
+          <m:t>.002</m:t>
+        </m:r>
+      </m:oMath>
+      <w:r>
+        <w:t xml:space="preserve">) CÓ ý nghĩa thống kê — các regime thể chế khác biệt — nhưng FR anomaly (k=3) là driver chính, nên không có gradient ICRV đơn điệu từ data thực tế; cần thêm studies ở Frontier và SIDS để adjudicate propositions E1a/E1b.</w:t>
       </w:r>
     </w:p>
     <w:bookmarkEnd w:id="52"/>
@@ -14260,7 +14163,7 @@
         <w:t xml:space="preserve"> </w:t>
       </w:r>
       <w:r>
-        <w:t xml:space="preserve">gợi ý rằng lợi ích I-P nhỏ hơn nhiều so với literature thường báo cáo — doanh nghiệp không nên kỳ vọng tự động improvement từ internationalization</w:t>
+        <w:t xml:space="preserve">gợi ý rằng lợi ích I→P nhỏ hơn nhiều so với literature thường báo cáo — doanh nghiệp không nên kỳ vọng tự động improvement từ internationalization</w:t>
       </w:r>
       <w:r>
         <w:t xml:space="preserve"> </w:t>
@@ -14308,7 +14211,33 @@
         <w:t xml:space="preserve"> </w:t>
       </w:r>
       <w:r>
-        <w:t xml:space="preserve">- cDAI KHÔNG có hiệu ứng điều tiết đáng kể trong meta-analysis (p=.744) — digital adoption quốc gia không tự động khuếch đại I-P</w:t>
+        <w:t xml:space="preserve">- cDAI KHÔNG có hiệu ứng điều tiết đáng kể trong meta-analysis (</w:t>
+      </w:r>
+      <m:oMath>
+        <m:sSub>
+          <m:e>
+            <m:r>
+              <m:t>Q</m:t>
+            </m:r>
+          </m:e>
+          <m:sub>
+            <m:r>
+              <m:t>M</m:t>
+            </m:r>
+          </m:sub>
+        </m:sSub>
+        <m:r>
+          <m:rPr>
+            <m:sty m:val="p"/>
+          </m:rPr>
+          <m:t>=</m:t>
+        </m:r>
+        <m:r>
+          <m:t>1.23</m:t>
+        </m:r>
+      </m:oMath>
+      <w:r>
+        <w:t xml:space="preserve">, p=.541) — digital adoption quốc gia không tự động khuếch đại I→P</w:t>
       </w:r>
     </w:p>
     <w:p>
@@ -14329,13 +14258,13 @@
         <w:t xml:space="preserve"> </w:t>
       </w:r>
       <w:r>
-        <w:t xml:space="preserve">- Publication bias lớn (k_imp=57) gợi ý nhiều negative findings về I-P không được công bố — cần incentivize null result publication</w:t>
-      </w:r>
-      <w:r>
-        <w:t xml:space="preserve"> </w:t>
-      </w:r>
-      <w:r>
-        <w:t xml:space="preserve">- Cải thiện institutional quality vẫn là yếu tố quan trọng (ICRV gradient marginal, p=.002)</w:t>
+        <w:t xml:space="preserve">- Publication bias lớn (k_imp=58) gợi ý nhiều negative findings về I→P không được công bố — cần incentivize null result publication</w:t>
+      </w:r>
+      <w:r>
+        <w:t xml:space="preserve"> </w:t>
+      </w:r>
+      <w:r>
+        <w:t xml:space="preserve">- Cải thiện institutional quality vẫn là yếu tố quan trọng (kiểm định ICRV omnibus có ý nghĩa, p=.002)</w:t>
       </w:r>
       <w:r>
         <w:t xml:space="preserve"> </w:t>
@@ -14451,7 +14380,7 @@
         <w:pStyle w:val="FirstParagraph"/>
       </w:pPr>
       <w:r>
-        <w:t xml:space="preserve">Nghiên cứu này cập nhật và nâng cấp phân tích tổng hợp về quan hệ internationalization–firm performance (I-P) từ baseline ICBEF 2025 (</w:t>
+        <w:t xml:space="preserve">Nghiên cứu này cập nhật và nâng cấp phân tích tổng hợp về quan hệ internationalization–firm performance (I→P) từ baseline ICBEF 2025 (</w:t>
       </w:r>
       <m:oMath>
         <m:r>
@@ -14531,7 +14460,7 @@
         <w:pStyle w:val="BodyText"/>
       </w:pPr>
       <w:r>
-        <w:t xml:space="preserve">Về phương pháp, đây là meta-analysis đầu tiên trong literature I-P áp dụng three-level MARA (Cheung, 2014; Van den Noortgate et al., 2013) để phân tách heterogeneity thành ba cấp — một cải tiến quan trọng so với single-level pooling truyền thống. Kết quả cho thấy phần lớn</w:t>
+        <w:t xml:space="preserve">Về phương pháp, đây là meta-analysis đầu tiên trong literature I→P áp dụng three-level MARA (Cheung, 2014; Van den Noortgate et al., 2013) để phân tách heterogeneity thành các cấp lồng nhau — một cải tiến quan trọng so với single-level pooling truyền thống. Kết quả cho thấy tổng</w:t>
       </w:r>
       <w:r>
         <w:t xml:space="preserve"> </w:t>
@@ -14556,7 +14485,7 @@
           <m:t>=</m:t>
         </m:r>
         <m:r>
-          <m:t>87.92</m:t>
+          <m:t>62.4</m:t>
         </m:r>
         <m:r>
           <m:rPr>
@@ -14569,7 +14498,7 @@
         <w:t xml:space="preserve"> </w:t>
       </w:r>
       <w:r>
-        <w:t xml:space="preserve">bắt nguồn từ between-study variance, xác nhận rằng</w:t>
+        <w:t xml:space="preserve">chủ yếu nằm ở within-study variance (Level 2, 54.1%) hơn là between-study (Level 3, 8.4%), xác nhận rằng</w:t>
       </w:r>
       <w:r>
         <w:t xml:space="preserve"> </w:t>
@@ -14579,13 +14508,13 @@
           <w:bCs/>
           <w:b/>
         </w:rPr>
-        <w:t xml:space="preserve">bối cảnh</w:t>
-      </w:r>
-      <w:r>
-        <w:t xml:space="preserve"> </w:t>
-      </w:r>
-      <w:r>
-        <w:t xml:space="preserve">là nguồn chính của heterogeneity I-P.</w:t>
+        <w:t xml:space="preserve">các lựa chọn phương pháp bên trong nghiên cứu</w:t>
+      </w:r>
+      <w:r>
+        <w:t xml:space="preserve"> </w:t>
+      </w:r>
+      <w:r>
+        <w:t xml:space="preserve">— chứ không phải khác biệt bối cảnh quốc gia — là nguồn chính của heterogeneity I→P.</w:t>
       </w:r>
     </w:p>
     <w:p>
@@ -14593,7 +14522,7 @@
         <w:pStyle w:val="BodyText"/>
       </w:pPr>
       <w:r>
-        <w:t xml:space="preserve">Về lý thuyết, kết quả thực tế từ MARA (k=238, K=288) cho thấy: Hm2 (ICRV gradient) được ủng hộ một phần (Q_M=17.35, p=.002, nhưng driven bởi FR anomaly k=3); Hm3 (cDAI amplification) không được ủng hộ (p=.744); Hm4 (DPL evolution) không được ủng hộ (p=.755).</w:t>
+        <w:t xml:space="preserve">Về lý thuyết, kết quả thực tế từ MARA (k=238, K=288) cho thấy: kiểm định omnibus ICRV (Hm2) CÓ ý nghĩa (Q_M=17.35, p=.002) — các regime thể chế khác biệt — nhưng gradient đơn điệu E1a/E1b không được xác nhận do FR anomaly (k=3) chi phối; Hm3 (cDAI amplification) không được ủng hộ (Q_M=1.23, p=.541); Hm4 (DPL evolution) không được ủng hộ (Q_M=0.56, p=.755).</w:t>
       </w:r>
       <w:r>
         <w:t xml:space="preserve"> </w:t>
@@ -14691,7 +14620,7 @@
         <w:pStyle w:val="BodyText"/>
       </w:pPr>
       <w:r>
-        <w:t xml:space="preserve">Về thực tiễn, kết quả gợi ý rằng doanh nghiệp không nên kỳ vọng automatic I-P premium lớn — lợi ích thực tế (</w:t>
+        <w:t xml:space="preserve">Về thực tiễn, kết quả gợi ý rằng doanh nghiệp không nên kỳ vọng automatic I→P premium lớn — lợi ích thực tế (</w:t>
       </w:r>
       <m:oMath>
         <m:sSub>
@@ -14738,7 +14667,7 @@
         <w:pStyle w:val="BodyText"/>
       </w:pPr>
       <w:r>
-        <w:t xml:space="preserve">P6 UPDATED cung cấp baseline tổng hợp đầy đủ nhất cho Chương 4.1 của luận án, với đóng góp phương pháp (three-level MARA đầu tiên) và phát hiện mới về publication bias đáng kể trong I-P literature.</w:t>
+        <w:t xml:space="preserve">P6 UPDATED cung cấp baseline tổng hợp đầy đủ nhất cho Chương 4.1 của luận án, với đóng góp phương pháp (three-level MARA đầu tiên) và phát hiện mới về publication bias đáng kể trong I→P literature.</w:t>
       </w:r>
     </w:p>
     <w:p>
@@ -15281,7 +15210,7 @@
         <w:t xml:space="preserve"> </w:t>
       </w:r>
       <w:r>
-        <w:t xml:space="preserve">(Vol. 2, pp. 469–489). College of Economics, Can Tho University. [ICBEF 2025]</w:t>
+        <w:t xml:space="preserve">(Vol. 2, pp. 469–489). School of Economics, Can Tho University. [ICBEF 2025]</w:t>
       </w:r>
     </w:p>
     <w:p>
@@ -17662,7 +17591,7 @@
           <w:iCs/>
           <w:i/>
         </w:rPr>
-        <w:t xml:space="preserve">Bản thảo v2.0 (19/05/2026). NCS: Đỗ Thùy Hương. HD: PGS.TS. Phan Anh Tú. Trường Đại học Cần Thơ. Khoa Kinh tế. Chuyên ngành: Quản trị kinh doanh. Kết quả Mục 4 từ</w:t>
+        <w:t xml:space="preserve">Bản thảo v2.4 (24/05/2026). NCS: Đỗ Thùy Hương. HD: PGS.TS. Phan Anh Tú. Trường Đại học Cần Thơ. Trường Kinh tế. Chuyên ngành: Quản trị kinh doanh. Kết quả Mục 4 từ</w:t>
       </w:r>
       <w:r>
         <w:rPr>
@@ -17677,28 +17606,14 @@
           <w:iCs/>
           <w:i/>
         </w:rPr>
-        <w:t xml:space="preserve">p6_real_mara.R</w:t>
+        <w:t xml:space="preserve">p6_real_mara.py</w:t>
       </w:r>
       <w:r>
         <w:rPr>
           <w:iCs/>
           <w:i/>
         </w:rPr>
-        <w:t xml:space="preserve"> </w:t>
-      </w:r>
-      <w:r>
-        <w:rPr>
-          <w:iCs/>
-          <w:i/>
-        </w:rPr>
-        <w:t xml:space="preserve">(K=288, k=238). Database: S001–S238+ (baseline 113 từ ICBEF 2025 + S114–S175 backward scan + S176–S194 author papers + S195–S235 forward/supplementary screen + S236–S238 bổ sung 16/05/2026). Coding database:</w:t>
-      </w:r>
-      <w:r>
-        <w:rPr>
-          <w:iCs/>
-          <w:i/>
-        </w:rPr>
-        <w:t xml:space="preserve"> </w:t>
+        <w:t xml:space="preserve">/</w:t>
       </w:r>
       <w:r>
         <w:rPr>
@@ -17706,14 +17621,21 @@
           <w:iCs/>
           <w:i/>
         </w:rPr>
-        <w:t xml:space="preserve">p6/p6_study_database_coded.md</w:t>
+        <w:t xml:space="preserve">p6_real_mara.R</w:t>
       </w:r>
       <w:r>
         <w:rPr>
           <w:iCs/>
           <w:i/>
         </w:rPr>
-        <w:t xml:space="preserve">; APA citations:</w:t>
+        <w:t xml:space="preserve"> </w:t>
+      </w:r>
+      <w:r>
+        <w:rPr>
+          <w:iCs/>
+          <w:i/>
+        </w:rPr>
+        <w:t xml:space="preserve">(K=288, k=238, coded baseline đã xác minh). Database canonical:</w:t>
       </w:r>
       <w:r>
         <w:rPr>
@@ -17728,14 +17650,21 @@
           <w:iCs/>
           <w:i/>
         </w:rPr>
-        <w:t xml:space="preserve">p6/p6_primary_studies_apa7.md</w:t>
+        <w:t xml:space="preserve">p6/data/p6_study_database.csv</w:t>
       </w:r>
       <w:r>
         <w:rPr>
           <w:iCs/>
           <w:i/>
         </w:rPr>
-        <w:t xml:space="preserve">; effect data:</w:t>
+        <w:t xml:space="preserve"> </w:t>
+      </w:r>
+      <w:r>
+        <w:rPr>
+          <w:iCs/>
+          <w:i/>
+        </w:rPr>
+        <w:t xml:space="preserve">(k=238, K=288 effect sizes, hand-coded baseline). Coding database:</w:t>
       </w:r>
       <w:r>
         <w:rPr>
@@ -17750,21 +17679,14 @@
           <w:iCs/>
           <w:i/>
         </w:rPr>
-        <w:t xml:space="preserve">p6/results/forest_data.csv</w:t>
+        <w:t xml:space="preserve">p6/p6_study_database_coded.md</w:t>
       </w:r>
       <w:r>
         <w:rPr>
           <w:iCs/>
           <w:i/>
         </w:rPr>
-        <w:t xml:space="preserve"> </w:t>
-      </w:r>
-      <w:r>
-        <w:rPr>
-          <w:iCs/>
-          <w:i/>
-        </w:rPr>
-        <w:t xml:space="preserve">(K=288); canonical tracker v2:</w:t>
+        <w:t xml:space="preserve">; APA citations:</w:t>
       </w:r>
       <w:r>
         <w:rPr>
@@ -17779,21 +17701,14 @@
           <w:iCs/>
           <w:i/>
         </w:rPr>
-        <w:t xml:space="preserve">p6/tools/results/fulltext_to_extraction_tracker_v2.csv</w:t>
+        <w:t xml:space="preserve">p6/p6_primary_studies_apa7.md</w:t>
       </w:r>
       <w:r>
         <w:rPr>
           <w:iCs/>
           <w:i/>
         </w:rPr>
-        <w:t xml:space="preserve"> </w:t>
-      </w:r>
-      <w:r>
-        <w:rPr>
-          <w:iCs/>
-          <w:i/>
-        </w:rPr>
-        <w:t xml:space="preserve">(435×58 cols; Y=435/N=100, UNSURE=0; extraction_priority: 310</w:t>
+        <w:t xml:space="preserve">; canonical tracker v3:</w:t>
       </w:r>
       <w:r>
         <w:rPr>
@@ -17808,43 +17723,14 @@
           <w:iCs/>
           <w:i/>
         </w:rPr>
-        <w:t xml:space="preserve">1_DOI_FIRST</w:t>
+        <w:t xml:space="preserve">p6/tools/results/fulltext_to_extraction_tracker_v3.csv</w:t>
       </w:r>
       <w:r>
         <w:rPr>
           <w:iCs/>
           <w:i/>
         </w:rPr>
-        <w:t xml:space="preserve"> </w:t>
-      </w:r>
-      <w:r>
-        <w:rPr>
-          <w:iCs/>
-          <w:i/>
-        </w:rPr>
-        <w:t xml:space="preserve">+ 125</w:t>
-      </w:r>
-      <w:r>
-        <w:rPr>
-          <w:iCs/>
-          <w:i/>
-        </w:rPr>
-        <w:t xml:space="preserve"> </w:t>
-      </w:r>
-      <w:r>
-        <w:rPr>
-          <w:rStyle w:val="VerbatimChar"/>
-          <w:iCs/>
-          <w:i/>
-        </w:rPr>
-        <w:t xml:space="preserve">2_NO_DOI_MANUAL</w:t>
-      </w:r>
-      <w:r>
-        <w:rPr>
-          <w:iCs/>
-          <w:i/>
-        </w:rPr>
-        <w:t xml:space="preserve">). OSF pre-registration: https://osf.io/z37kn (DOI: 10.17605/OSF.IO/Z37KN). Corpus chính: chỉ peer-reviewed journal articles + articles in press với DOI; luận án và working papers ghi nhận trong PRISMA flow nhưng không đưa vào phân tích chính.</w:t>
+        <w:t xml:space="preserve">. OSF pre-registration: https://osf.io/z37kn (DOI: 10.17605/OSF.IO/Z37KN). Corpus chính: chỉ peer-reviewed journal articles + articles in press với DOI; luận án và working papers ghi nhận trong PRISMA flow nhưng không đưa vào phân tích chính.</w:t>
       </w:r>
     </w:p>
     <w:bookmarkEnd w:id="61"/>

--- a/dist/downloads/manuscripts_vi/p6_meta_vi.docx
+++ b/dist/downloads/manuscripts_vi/p6_meta_vi.docx
@@ -18160,7 +18160,7 @@
     <w:name w:val="Normal"/>
     <w:qFormat/>
     <w:pPr>
-      <w:spacing w:line="360" w:lineRule="auto"/>
+      <w:spacing w:line="288" w:lineRule="auto"/>
       <w:jc w:val="both"/>
     </w:pPr>
     <w:rPr>
@@ -18174,7 +18174,7 @@
     <w:basedOn w:val="Normal"/>
     <w:link w:val="BodyTextChar"/>
     <w:pPr>
-      <w:spacing w:after="180" w:before="180" w:line="360" w:lineRule="auto"/>
+      <w:spacing w:after="180" w:before="180" w:line="288" w:lineRule="auto"/>
       <w:jc w:val="both"/>
     </w:pPr>
     <w:qFormat/>
@@ -18190,7 +18190,7 @@
     <w:next w:val="BodyText"/>
     <w:qFormat/>
     <w:pPr>
-      <w:spacing w:line="360" w:lineRule="auto"/>
+      <w:spacing w:line="288" w:lineRule="auto"/>
       <w:jc w:val="both"/>
     </w:pPr>
     <w:rPr>
@@ -18204,7 +18204,7 @@
     <w:basedOn w:val="BodyText"/>
     <w:qFormat/>
     <w:pPr>
-      <w:spacing w:after="36" w:before="36" w:line="360" w:lineRule="auto"/>
+      <w:spacing w:after="36" w:before="36" w:line="288" w:lineRule="auto"/>
       <w:jc w:val="both"/>
     </w:pPr>
     <w:rPr>
@@ -18221,7 +18221,7 @@
     <w:pPr>
       <w:keepNext/>
       <w:keepLines/>
-      <w:spacing w:after="240" w:before="480" w:line="360" w:lineRule="auto"/>
+      <w:spacing w:after="240" w:before="480" w:line="288" w:lineRule="auto"/>
       <w:jc w:val="both"/>
     </w:pPr>
     <w:rPr>
@@ -18241,7 +18241,7 @@
     <w:pPr>
       <w:keepNext/>
       <w:keepLines/>
-      <w:spacing w:after="240" w:before="240" w:line="360" w:lineRule="auto"/>
+      <w:spacing w:after="240" w:before="240" w:line="288" w:lineRule="auto"/>
       <w:jc w:val="both"/>
     </w:pPr>
     <w:rPr>
@@ -18258,7 +18258,7 @@
     <w:pPr>
       <w:keepNext/>
       <w:keepLines/>
-      <w:spacing w:line="360" w:lineRule="auto"/>
+      <w:spacing w:line="288" w:lineRule="auto"/>
       <w:jc w:val="both"/>
     </w:pPr>
     <w:rPr>
@@ -18274,7 +18274,7 @@
     <w:pPr>
       <w:keepNext/>
       <w:keepLines/>
-      <w:spacing w:line="360" w:lineRule="auto"/>
+      <w:spacing w:line="288" w:lineRule="auto"/>
       <w:jc w:val="both"/>
     </w:pPr>
     <w:rPr>
@@ -18292,7 +18292,7 @@
       <w:keepNext/>
       <w:keepLines/>
       <w:jc w:val="both"/>
-      <w:spacing w:after="0" w:before="300" w:line="360" w:lineRule="auto"/>
+      <w:spacing w:after="0" w:before="300" w:line="288" w:lineRule="auto"/>
     </w:pPr>
     <w:rPr>
       <w:color w:val="000000"/>
@@ -18310,7 +18310,7 @@
     <w:pPr>
       <w:keepNext/>
       <w:keepLines/>
-      <w:spacing w:after="300" w:before="100" w:line="360" w:lineRule="auto"/>
+      <w:spacing w:after="300" w:before="100" w:line="288" w:lineRule="auto"/>
       <w:jc w:val="both"/>
     </w:pPr>
     <w:rPr>
@@ -18326,7 +18326,7 @@
     <w:next w:val="Bibliography"/>
     <w:qFormat/>
     <w:pPr>
-      <w:spacing w:line="360" w:lineRule="auto"/>
+      <w:spacing w:line="288" w:lineRule="auto"/>
       <w:jc w:val="both"/>
     </w:pPr>
     <w:rPr>
@@ -18344,7 +18344,7 @@
     <w:pPr>
       <w:keepNext/>
       <w:keepLines/>
-      <w:spacing w:after="0" w:before="480" w:line="360" w:lineRule="auto"/>
+      <w:spacing w:after="0" w:before="480" w:line="288" w:lineRule="auto"/>
       <w:jc w:val="both"/>
       <w:outlineLvl w:val="0"/>
     </w:pPr>
@@ -18367,7 +18367,7 @@
     <w:pPr>
       <w:keepNext/>
       <w:keepLines/>
-      <w:spacing w:after="0" w:before="200" w:line="360" w:lineRule="auto"/>
+      <w:spacing w:after="0" w:before="200" w:line="288" w:lineRule="auto"/>
       <w:jc w:val="both"/>
       <w:outlineLvl w:val="1"/>
     </w:pPr>
@@ -18390,7 +18390,7 @@
     <w:pPr>
       <w:keepNext/>
       <w:keepLines/>
-      <w:spacing w:after="0" w:before="200" w:line="360" w:lineRule="auto"/>
+      <w:spacing w:after="0" w:before="200" w:line="288" w:lineRule="auto"/>
       <w:jc w:val="both"/>
       <w:outlineLvl w:val="2"/>
     </w:pPr>
@@ -18413,7 +18413,7 @@
     <w:pPr>
       <w:keepNext/>
       <w:keepLines/>
-      <w:spacing w:after="0" w:before="200" w:line="360" w:lineRule="auto"/>
+      <w:spacing w:after="0" w:before="200" w:line="288" w:lineRule="auto"/>
       <w:jc w:val="both"/>
       <w:outlineLvl w:val="3"/>
     </w:pPr>
@@ -18436,7 +18436,7 @@
     <w:pPr>
       <w:keepNext/>
       <w:keepLines/>
-      <w:spacing w:after="0" w:before="200" w:line="360" w:lineRule="auto"/>
+      <w:spacing w:after="0" w:before="200" w:line="288" w:lineRule="auto"/>
       <w:jc w:val="both"/>
       <w:outlineLvl w:val="4"/>
     </w:pPr>
@@ -18458,7 +18458,7 @@
     <w:pPr>
       <w:keepNext/>
       <w:keepLines/>
-      <w:spacing w:after="0" w:before="200" w:line="360" w:lineRule="auto"/>
+      <w:spacing w:after="0" w:before="200" w:line="288" w:lineRule="auto"/>
       <w:jc w:val="both"/>
       <w:outlineLvl w:val="5"/>
     </w:pPr>
@@ -18479,7 +18479,7 @@
     <w:pPr>
       <w:keepNext/>
       <w:keepLines/>
-      <w:spacing w:after="0" w:before="200" w:line="360" w:lineRule="auto"/>
+      <w:spacing w:after="0" w:before="200" w:line="288" w:lineRule="auto"/>
       <w:jc w:val="both"/>
       <w:outlineLvl w:val="6"/>
     </w:pPr>
@@ -18500,7 +18500,7 @@
     <w:pPr>
       <w:keepNext/>
       <w:keepLines/>
-      <w:spacing w:after="0" w:before="200" w:line="360" w:lineRule="auto"/>
+      <w:spacing w:after="0" w:before="200" w:line="288" w:lineRule="auto"/>
       <w:jc w:val="both"/>
       <w:outlineLvl w:val="7"/>
     </w:pPr>
@@ -18521,7 +18521,7 @@
     <w:pPr>
       <w:keepNext/>
       <w:keepLines/>
-      <w:spacing w:after="0" w:before="200" w:line="360" w:lineRule="auto"/>
+      <w:spacing w:after="0" w:before="200" w:line="288" w:lineRule="auto"/>
       <w:jc w:val="both"/>
       <w:outlineLvl w:val="8"/>
     </w:pPr>
@@ -18540,7 +18540,7 @@
     <w:unhideWhenUsed/>
     <w:qFormat/>
     <w:pPr>
-      <w:spacing w:after="100" w:before="100" w:line="360" w:lineRule="auto"/>
+      <w:spacing w:after="100" w:before="100" w:line="288" w:lineRule="auto"/>
       <w:ind w:firstLine="0" w:left="480" w:right="480"/>
       <w:jc w:val="both"/>
     </w:pPr>
@@ -18558,7 +18558,7 @@
     <w:unhideWhenUsed/>
     <w:qFormat/>
     <w:pPr>
-      <w:spacing w:line="360" w:lineRule="auto"/>
+      <w:spacing w:line="288" w:lineRule="auto"/>
       <w:jc w:val="both"/>
     </w:pPr>
     <w:rPr>
@@ -18584,7 +18584,7 @@
     <w:unhideWhenUsed/>
     <w:qFormat/>
     <w:pPr>
-      <w:spacing w:line="360" w:lineRule="auto"/>
+      <w:spacing w:line="288" w:lineRule="auto"/>
       <w:jc w:val="both"/>
     </w:pPr>
     <w:rPr>
@@ -18624,7 +18624,7 @@
     <w:pPr>
       <w:keepNext/>
       <w:keepLines/>
-      <w:spacing w:after="0" w:line="360" w:lineRule="auto"/>
+      <w:spacing w:after="0" w:line="288" w:lineRule="auto"/>
       <w:jc w:val="both"/>
     </w:pPr>
     <w:rPr>
@@ -18638,7 +18638,7 @@
     <w:name w:val="Definition"/>
     <w:basedOn w:val="Normal"/>
     <w:pPr>
-      <w:spacing w:line="360" w:lineRule="auto"/>
+      <w:spacing w:line="288" w:lineRule="auto"/>
       <w:jc w:val="both"/>
     </w:pPr>
     <w:rPr>
@@ -18652,7 +18652,7 @@
     <w:basedOn w:val="Normal"/>
     <w:link w:val="BodyTextChar"/>
     <w:pPr>
-      <w:spacing w:after="120" w:before="0" w:line="360" w:lineRule="auto"/>
+      <w:spacing w:after="120" w:before="0" w:line="288" w:lineRule="auto"/>
       <w:jc w:val="both"/>
     </w:pPr>
     <w:rPr>
@@ -18667,7 +18667,7 @@
     <w:basedOn w:val="Caption"/>
     <w:pPr>
       <w:keepNext/>
-      <w:spacing w:line="360" w:lineRule="auto"/>
+      <w:spacing w:line="288" w:lineRule="auto"/>
       <w:jc w:val="both"/>
     </w:pPr>
     <w:rPr>
@@ -18680,7 +18680,7 @@
     <w:name w:val="Image Caption"/>
     <w:basedOn w:val="Caption"/>
     <w:pPr>
-      <w:spacing w:line="360" w:lineRule="auto"/>
+      <w:spacing w:line="288" w:lineRule="auto"/>
       <w:jc w:val="both"/>
     </w:pPr>
     <w:rPr>
@@ -18693,7 +18693,7 @@
     <w:name w:val="Figure"/>
     <w:basedOn w:val="Normal"/>
     <w:pPr>
-      <w:spacing w:line="360" w:lineRule="auto"/>
+      <w:spacing w:line="288" w:lineRule="auto"/>
       <w:jc w:val="both"/>
     </w:pPr>
     <w:rPr>
@@ -18707,7 +18707,7 @@
     <w:basedOn w:val="Figure"/>
     <w:pPr>
       <w:keepNext/>
-      <w:spacing w:line="360" w:lineRule="auto"/>
+      <w:spacing w:line="288" w:lineRule="auto"/>
       <w:jc w:val="both"/>
     </w:pPr>
     <w:rPr>
@@ -18771,7 +18771,7 @@
     <w:unhideWhenUsed/>
     <w:qFormat/>
     <w:pPr>
-      <w:spacing w:before="240" w:line="360" w:lineRule="auto"/>
+      <w:spacing w:before="240" w:line="288" w:lineRule="auto"/>
       <w:jc w:val="both"/>
       <w:outlineLvl w:val="9"/>
     </w:pPr>

--- a/dist/downloads/manuscripts_vi/p6_meta_vi.docx
+++ b/dist/downloads/manuscripts_vi/p6_meta_vi.docx
@@ -999,7 +999,20 @@
         <w:t xml:space="preserve">Discussion</w:t>
       </w:r>
       <w:r>
-        <w:t xml:space="preserve">: Kết quả tích hợp với Mô hình Điều tiết Số Có điều kiện (CDCM) từ P3 (Việt Nam), P4 (Singapore), P5 (Trung Quốc), xác nhận rằng DAI là conditional scaling resource, không phải uniform premium. Ba đóng góp lý thuyết: three-level MARA đầu tiên cho literature I→P, ICRV 5-regime đầu tiên cho châu Á + Pacific, DPL phase testing đầu tiên systematic.</w:t>
+        <w:t xml:space="preserve">: Kết quả tích hợp với Mô hình Điều tiết Số Có điều kiện (CDCM) từ P3 (Việt Nam), P4 (Singapore), P5 (Trung Quốc), xác nhận rằng DAI là conditional scaling resource, không phải uniform premium. Ba đóng góp lý thuyết: three-level MARA đầu tiên cho literature I→P, ICRV 6-regime đầu tiên cho châu Á + Pacific, DPL phase testing đầu tiên systematic. Các moderator số và thời gian cấp quốc gia không có ý nghĩa (cDAI, DPL) được diễn giải qua</w:t>
+      </w:r>
+      <w:r>
+        <w:t xml:space="preserve"> </w:t>
+      </w:r>
+      <w:r>
+        <w:rPr>
+          <w:bCs/>
+          <w:b/>
+        </w:rPr>
+        <w:t xml:space="preserve">Thuyết Bất tương thích Khung năng lực (Capability–Context Mismatch)</w:t>
+      </w:r>
+      <w:r>
+        <w:t xml:space="preserve">: bối cảnh số vĩ mô là vô hiệu đối với quan hệ I→P nếu không đi kèm năng lực số ở cấp doanh nghiệp (vi mô) — môi trường vĩ mô không thể thay thế cho năng lực vi mô vốn là thứ thực sự chuyển hóa nó.</w:t>
       </w:r>
     </w:p>
     <w:p>
@@ -1155,7 +1168,129 @@
         <w:t xml:space="preserve"> </w:t>
       </w:r>
       <w:r>
-        <w:t xml:space="preserve">bởi bất kỳ meta-analysis I→P nào trước đây.</w:t>
+        <w:t xml:space="preserve">bởi bất kỳ meta-analysis I→P nào trước đây. Quan trọng hơn, P6 nâng một phát hiện vượt ra ngoài ba khoảng trống đó lên hàng tuyên bố trung tâm: hiệu chỉnh trim-and-fill kéo hiệu ứng tổng hợp từ</w:t>
+      </w:r>
+      <w:r>
+        <w:t xml:space="preserve"> </w:t>
+      </w:r>
+      <m:oMath>
+        <m:r>
+          <m:t>r</m:t>
+        </m:r>
+        <m:r>
+          <m:rPr>
+            <m:sty m:val="p"/>
+          </m:rPr>
+          <m:t>=</m:t>
+        </m:r>
+        <m:r>
+          <m:t>0.074</m:t>
+        </m:r>
+      </m:oMath>
+      <w:r>
+        <w:t xml:space="preserve"> </w:t>
+      </w:r>
+      <w:r>
+        <w:t xml:space="preserve">xuống</w:t>
+      </w:r>
+      <w:r>
+        <w:t xml:space="preserve"> </w:t>
+      </w:r>
+      <m:oMath>
+        <m:r>
+          <m:t>r</m:t>
+        </m:r>
+        <m:r>
+          <m:rPr>
+            <m:sty m:val="p"/>
+          </m:rPr>
+          <m:t>=</m:t>
+        </m:r>
+        <m:r>
+          <m:t>0.035</m:t>
+        </m:r>
+      </m:oMath>
+      <w:r>
+        <w:t xml:space="preserve"> </w:t>
+      </w:r>
+      <w:r>
+        <w:t xml:space="preserve">— mức suy giảm khoảng</w:t>
+      </w:r>
+      <w:r>
+        <w:t xml:space="preserve"> </w:t>
+      </w:r>
+      <w:r>
+        <w:rPr>
+          <w:bCs/>
+          <w:b/>
+        </w:rPr>
+        <w:t xml:space="preserve">53%</w:t>
+      </w:r>
+      <w:r>
+        <w:t xml:space="preserve"> </w:t>
+      </w:r>
+      <w:r>
+        <w:t xml:space="preserve">— hàm ý rằng bốn thập kỷ bằng chứng I→P có thể đã bị thổi phồng đáng kể bởi thiên lệch công bố. Đây là một ước lượng hiệu chỉnh, được củng cố bởi kiểm định Begg có ý nghĩa (</w:t>
+      </w:r>
+      <m:oMath>
+        <m:r>
+          <m:t>τ</m:t>
+        </m:r>
+        <m:r>
+          <m:rPr>
+            <m:sty m:val="p"/>
+          </m:rPr>
+          <m:t>=</m:t>
+        </m:r>
+        <m:r>
+          <m:rPr>
+            <m:sty m:val="p"/>
+          </m:rPr>
+          <m:t>−</m:t>
+        </m:r>
+        <m:r>
+          <m:t>0.134</m:t>
+        </m:r>
+      </m:oMath>
+      <w:r>
+        <w:t xml:space="preserve">,</w:t>
+      </w:r>
+      <w:r>
+        <w:t xml:space="preserve"> </w:t>
+      </w:r>
+      <m:oMath>
+        <m:r>
+          <m:t>p</m:t>
+        </m:r>
+        <m:r>
+          <m:rPr>
+            <m:sty m:val="p"/>
+          </m:rPr>
+          <m:t>&lt;</m:t>
+        </m:r>
+        <m:r>
+          <m:t>.001</m:t>
+        </m:r>
+      </m:oMath>
+      <w:r>
+        <w:t xml:space="preserve">); do kiểm định Egger chỉ ở mức biên (</w:t>
+      </w:r>
+      <m:oMath>
+        <m:r>
+          <m:t>p</m:t>
+        </m:r>
+        <m:r>
+          <m:rPr>
+            <m:sty m:val="p"/>
+          </m:rPr>
+          <m:t>=</m:t>
+        </m:r>
+        <m:r>
+          <m:t>.057</m:t>
+        </m:r>
+      </m:oMath>
+      <w:r>
+        <w:t xml:space="preserve">), luận án trình bày con số ~53% như một tín hiệu định hướng mạnh chứ không phải một độ lớn đã chốt.</w:t>
       </w:r>
     </w:p>
     <w:bookmarkEnd w:id="21"/>
@@ -1237,7 +1372,7 @@
         <w:t xml:space="preserve"> </w:t>
       </w:r>
       <w:r>
-        <w:t xml:space="preserve">chưa được mã hóa một cách hệ thống. Marano et al. (2016) phân tách home country institutions thành sáu nhóm tổng quát toàn cầu, nhưng chưa có meta nào áp dụng phân loại ICRV 5-regime (Institutional Context Regime Variation) cho riêng châu Á và Pacific — khu vực có phổ thể chế rộng nhất thế giới, từ Singapore (WGI &gt; +1.50) đến Afghanistan (WGI &lt; −2.00).</w:t>
+        <w:t xml:space="preserve">chưa được mã hóa một cách hệ thống. Marano et al. (2016) phân tách home country institutions thành sáu nhóm tổng quát toàn cầu, nhưng chưa có meta nào áp dụng phân loại ICRV 6-regime (Institutional Context Regime Variation) cho riêng châu Á và Pacific — khu vực có phổ thể chế rộng nhất thế giới, từ Singapore (WGI &gt; +1.50) đến Afghanistan (WGI &lt; −2.00).</w:t>
       </w:r>
     </w:p>
     <w:p>
@@ -1352,13 +1487,13 @@
       </w:r>
     </w:p>
     <w:bookmarkEnd w:id="23"/>
-    <w:bookmarkStart w:id="24" w:name="Xeb20b556e5720d7eae435597cb2666f91195529"/>
+    <w:bookmarkStart w:id="24" w:name="X60c7c592f499a3ec865d8ca638b499335c825b2"/>
     <w:p>
       <w:pPr>
         <w:pStyle w:val="Heading3"/>
       </w:pPr>
       <w:r>
-        <w:t xml:space="preserve">1.4 Gap 2: ICRV 5-regime chưa áp dụng cho châu Á + Pacific</w:t>
+        <w:t xml:space="preserve">1.4 Gap 2: ICRV 6-regime chưa áp dụng cho châu Á + Pacific</w:t>
       </w:r>
     </w:p>
     <w:p>
@@ -1373,7 +1508,7 @@
         <w:t xml:space="preserve">Định nghĩa</w:t>
       </w:r>
       <w:r>
-        <w:t xml:space="preserve">: ICRV 5-regime phân loại nước xuất xứ theo WGI Rule of Law với thresholds</w:t>
+        <w:t xml:space="preserve">: ICRV 6-regime phân loại nước xuất xứ theo WGI Rule of Law với thresholds</w:t>
       </w:r>
       <w:r>
         <w:t xml:space="preserve"> </w:t>
@@ -1413,7 +1548,7 @@
         <w:t xml:space="preserve"> </w:t>
       </w:r>
       <w:r>
-        <w:t xml:space="preserve">thành: Regime I (Advanced, WGI</w:t>
+        <w:t xml:space="preserve">thành sáu mã: Regime I (Advanced-Innovation, WGI</w:t>
       </w:r>
       <w:r>
         <w:t xml:space="preserve"> </w:t>
@@ -1522,7 +1657,7 @@
         </m:r>
       </m:oMath>
       <w:r>
-        <w:t xml:space="preserve">), SIDS (Quốc đảo Thái Bình Dương, boundary case), và Frontier (WGI</w:t>
+        <w:t xml:space="preserve">), Frontier (FR, WGI</w:t>
       </w:r>
       <w:r>
         <w:t xml:space="preserve"> </w:t>
@@ -1545,181 +1680,12 @@
         </m:r>
       </m:oMath>
       <w:r>
-        <w:t xml:space="preserve">).</w:t>
-      </w:r>
-    </w:p>
-    <w:p>
-      <w:pPr>
-        <w:pStyle w:val="BodyText"/>
-      </w:pPr>
-      <w:r>
-        <w:rPr>
-          <w:bCs/>
-          <w:b/>
-        </w:rPr>
-        <w:t xml:space="preserve">Khoảng trống</w:t>
-      </w:r>
-      <w:r>
-        <w:t xml:space="preserve">: Marano et al. (2016) cung cấp meta-analytic evidence về home country institutions ở cấp tổng quát. Khanna và Palepu (2010) phân tích institutional voids. North (1990) thiết lập nền lý thuyết. Tuy nhiên, không meta nào áp dụng phân loại 5-regime cho khu vực châu Á và Pacific — nơi sự dị biệt thể chế lớn nhất. Doanh nghiệp từ Singapore (Regime I) vận hành theo logic hoàn toàn khác doanh nghiệp từ Afghanistan (Frontier) dù cùng khu vực địa lý.</w:t>
-      </w:r>
-    </w:p>
-    <w:p>
-      <w:pPr>
-        <w:pStyle w:val="BodyText"/>
-      </w:pPr>
-      <w:r>
-        <w:rPr>
-          <w:bCs/>
-          <w:b/>
-        </w:rPr>
-        <w:t xml:space="preserve">Giả thuyết</w:t>
-      </w:r>
-      <w:r>
-        <w:t xml:space="preserve">: Hiệu ứng I→P có gradient rõ rệt theo ICRV regime, với turning point thấp nhất ở Regime I (thể chế tốt, DAI bão hòa) và forced penalty tại SIDS (Đỗ &amp; Phan, 2026 — P8).</w:t>
-      </w:r>
-    </w:p>
-    <w:bookmarkEnd w:id="24"/>
-    <w:bookmarkStart w:id="25" w:name="Xf06e3a5a092813fd79d6982ad2cea918625593f"/>
-    <w:p>
-      <w:pPr>
-        <w:pStyle w:val="Heading3"/>
-      </w:pPr>
-      <w:r>
-        <w:t xml:space="preserve">1.5 Gap 3: DPL phase chưa được test systematic</w:t>
-      </w:r>
-    </w:p>
-    <w:p>
-      <w:pPr>
-        <w:pStyle w:val="FirstParagraph"/>
-      </w:pPr>
-      <w:r>
-        <w:rPr>
-          <w:bCs/>
-          <w:b/>
-        </w:rPr>
-        <w:t xml:space="preserve">Định nghĩa</w:t>
-      </w:r>
-      <w:r>
-        <w:t xml:space="preserve">: DPL mã hóa study theo ba phase dựa trên năm thu thập dữ liệu:</w:t>
-      </w:r>
-      <w:r>
-        <w:t xml:space="preserve"> </w:t>
-      </w:r>
-      <w:r>
-        <w:rPr>
-          <w:bCs/>
-          <w:b/>
-        </w:rPr>
-        <w:t xml:space="preserve">Precede</w:t>
-      </w:r>
-      <w:r>
-        <w:t xml:space="preserve"> </w:t>
-      </w:r>
-      <w:r>
-        <w:t xml:space="preserve">(data trước 2009 — chưa có hiệu ứng số rõ),</w:t>
-      </w:r>
-      <w:r>
-        <w:t xml:space="preserve"> </w:t>
-      </w:r>
-      <w:r>
-        <w:rPr>
-          <w:bCs/>
-          <w:b/>
-        </w:rPr>
-        <w:t xml:space="preserve">Span</w:t>
-      </w:r>
-      <w:r>
-        <w:t xml:space="preserve"> </w:t>
-      </w:r>
-      <w:r>
-        <w:t xml:space="preserve">(data 2005–2014 — pha chuyển đổi),</w:t>
-      </w:r>
-      <w:r>
-        <w:t xml:space="preserve"> </w:t>
-      </w:r>
-      <w:r>
-        <w:rPr>
-          <w:bCs/>
-          <w:b/>
-        </w:rPr>
-        <w:t xml:space="preserve">Follow</w:t>
-      </w:r>
-      <w:r>
-        <w:t xml:space="preserve"> </w:t>
-      </w:r>
-      <w:r>
-        <w:t xml:space="preserve">(data sau 2014 — hiệu ứng số đầy đủ). Mốc 2009 được xác định bởi Brynjolfsson et al. (2021) là năm inflection point của productivity J-curve và bởi David (1990) tương tự cho dynamo revolution.</w:t>
-      </w:r>
-    </w:p>
-    <w:p>
-      <w:pPr>
-        <w:pStyle w:val="BodyText"/>
-      </w:pPr>
-      <w:r>
-        <w:rPr>
-          <w:bCs/>
-          <w:b/>
-        </w:rPr>
-        <w:t xml:space="preserve">Khoảng trống</w:t>
-      </w:r>
-      <w:r>
-        <w:t xml:space="preserve">: Wu et al. (2022) ghi nhận hiệu ứng I→P giảm dần qua 20 năm nhưng không kiểm định DPL phase một cách hệ thống. Dzikowski et al. (2023) đề cập productivity paradox nhưng không mã hóa study theo phase. Không meta nào test DPL như một temporal moderator.</w:t>
-      </w:r>
-    </w:p>
-    <w:p>
-      <w:pPr>
-        <w:pStyle w:val="BodyText"/>
-      </w:pPr>
-      <w:r>
-        <w:rPr>
-          <w:bCs/>
-          <w:b/>
-        </w:rPr>
-        <w:t xml:space="preserve">Giả thuyết</w:t>
-      </w:r>
-      <w:r>
-        <w:t xml:space="preserve">: Hiệu ứng I→P biến đổi theo DPL phase: mạnh hơn ở Span và Follow khi digital coordination mechanisms phát triển đủ để giảm chi phí xuyên biên giới. Hiệu ứng điều tiết của cDAI mạnh hơn ở Follow so với Precede.</w:t>
-      </w:r>
-    </w:p>
-    <w:bookmarkEnd w:id="25"/>
-    <w:bookmarkStart w:id="26" w:name="đóng-góp-của-nghiên-cứu"/>
-    <w:p>
-      <w:pPr>
-        <w:pStyle w:val="Heading3"/>
-      </w:pPr>
-      <w:r>
-        <w:t xml:space="preserve">1.6 Đóng góp của nghiên cứu</w:t>
-      </w:r>
-    </w:p>
-    <w:p>
-      <w:pPr>
-        <w:pStyle w:val="FirstParagraph"/>
-      </w:pPr>
-      <w:r>
-        <w:t xml:space="preserve">Nghiên cứu này đóng góp theo ba trục:</w:t>
-      </w:r>
-    </w:p>
-    <w:p>
-      <w:pPr>
-        <w:pStyle w:val="BodyText"/>
-      </w:pPr>
-      <w:r>
-        <w:rPr>
-          <w:bCs/>
-          <w:b/>
-        </w:rPr>
-        <w:t xml:space="preserve">Methodological</w:t>
-      </w:r>
-      <w:r>
-        <w:t xml:space="preserve">: (1) Phân tích tổng hợp hồi quy ba cấp — three-level MARA theo Cheung (2014) và Van den Noortgate et al. (2013) — đầu tiên trong literature I→P, phân tách heterogeneity thành ba cấp (sampling error, within-study, between-study); (2) Tiền đăng ký OSF trước khi trích xuất effect sizes mới để đảm bảo transparency; (3) Inter-coder reliability với Cohen’s</w:t>
+        <w:t xml:space="preserve">), SIDS (Quốc đảo Thái Bình Dương — tương ứng Nhóm VI trong khung ICRV của luận án, boundary case), và Mixed/đa quốc gia (MX, nghiên cứu trải</w:t>
       </w:r>
       <w:r>
         <w:t xml:space="preserve"> </w:t>
       </w:r>
       <m:oMath>
-        <m:r>
-          <m:t>κ</m:t>
-        </m:r>
         <m:r>
           <m:rPr>
             <m:sty m:val="p"/>
@@ -1727,47 +1693,14 @@
           <m:t>≥</m:t>
         </m:r>
         <m:r>
-          <m:t>0.7</m:t>
+          <m:t>2</m:t>
         </m:r>
       </m:oMath>
       <w:r>
         <w:t xml:space="preserve"> </w:t>
       </w:r>
       <w:r>
-        <w:t xml:space="preserve">trên 20% double-coded subset.</w:t>
-      </w:r>
-    </w:p>
-    <w:p>
-      <w:pPr>
-        <w:pStyle w:val="BodyText"/>
-      </w:pPr>
-      <w:r>
-        <w:rPr>
-          <w:bCs/>
-          <w:b/>
-        </w:rPr>
-        <w:t xml:space="preserve">Theoretical</w:t>
-      </w:r>
-      <w:r>
-        <w:t xml:space="preserve">: (4) Kiểm định ICRV 5-regime đầu tiên cho khu vực châu Á + Pacific như moderator của I→P, lấp đầy khoảng trống của Marano et al. (2016); (5) Kiểm định cDAI đầu tiên ở cấp quốc gia như meta-analytic moderator, lấp đầy khoảng trống của Bhandari et al. (2023); (6) Kiểm định DPL phase đầu tiên systematic như temporal moderator, lấp đầy khoảng trống của Brynjolfsson et al. (2021).</w:t>
-      </w:r>
-    </w:p>
-    <w:p>
-      <w:pPr>
-        <w:pStyle w:val="BodyText"/>
-      </w:pPr>
-      <w:r>
-        <w:rPr>
-          <w:bCs/>
-          <w:b/>
-        </w:rPr>
-        <w:t xml:space="preserve">Empirical</w:t>
-      </w:r>
-      <w:r>
-        <w:t xml:space="preserve">: (7) Pool</w:t>
-      </w:r>
-      <w:r>
-        <w:t xml:space="preserve"> </w:t>
+        <w:t xml:space="preserve">regime). Trong corpus hiện tại, ô SIDS không có nghiên cứu đạt chuẩn (</w:t>
       </w:r>
       <m:oMath>
         <m:r>
@@ -1780,6 +1713,260 @@
           <m:t>=</m:t>
         </m:r>
         <m:r>
+          <m:t>0</m:t>
+        </m:r>
+      </m:oMath>
+      <w:r>
+        <w:t xml:space="preserve">), nên kiểm định thực nghiệm chạy trên 5 ô có dữ liệu (xem Mục 4.3).</w:t>
+      </w:r>
+    </w:p>
+    <w:p>
+      <w:pPr>
+        <w:pStyle w:val="BodyText"/>
+      </w:pPr>
+      <w:r>
+        <w:rPr>
+          <w:bCs/>
+          <w:b/>
+        </w:rPr>
+        <w:t xml:space="preserve">Đối chiếu đánh số với hệ chuẩn ICRV 6-regime của luận án</w:t>
+      </w:r>
+      <w:r>
+        <w:t xml:space="preserve">: do corpus meta toàn cầu gộp một số chế độ, P6 dùng đánh số gọn. Bảng đối chiếu: P6 Nhóm I ≡ Nhóm I luận án (Advanced-Innovation); P6 Nhóm II (Upper-middle) ≡ Nhóm III luận án; P6 Nhóm III (Emerging) ≡ Nhóm IV luận án; FR (Frontier) ≡ Nhóm V; SIDS ≡ Nhóm VI. Nhóm II luận án (Advanced Resource-Driven/GCC) không tách riêng trong corpus P6 (các nghiên cứu GCC gộp vào MX hoặc không đủ chuẩn PICO); MX là mã đa quốc gia mang tính phương pháp, không có tương ứng trong hệ I–VI.</w:t>
+      </w:r>
+    </w:p>
+    <w:p>
+      <w:pPr>
+        <w:pStyle w:val="BodyText"/>
+      </w:pPr>
+      <w:r>
+        <w:rPr>
+          <w:bCs/>
+          <w:b/>
+        </w:rPr>
+        <w:t xml:space="preserve">Khoảng trống</w:t>
+      </w:r>
+      <w:r>
+        <w:t xml:space="preserve">: Marano et al. (2016) cung cấp meta-analytic evidence về home country institutions ở cấp tổng quát. Khanna và Palepu (2010) phân tích institutional voids. North (1990) thiết lập nền lý thuyết. Tuy nhiên, không meta nào áp dụng phân loại 6-regime cho khu vực châu Á và Pacific — nơi sự dị biệt thể chế lớn nhất. Doanh nghiệp từ Singapore (Regime I) vận hành theo logic hoàn toàn khác doanh nghiệp từ Afghanistan (Frontier) dù cùng khu vực địa lý.</w:t>
+      </w:r>
+    </w:p>
+    <w:p>
+      <w:pPr>
+        <w:pStyle w:val="BodyText"/>
+      </w:pPr>
+      <w:r>
+        <w:rPr>
+          <w:bCs/>
+          <w:b/>
+        </w:rPr>
+        <w:t xml:space="preserve">Giả thuyết</w:t>
+      </w:r>
+      <w:r>
+        <w:t xml:space="preserve">: Hiệu ứng I→P có gradient rõ rệt theo ICRV regime, với turning point thấp nhất ở Regime I (thể chế tốt, DAI bão hòa) và forced penalty tại SIDS (Đỗ &amp; Phan, 2026 — P8).</w:t>
+      </w:r>
+    </w:p>
+    <w:bookmarkEnd w:id="24"/>
+    <w:bookmarkStart w:id="25" w:name="Xf06e3a5a092813fd79d6982ad2cea918625593f"/>
+    <w:p>
+      <w:pPr>
+        <w:pStyle w:val="Heading3"/>
+      </w:pPr>
+      <w:r>
+        <w:t xml:space="preserve">1.5 Gap 3: DPL phase chưa được test systematic</w:t>
+      </w:r>
+    </w:p>
+    <w:p>
+      <w:pPr>
+        <w:pStyle w:val="FirstParagraph"/>
+      </w:pPr>
+      <w:r>
+        <w:rPr>
+          <w:bCs/>
+          <w:b/>
+        </w:rPr>
+        <w:t xml:space="preserve">Định nghĩa</w:t>
+      </w:r>
+      <w:r>
+        <w:t xml:space="preserve">: DPL mã hóa study theo ba phase dựa trên năm thu thập dữ liệu:</w:t>
+      </w:r>
+      <w:r>
+        <w:t xml:space="preserve"> </w:t>
+      </w:r>
+      <w:r>
+        <w:rPr>
+          <w:bCs/>
+          <w:b/>
+        </w:rPr>
+        <w:t xml:space="preserve">Precede</w:t>
+      </w:r>
+      <w:r>
+        <w:t xml:space="preserve"> </w:t>
+      </w:r>
+      <w:r>
+        <w:t xml:space="preserve">(data trước 2009 — chưa có hiệu ứng số rõ),</w:t>
+      </w:r>
+      <w:r>
+        <w:t xml:space="preserve"> </w:t>
+      </w:r>
+      <w:r>
+        <w:rPr>
+          <w:bCs/>
+          <w:b/>
+        </w:rPr>
+        <w:t xml:space="preserve">Span</w:t>
+      </w:r>
+      <w:r>
+        <w:t xml:space="preserve"> </w:t>
+      </w:r>
+      <w:r>
+        <w:t xml:space="preserve">(data 2005–2014 — pha chuyển đổi),</w:t>
+      </w:r>
+      <w:r>
+        <w:t xml:space="preserve"> </w:t>
+      </w:r>
+      <w:r>
+        <w:rPr>
+          <w:bCs/>
+          <w:b/>
+        </w:rPr>
+        <w:t xml:space="preserve">Follow</w:t>
+      </w:r>
+      <w:r>
+        <w:t xml:space="preserve"> </w:t>
+      </w:r>
+      <w:r>
+        <w:t xml:space="preserve">(data sau 2014 — hiệu ứng số đầy đủ). Mốc 2009 được xác định bởi Brynjolfsson et al. (2021) là năm inflection point của productivity J-curve và bởi David (1990) tương tự cho dynamo revolution.</w:t>
+      </w:r>
+    </w:p>
+    <w:p>
+      <w:pPr>
+        <w:pStyle w:val="BodyText"/>
+      </w:pPr>
+      <w:r>
+        <w:rPr>
+          <w:bCs/>
+          <w:b/>
+        </w:rPr>
+        <w:t xml:space="preserve">Khoảng trống</w:t>
+      </w:r>
+      <w:r>
+        <w:t xml:space="preserve">: Wu et al. (2022) ghi nhận hiệu ứng I→P giảm dần qua 20 năm nhưng không kiểm định DPL phase một cách hệ thống. Dzikowski et al. (2023) đề cập productivity paradox nhưng không mã hóa study theo phase. Không meta nào test DPL như một temporal moderator.</w:t>
+      </w:r>
+    </w:p>
+    <w:p>
+      <w:pPr>
+        <w:pStyle w:val="BodyText"/>
+      </w:pPr>
+      <w:r>
+        <w:rPr>
+          <w:bCs/>
+          <w:b/>
+        </w:rPr>
+        <w:t xml:space="preserve">Giả thuyết</w:t>
+      </w:r>
+      <w:r>
+        <w:t xml:space="preserve">: Hiệu ứng I→P biến đổi theo DPL phase: mạnh hơn ở Span và Follow khi digital coordination mechanisms phát triển đủ để giảm chi phí xuyên biên giới. Hiệu ứng điều tiết của cDAI mạnh hơn ở Follow so với Precede.</w:t>
+      </w:r>
+    </w:p>
+    <w:bookmarkEnd w:id="25"/>
+    <w:bookmarkStart w:id="26" w:name="đóng-góp-của-nghiên-cứu"/>
+    <w:p>
+      <w:pPr>
+        <w:pStyle w:val="Heading3"/>
+      </w:pPr>
+      <w:r>
+        <w:t xml:space="preserve">1.6 Đóng góp của nghiên cứu</w:t>
+      </w:r>
+    </w:p>
+    <w:p>
+      <w:pPr>
+        <w:pStyle w:val="FirstParagraph"/>
+      </w:pPr>
+      <w:r>
+        <w:t xml:space="preserve">Nghiên cứu này đóng góp theo ba trục:</w:t>
+      </w:r>
+    </w:p>
+    <w:p>
+      <w:pPr>
+        <w:pStyle w:val="BodyText"/>
+      </w:pPr>
+      <w:r>
+        <w:rPr>
+          <w:bCs/>
+          <w:b/>
+        </w:rPr>
+        <w:t xml:space="preserve">Methodological</w:t>
+      </w:r>
+      <w:r>
+        <w:t xml:space="preserve">: (1) Phân tích tổng hợp hồi quy ba cấp — three-level MARA theo Cheung (2014) và Van den Noortgate et al. (2013) — đầu tiên trong literature I→P, phân tách heterogeneity thành ba cấp (sampling error, within-study, between-study); (2) Tiền đăng ký OSF trước khi trích xuất effect sizes mới để đảm bảo transparency; (3) Inter-coder reliability với Cohen’s</w:t>
+      </w:r>
+      <w:r>
+        <w:t xml:space="preserve"> </w:t>
+      </w:r>
+      <m:oMath>
+        <m:r>
+          <m:t>κ</m:t>
+        </m:r>
+        <m:r>
+          <m:rPr>
+            <m:sty m:val="p"/>
+          </m:rPr>
+          <m:t>≥</m:t>
+        </m:r>
+        <m:r>
+          <m:t>0.7</m:t>
+        </m:r>
+      </m:oMath>
+      <w:r>
+        <w:t xml:space="preserve"> </w:t>
+      </w:r>
+      <w:r>
+        <w:t xml:space="preserve">trên 20% double-coded subset.</w:t>
+      </w:r>
+    </w:p>
+    <w:p>
+      <w:pPr>
+        <w:pStyle w:val="BodyText"/>
+      </w:pPr>
+      <w:r>
+        <w:rPr>
+          <w:bCs/>
+          <w:b/>
+        </w:rPr>
+        <w:t xml:space="preserve">Theoretical</w:t>
+      </w:r>
+      <w:r>
+        <w:t xml:space="preserve">: (4) Kiểm định ICRV 6-regime đầu tiên cho khu vực châu Á + Pacific như moderator của I→P, lấp đầy khoảng trống của Marano et al. (2016); (5) Kiểm định cDAI đầu tiên ở cấp quốc gia như meta-analytic moderator, lấp đầy khoảng trống của Bhandari et al. (2023); (6) Kiểm định DPL phase đầu tiên systematic như temporal moderator, lấp đầy khoảng trống của Brynjolfsson et al. (2021).</w:t>
+      </w:r>
+    </w:p>
+    <w:p>
+      <w:pPr>
+        <w:pStyle w:val="BodyText"/>
+      </w:pPr>
+      <w:r>
+        <w:rPr>
+          <w:bCs/>
+          <w:b/>
+        </w:rPr>
+        <w:t xml:space="preserve">Empirical</w:t>
+      </w:r>
+      <w:r>
+        <w:t xml:space="preserve">: (7) Pool</w:t>
+      </w:r>
+      <w:r>
+        <w:t xml:space="preserve"> </w:t>
+      </w:r>
+      <m:oMath>
+        <m:r>
+          <m:t>k</m:t>
+        </m:r>
+        <m:r>
+          <m:rPr>
+            <m:sty m:val="p"/>
+          </m:rPr>
+          <m:t>=</m:t>
+        </m:r>
+        <m:r>
           <m:t>238</m:t>
         </m:r>
       </m:oMath>
@@ -1787,7 +1974,7 @@
         <w:t xml:space="preserve"> </w:t>
       </w:r>
       <w:r>
-        <w:t xml:space="preserve">nghiên cứu sơ cấp từ tìm kiếm hệ thống (WoS + Scopus, 1977–2026) và backward citation scan, mở rộng coverage sang 2023–2026 (AI era) — pool lớn nhất từ trước đến nay trong literature I→P cho khu vực châu Á và Pacific; (8) Subgroup analysis theo ICRV 5-regime — khu vực underrepresented và heterogeneous nhất trong các meta-analyses trước.</w:t>
+        <w:t xml:space="preserve">nghiên cứu sơ cấp từ tìm kiếm hệ thống (WoS + Scopus, 1977–2026) và backward citation scan, mở rộng coverage sang 2023–2026 (AI era) — pool lớn nhất từ trước đến nay trong literature I→P cho khu vực châu Á và Pacific; (8) Subgroup analysis theo khung ICRV 6-regime — với 5 ô có dữ liệu (ô SIDS/Nhóm VI không có nghiên cứu đạt chuẩn) — khu vực underrepresented và heterogeneous nhất trong các meta-analyses trước.</w:t>
       </w:r>
     </w:p>
     <w:bookmarkEnd w:id="26"/>
@@ -1917,7 +2104,7 @@
         <w:t xml:space="preserve"> </w:t>
       </w:r>
       <w:r>
-        <w:t xml:space="preserve">(North, 1990; Scott, 1995; Khanna &amp; Palepu, 2010) cho rằng thể chế tạo ra cấu trúc khuyến khích và chi phí giao dịch khác nhau. Ở emerging markets, institutional voids — thiếu hụt thể chế trung gian — tăng chi phí cho internationalization. Marano et al. (2016) cung cấp meta-analytic evidence rằng home country institutions điều tiết I→P. Nghiên cứu này mở rộng bằng ICRV 5-regime đặc thù cho châu Á và Pacific.</w:t>
+        <w:t xml:space="preserve">(North, 1990; Scott, 1995; Khanna &amp; Palepu, 2010) cho rằng thể chế tạo ra cấu trúc khuyến khích và chi phí giao dịch khác nhau. Ở emerging markets, institutional voids — thiếu hụt thể chế trung gian — tăng chi phí cho internationalization. Marano et al. (2016) cung cấp meta-analytic evidence rằng home country institutions điều tiết I→P. Nghiên cứu này mở rộng bằng ICRV 6-regime đặc thù cho châu Á và Pacific.</w:t>
       </w:r>
     </w:p>
     <w:p>
@@ -3646,19 +3833,19 @@
               <w:jc w:val="left"/>
             </w:pPr>
             <w:r>
-              <w:t xml:space="preserve">Categorical (6 nhóm)</w:t>
-            </w:r>
-          </w:p>
-        </w:tc>
-        <w:tc>
-          <w:tcPr/>
-          <w:p>
-            <w:pPr>
-              <w:pStyle w:val="Compact"/>
-              <w:jc w:val="left"/>
-            </w:pPr>
-            <w:r>
-              <w:t xml:space="preserve">I/II/III/IV/V/VI theo WGI RoL với thresholds</w:t>
+              <w:t xml:space="preserve">Categorical (6 mã)</w:t>
+            </w:r>
+          </w:p>
+        </w:tc>
+        <w:tc>
+          <w:tcPr/>
+          <w:p>
+            <w:pPr>
+              <w:pStyle w:val="Compact"/>
+              <w:jc w:val="left"/>
+            </w:pPr>
+            <w:r>
+              <w:t xml:space="preserve">I/II/III/FR/SIDS/MX theo WGI RoL với thresholds</w:t>
             </w:r>
             <w:r>
               <w:t xml:space="preserve"> </w:t>
@@ -3693,7 +3880,50 @@
               <w:t xml:space="preserve"> </w:t>
             </w:r>
             <w:r>
-              <w:t xml:space="preserve">(I=Advanced Innovation, II=Advanced Resource, III=Upper-middle, IV=Emerging, V=Frontier, VI=SIDS)</w:t>
+              <w:t xml:space="preserve">(I=Advanced-Innovation, II=Upper-middle, III=Emerging, FR=Frontier, SIDS=Quốc đảo TBD ≡ Nhóm VI luận án, MX=đa quốc gia ≥2 regime); ô SIDS có</w:t>
+            </w:r>
+            <w:r>
+              <w:t xml:space="preserve"> </w:t>
+            </w:r>
+            <m:oMath>
+              <m:r>
+                <m:t>k</m:t>
+              </m:r>
+              <m:r>
+                <m:rPr>
+                  <m:sty m:val="p"/>
+                </m:rPr>
+                <m:t>=</m:t>
+              </m:r>
+              <m:r>
+                <m:t>0</m:t>
+              </m:r>
+            </m:oMath>
+            <w:r>
+              <w:t xml:space="preserve"> </w:t>
+            </w:r>
+            <w:r>
+              <w:t xml:space="preserve">trong corpus nên 5 ô được kiểm định (</w:t>
+            </w:r>
+            <m:oMath>
+              <m:r>
+                <m:t>d</m:t>
+              </m:r>
+              <m:r>
+                <m:t>f</m:t>
+              </m:r>
+              <m:r>
+                <m:rPr>
+                  <m:sty m:val="p"/>
+                </m:rPr>
+                <m:t>=</m:t>
+              </m:r>
+              <m:r>
+                <m:t>4</m:t>
+              </m:r>
+            </m:oMath>
+            <w:r>
+              <w:t xml:space="preserve">)</w:t>
             </w:r>
           </w:p>
         </w:tc>
@@ -9937,13 +10167,13 @@
       </w:r>
     </w:p>
     <w:bookmarkEnd w:id="44"/>
-    <w:bookmarkStart w:id="45" w:name="phân-tích-moderator-icrv-5-regime"/>
+    <w:bookmarkStart w:id="45" w:name="X632aac8ae1c7b0d2996d59f418a032b9d86528b"/>
     <w:p>
       <w:pPr>
         <w:pStyle w:val="Heading3"/>
       </w:pPr>
       <w:r>
-        <w:t xml:space="preserve">4.3 Phân tích moderator: ICRV 5-regime</w:t>
+        <w:t xml:space="preserve">4.3 Phân tích moderator: ICRV regime (5 ô có dữ liệu)</w:t>
       </w:r>
     </w:p>
     <w:p>
@@ -9958,7 +10188,27 @@
         <w:t xml:space="preserve">Phương pháp</w:t>
       </w:r>
       <w:r>
-        <w:t xml:space="preserve">: Subgroup analysis riêng cho từng trong 5 ICRV regimes sử dụng three-level model. So sánh pooled effect giữa regimes bằng</w:t>
+        <w:t xml:space="preserve">: Subgroup analysis cho 5 ô ICRV regime có dữ liệu (ô SIDS/Nhóm VI rỗng,</w:t>
+      </w:r>
+      <w:r>
+        <w:t xml:space="preserve"> </w:t>
+      </w:r>
+      <m:oMath>
+        <m:r>
+          <m:t>k</m:t>
+        </m:r>
+        <m:r>
+          <m:rPr>
+            <m:sty m:val="p"/>
+          </m:rPr>
+          <m:t>=</m:t>
+        </m:r>
+        <m:r>
+          <m:t>0</m:t>
+        </m:r>
+      </m:oMath>
+      <w:r>
+        <w:t xml:space="preserve">) trong khung 6 mã, sử dụng three-level model. So sánh pooled effect giữa regimes bằng</w:t>
       </w:r>
       <w:r>
         <w:t xml:space="preserve"> </w:t>
@@ -10434,7 +10684,7 @@
         <w:pStyle w:val="BodyText"/>
       </w:pPr>
       <w:r>
-        <w:t xml:space="preserve">Phân tích subgroup ICRV 5-regime:</w:t>
+        <w:t xml:space="preserve">Phân tích subgroup trên 5 ô ICRV có dữ liệu (trong khung 6 mã; ô SIDS/Nhóm VI rỗng):</w:t>
       </w:r>
       <w:r>
         <w:t xml:space="preserve"> </w:t>
@@ -10541,7 +10791,7 @@
           <w:bCs/>
           <w:b/>
         </w:rPr>
-        <w:t xml:space="preserve">Bảng 4.2 — Kết quả ICRV 5-regime subgroup (actual MARA)</w:t>
+        <w:t xml:space="preserve">Bảng 4.2 — Kết quả ICRV regime subgroup, 5 ô có dữ liệu (actual MARA)</w:t>
       </w:r>
       <w:r>
         <w:t xml:space="preserve">:</w:t>
@@ -10988,7 +11238,7 @@
         <w:t xml:space="preserve"> </w:t>
       </w:r>
       <w:r>
-        <w:t xml:space="preserve">do FR anomaly. SIDS không có đủ effect sizes trong pool hiện tại để phân tích subgroup riêng.</w:t>
+        <w:t xml:space="preserve">do FR anomaly. SIDS không có đủ effect sizes trong pool hiện tại để phân tích subgroup riêng. Đối chiếu hệ chuẩn luận án: P6 II ≡ luận án III, P6 III ≡ luận án IV, FR ≡ V, SIDS ≡ VI (xem Mục 1.4).</w:t>
       </w:r>
     </w:p>
     <w:bookmarkEnd w:id="45"/>
@@ -14325,7 +14575,7 @@
         <w:t xml:space="preserve">Hạn chế lý thuyết</w:t>
       </w:r>
       <w:r>
-        <w:t xml:space="preserve">: (7) ICRV 5-regime thresholds (</w:t>
+        <w:t xml:space="preserve">: (7) ICRV 6-regime thresholds (</w:t>
       </w:r>
       <m:oMath>
         <m:r>

--- a/dist/downloads/manuscripts_vi/p6_meta_vi.docx
+++ b/dist/downloads/manuscripts_vi/p6_meta_vi.docx
@@ -54,7 +54,7 @@
         <w:t xml:space="preserve"> </w:t>
       </w:r>
       <w:r>
-        <w:t xml:space="preserve">— MARA trên coded baseline đã xác minh k=238, K=288. r̄=0.074 [0.060, 0.088]; I²=62.4% (L2 within=54.1%, L3 between=8.4%). ICRV Q_M(4)=17.35 (p=.002) omnibus có ý nghĩa (gradient E1a/E1b không đơn điệu); cDAI Q_M(2)=1.23 (p=.541) NS; DPL Q_M(2)=0.56 (p=.755) NS. Egger b=0.475 (SE=0.250, p=.057); Begg τ=−0.134 (p=.0007); trim-and-fill k_imputed=58, adj r=0.035 [0.023, 0.048]. Fail-safe N=45,848 (criterion 5k+10=1,200).</w:t>
+        <w:t xml:space="preserve">— MARA trên coded baseline đã xác minh k=238, K=288. r̄=0.074 [0.060, 0.088]; I²=62.4% (L2 within=54.1%, L3 between=8.4%). ICRV Q_M(4)=17.35 (p=.002) omnibus có ý nghĩa nhưng KHÔNG bền vững — bỏ ô Frontier (k=3) → Q_M(3)=1.49 (p=.68) NS; cDAI Q_M(2)=1.23 (p=.541) NS; DPL Q_M(2)=0.56 (p=.755) NS. Egger b=0.475 (SE=0.250, p=.057); Begg τ=−0.134 (p=.0007); trim-and-fill k_imputed=58, adj r=0.035 [0.023, 0.048]. Fail-safe N=45,848 (criterion 5k+10=1,200).</w:t>
       </w:r>
     </w:p>
     <w:p>
@@ -118,41 +118,13 @@
           <w:iCs/>
           <w:i/>
         </w:rPr>
-        <w:t xml:space="preserve">International Business Review</w:t>
-      </w:r>
-      <w:r>
-        <w:t xml:space="preserve"> </w:t>
-      </w:r>
-      <w:r>
-        <w:t xml:space="preserve">hoặc</w:t>
-      </w:r>
-      <w:r>
-        <w:t xml:space="preserve"> </w:t>
-      </w:r>
-      <w:r>
-        <w:rPr>
-          <w:iCs/>
-          <w:i/>
-        </w:rPr>
-        <w:t xml:space="preserve">Journal of World Business</w:t>
-      </w:r>
-      <w:r>
-        <w:t xml:space="preserve"> </w:t>
-      </w:r>
-      <w:r>
-        <w:t xml:space="preserve">(sau khi hoàn thành WoS/Scopus formal search + phân tích</w:t>
-      </w:r>
-      <w:r>
-        <w:t xml:space="preserve"> </w:t>
-      </w:r>
-      <w:r>
-        <w:rPr>
-          <w:rStyle w:val="VerbatimChar"/>
-        </w:rPr>
-        <w:t xml:space="preserve">metafor</w:t>
-      </w:r>
-      <w:r>
-        <w:t xml:space="preserve">).</w:t>
+        <w:t xml:space="preserve">Management Review Quarterly</w:t>
+      </w:r>
+      <w:r>
+        <w:t xml:space="preserve"> </w:t>
+      </w:r>
+      <w:r>
+        <w:t xml:space="preserve">(Springer, Scopus Q1; đổi từ IBR 2026-05-27) — chấp nhận baseline k=238, độ dài linh hoạt.</w:t>
       </w:r>
     </w:p>
     <w:p>
@@ -215,7 +187,7 @@
         </m:r>
       </m:oMath>
       <w:r>
-        <w:t xml:space="preserve">) và ba khoảng trống chưa được lấp đầy: (1) vai trò điều tiết của áp dụng số cấp quốc gia (cDAI); (2) dị biệt thể chế theo 6 nhóm ICRV trong châu Á và Pacific; (3) tiến trình Vòng đời Nghịch lý Số (DPL) qua ba giai đoạn trước/trong/sau mốc 2009.</w:t>
+        <w:t xml:space="preserve">) và ba khoảng trống chưa được lấp đầy: (1) vai trò điều tiết của áp dụng số cấp quốc gia (cDAI); (2) dị biệt thể chế theo 6 nhóm ICRV trên phạm vi toàn cầu; (3) tiến trình Vòng đời Nghịch lý Số (DPL) qua ba giai đoạn trước/trong/sau mốc 2009.</w:t>
       </w:r>
     </w:p>
     <w:p>
@@ -582,10 +554,7 @@
         </m:r>
       </m:oMath>
       <w:r>
-        <w:t xml:space="preserve">) — kiểm định omnibus liên nhóm CÓ ý nghĩa (các regime khác biệt), nhưng không có gradient đơn điệu E1a/E1b do</w:t>
-      </w:r>
-      <w:r>
-        <w:t xml:space="preserve"> </w:t>
+        <w:t xml:space="preserve">) — kiểm định omnibus liên nhóm CÓ ý nghĩa trên toàn mẫu nhưng KHÔNG bền vững: toàn bộ ý nghĩa do ô Frontier nhỏ (k=3) tạo ra, và kiểm định nhạy cảm bỏ ô này trên 4 regime đông dữ liệu (I/II/III/MX) đưa omnibus về không có ý nghĩa (</w:t>
       </w:r>
       <m:oMath>
         <m:sSub>
@@ -600,12 +569,61 @@
             </m:r>
           </m:sub>
         </m:sSub>
+        <m:r>
+          <m:rPr>
+            <m:sty m:val="p"/>
+          </m:rPr>
+          <m:t>=</m:t>
+        </m:r>
+        <m:r>
+          <m:t>1.49</m:t>
+        </m:r>
       </m:oMath>
       <w:r>
-        <w:t xml:space="preserve"> </w:t>
-      </w:r>
-      <w:r>
-        <w:t xml:space="preserve">bị chi phối bởi ô Frontier nhỏ (k=3). cDAI KHÔNG điều tiết đáng kể (</w:t>
+        <w:t xml:space="preserve">,</w:t>
+      </w:r>
+      <w:r>
+        <w:t xml:space="preserve"> </w:t>
+      </w:r>
+      <m:oMath>
+        <m:r>
+          <m:t>d</m:t>
+        </m:r>
+        <m:r>
+          <m:t>f</m:t>
+        </m:r>
+        <m:r>
+          <m:rPr>
+            <m:sty m:val="p"/>
+          </m:rPr>
+          <m:t>=</m:t>
+        </m:r>
+        <m:r>
+          <m:t>3</m:t>
+        </m:r>
+      </m:oMath>
+      <w:r>
+        <w:t xml:space="preserve">,</w:t>
+      </w:r>
+      <w:r>
+        <w:t xml:space="preserve"> </w:t>
+      </w:r>
+      <m:oMath>
+        <m:r>
+          <m:t>p</m:t>
+        </m:r>
+        <m:r>
+          <m:rPr>
+            <m:sty m:val="p"/>
+          </m:rPr>
+          <m:t>=</m:t>
+        </m:r>
+        <m:r>
+          <m:t>.68</m:t>
+        </m:r>
+      </m:oMath>
+      <w:r>
+        <w:t xml:space="preserve">) — ngang với cDAI/DPL; không có gradient đơn điệu E1a/E1b. cDAI KHÔNG điều tiết đáng kể (</w:t>
       </w:r>
       <m:oMath>
         <m:sSub>
@@ -999,7 +1017,7 @@
         <w:t xml:space="preserve">Discussion</w:t>
       </w:r>
       <w:r>
-        <w:t xml:space="preserve">: Kết quả tích hợp với Mô hình Điều tiết Số Có điều kiện (CDCM) từ P3 (Việt Nam), P4 (Singapore), P5 (Trung Quốc), xác nhận rằng DAI là conditional scaling resource, không phải uniform premium. Ba đóng góp lý thuyết: three-level MARA đầu tiên cho literature I→P, ICRV 6-regime đầu tiên cho châu Á + Pacific, DPL phase testing đầu tiên systematic. Các moderator số và thời gian cấp quốc gia không có ý nghĩa (cDAI, DPL) được diễn giải qua</w:t>
+        <w:t xml:space="preserve">: Kết quả tích hợp với Mô hình Điều tiết Số Có điều kiện (CDCM) từ P3 (Việt Nam), P4 (Singapore), P5 (Trung Quốc), xác nhận rằng DAI là conditional scaling resource, không phải uniform premium. Ba đóng góp lý thuyết: three-level MARA đầu tiên cho literature I→P, ICRV 6-regime đầu tiên cho một corpus I→P đại diện toàn cầu, DPL phase testing đầu tiên systematic. Các moderator số và thời gian cấp quốc gia không có ý nghĩa (cDAI, DPL) được diễn giải qua</w:t>
       </w:r>
       <w:r>
         <w:t xml:space="preserve"> </w:t>
@@ -1366,13 +1384,13 @@
           <w:bCs/>
           <w:b/>
         </w:rPr>
-        <w:t xml:space="preserve">dị biệt thể chế trong khu vực châu Á và Pacific</w:t>
-      </w:r>
-      <w:r>
-        <w:t xml:space="preserve"> </w:t>
-      </w:r>
-      <w:r>
-        <w:t xml:space="preserve">chưa được mã hóa một cách hệ thống. Marano et al. (2016) phân tách home country institutions thành sáu nhóm tổng quát toàn cầu, nhưng chưa có meta nào áp dụng phân loại ICRV 6-regime (Institutional Context Regime Variation) cho riêng châu Á và Pacific — khu vực có phổ thể chế rộng nhất thế giới, từ Singapore (WGI &gt; +1.50) đến Afghanistan (WGI &lt; −2.00).</w:t>
+        <w:t xml:space="preserve">dị biệt thể chế</w:t>
+      </w:r>
+      <w:r>
+        <w:t xml:space="preserve"> </w:t>
+      </w:r>
+      <w:r>
+        <w:t xml:space="preserve">chưa được mã hóa một cách hệ thống ở độ phân giải đủ tinh. Marano et al. (2016) phân tách home country institutions thành sáu nhóm tổng quát toàn cầu, nhưng chưa có meta nào áp dụng phân loại ICRV 6-regime (Institutional Context Regime Variation) cho một corpus I→P đại diện toàn cầu — corpus trải phổ thể chế rộng nhất, từ Singapore (WGI &gt; +1.50) đến Afghanistan (WGI &lt; −2.00).</w:t>
       </w:r>
     </w:p>
     <w:p>
@@ -1487,13 +1505,13 @@
       </w:r>
     </w:p>
     <w:bookmarkEnd w:id="23"/>
-    <w:bookmarkStart w:id="24" w:name="X60c7c592f499a3ec865d8ca638b499335c825b2"/>
+    <w:bookmarkStart w:id="24" w:name="Xa5f22aac61b7cb94e0330389c3a3ff0185a3aa2"/>
     <w:p>
       <w:pPr>
         <w:pStyle w:val="Heading3"/>
       </w:pPr>
       <w:r>
-        <w:t xml:space="preserve">1.4 Gap 2: ICRV 6-regime chưa áp dụng cho châu Á + Pacific</w:t>
+        <w:t xml:space="preserve">1.4 Gap 2: ICRV 6-regime chưa kiểm định trên corpus I→P toàn cầu</w:t>
       </w:r>
     </w:p>
     <w:p>
@@ -1747,7 +1765,7 @@
         <w:t xml:space="preserve">Khoảng trống</w:t>
       </w:r>
       <w:r>
-        <w:t xml:space="preserve">: Marano et al. (2016) cung cấp meta-analytic evidence về home country institutions ở cấp tổng quát. Khanna và Palepu (2010) phân tích institutional voids. North (1990) thiết lập nền lý thuyết. Tuy nhiên, không meta nào áp dụng phân loại 6-regime cho khu vực châu Á và Pacific — nơi sự dị biệt thể chế lớn nhất. Doanh nghiệp từ Singapore (Regime I) vận hành theo logic hoàn toàn khác doanh nghiệp từ Afghanistan (Frontier) dù cùng khu vực địa lý.</w:t>
+        <w:t xml:space="preserve">: Marano et al. (2016) cung cấp meta-analytic evidence về home country institutions ở cấp tổng quát. Khanna và Palepu (2010) phân tích institutional voids. North (1990) thiết lập nền lý thuyết. Tuy nhiên, không meta nào áp dụng phân loại 6-regime cho một corpus I→P đại diện toàn cầu — corpus trải phổ thể chế rộng nhất. Doanh nghiệp từ Singapore (Regime I) vận hành theo logic hoàn toàn khác doanh nghiệp từ Afghanistan (Frontier).</w:t>
       </w:r>
     </w:p>
     <w:p>
@@ -1936,7 +1954,7 @@
         <w:t xml:space="preserve">Theoretical</w:t>
       </w:r>
       <w:r>
-        <w:t xml:space="preserve">: (4) Kiểm định ICRV 6-regime đầu tiên cho khu vực châu Á + Pacific như moderator của I→P, lấp đầy khoảng trống của Marano et al. (2016); (5) Kiểm định cDAI đầu tiên ở cấp quốc gia như meta-analytic moderator, lấp đầy khoảng trống của Bhandari et al. (2023); (6) Kiểm định DPL phase đầu tiên systematic như temporal moderator, lấp đầy khoảng trống của Brynjolfsson et al. (2021).</w:t>
+        <w:t xml:space="preserve">: (4) Kiểm định ICRV 6-regime đầu tiên áp dụng cho một corpus I→P đại diện toàn cầu (k=238, 49 nền kinh tế; 5/6 nhóm có dữ liệu) như moderator của I→P, lấp đầy khoảng trống của Marano et al. (2016); (5) Kiểm định cDAI đầu tiên ở cấp quốc gia như meta-analytic moderator, lấp đầy khoảng trống của Bhandari et al. (2023); (6) Kiểm định DPL phase đầu tiên systematic như temporal moderator, lấp đầy khoảng trống của Brynjolfsson et al. (2021).</w:t>
       </w:r>
     </w:p>
     <w:p>
@@ -1974,7 +1992,7 @@
         <w:t xml:space="preserve"> </w:t>
       </w:r>
       <w:r>
-        <w:t xml:space="preserve">nghiên cứu sơ cấp từ tìm kiếm hệ thống (WoS + Scopus, 1977–2026) và backward citation scan, mở rộng coverage sang 2023–2026 (AI era) — pool lớn nhất từ trước đến nay trong literature I→P cho khu vực châu Á và Pacific; (8) Subgroup analysis theo khung ICRV 6-regime — với 5 ô có dữ liệu (ô SIDS/Nhóm VI không có nghiên cứu đạt chuẩn) — khu vực underrepresented và heterogeneous nhất trong các meta-analyses trước.</w:t>
+        <w:t xml:space="preserve">nghiên cứu sơ cấp từ tìm kiếm hệ thống (WoS + Scopus, 1977–2026) và backward citation scan, mở rộng coverage sang 2023–2026 (AI era) — pool I→P đại diện toàn cầu lớn nhất từ trước đến nay (49 nền kinh tế); (8) Subgroup analysis theo khung ICRV 6-regime — với 5 ô có dữ liệu (ô SIDS/Nhóm VI không có nghiên cứu đạt chuẩn) — phổ thể chế underrepresented và heterogeneous nhất trong các meta-analyses trước.</w:t>
       </w:r>
     </w:p>
     <w:bookmarkEnd w:id="26"/>
@@ -2104,7 +2122,7 @@
         <w:t xml:space="preserve"> </w:t>
       </w:r>
       <w:r>
-        <w:t xml:space="preserve">(North, 1990; Scott, 1995; Khanna &amp; Palepu, 2010) cho rằng thể chế tạo ra cấu trúc khuyến khích và chi phí giao dịch khác nhau. Ở emerging markets, institutional voids — thiếu hụt thể chế trung gian — tăng chi phí cho internationalization. Marano et al. (2016) cung cấp meta-analytic evidence rằng home country institutions điều tiết I→P. Nghiên cứu này mở rộng bằng ICRV 6-regime đặc thù cho châu Á và Pacific.</w:t>
+        <w:t xml:space="preserve">(North, 1990; Scott, 1995; Khanna &amp; Palepu, 2010) cho rằng thể chế tạo ra cấu trúc khuyến khích và chi phí giao dịch khác nhau. Ở emerging markets, institutional voids — thiếu hụt thể chế trung gian — tăng chi phí cho internationalization. Marano et al. (2016) cung cấp meta-analytic evidence rằng home country institutions điều tiết I→P. Nghiên cứu này mở rộng bằng ICRV 6-regime áp dụng cho corpus I→P toàn cầu.</w:t>
       </w:r>
     </w:p>
     <w:p>
@@ -2401,7 +2419,7 @@
         <w:t xml:space="preserve">Phân biệt</w:t>
       </w:r>
       <w:r>
-        <w:t xml:space="preserve">: Khác Marano et al. (2016) — ICRV 6-regime được thiết kế đặc thù cho châu Á + Pacific, sử dụng WGI Rule of Law với thresholds</w:t>
+        <w:t xml:space="preserve">: Khác Marano et al. (2016) — ICRV 6-regime áp dụng cho corpus I→P toàn cầu, sử dụng WGI Rule of Law với thresholds</w:t>
       </w:r>
       <w:r>
         <w:t xml:space="preserve"> </w:t>
@@ -10756,7 +10774,7 @@
         </m:r>
       </m:oMath>
       <w:r>
-        <w:t xml:space="preserve">) — kiểm định omnibus liên nhóm CÓ ý nghĩa thống kê (xác nhận rằng hiệu ứng I→P khác biệt giữa các regime thể chế), nhưng sự khác biệt KHÔNG hình thành một gradient đơn điệu theo chiều kỳ vọng E1a/E1b — phần lớn</w:t>
+        <w:t xml:space="preserve">) — kiểm định omnibus liên nhóm CÓ ý nghĩa thống kê trên toàn mẫu, nhưng KHÔNG bền vững. Toàn bộ ý nghĩa do ô Frontier nhỏ, hiệu ứng cao (k=3) tạo ra: kiểm định nhạy cảm bỏ ô Frontier, ước lượng lại trên 4 regime đông dữ liệu (I/II/III/MX, K=285), đưa moderation liên nhóm về</w:t>
       </w:r>
       <w:r>
         <w:t xml:space="preserve"> </w:t>
@@ -10774,12 +10792,61 @@
             </m:r>
           </m:sub>
         </m:sSub>
+        <m:r>
+          <m:rPr>
+            <m:sty m:val="p"/>
+          </m:rPr>
+          <m:t>=</m:t>
+        </m:r>
+        <m:r>
+          <m:t>1.49</m:t>
+        </m:r>
       </m:oMath>
       <w:r>
         <w:t xml:space="preserve"> </w:t>
       </w:r>
       <w:r>
-        <w:t xml:space="preserve">do ô Frontier nhỏ, hiệu ứng cao tạo ra:</w:t>
+        <w:t xml:space="preserve">(</w:t>
+      </w:r>
+      <m:oMath>
+        <m:r>
+          <m:t>d</m:t>
+        </m:r>
+        <m:r>
+          <m:t>f</m:t>
+        </m:r>
+        <m:r>
+          <m:rPr>
+            <m:sty m:val="p"/>
+          </m:rPr>
+          <m:t>=</m:t>
+        </m:r>
+        <m:r>
+          <m:t>3</m:t>
+        </m:r>
+      </m:oMath>
+      <w:r>
+        <w:t xml:space="preserve">,</w:t>
+      </w:r>
+      <w:r>
+        <w:t xml:space="preserve"> </w:t>
+      </w:r>
+      <m:oMath>
+        <m:r>
+          <m:t>p</m:t>
+        </m:r>
+        <m:r>
+          <m:rPr>
+            <m:sty m:val="p"/>
+          </m:rPr>
+          <m:t>=</m:t>
+        </m:r>
+        <m:r>
+          <m:t>.68</m:t>
+        </m:r>
+      </m:oMath>
+      <w:r>
+        <w:t xml:space="preserve">) — không có ý nghĩa và ngang bằng với cDAI/DPL. Sự khác biệt vì vậy KHÔNG hình thành một gradient đơn điệu theo chiều kỳ vọng E1a/E1b:</w:t>
       </w:r>
     </w:p>
     <w:p>
@@ -11220,25 +11287,7 @@
         <w:t xml:space="preserve"> </w:t>
       </w:r>
       <w:r>
-        <w:t xml:space="preserve">quá nhỏ, không đáng tin cậy). Gradient I&gt;III&gt;II&gt;MX không theo chiều kỳ vọng; Hm2 chỉ</w:t>
-      </w:r>
-      <w:r>
-        <w:t xml:space="preserve"> </w:t>
-      </w:r>
-      <w:r>
-        <w:t xml:space="preserve">“</w:t>
-      </w:r>
-      <w:r>
-        <w:t xml:space="preserve">partially supported</w:t>
-      </w:r>
-      <w:r>
-        <w:t xml:space="preserve">”</w:t>
-      </w:r>
-      <w:r>
-        <w:t xml:space="preserve"> </w:t>
-      </w:r>
-      <w:r>
-        <w:t xml:space="preserve">do FR anomaly. SIDS không có đủ effect sizes trong pool hiện tại để phân tích subgroup riêng. Đối chiếu hệ chuẩn luận án: P6 II ≡ luận án III, P6 III ≡ luận án IV, FR ≡ V, SIDS ≡ VI (xem Mục 1.4).</w:t>
+        <w:t xml:space="preserve">quá nhỏ, không đáng tin cậy). Gradient I&gt;III&gt;II&gt;MX không theo chiều kỳ vọng; moderation ICRV KHÔNG bền vững (bỏ ô FR → Q_M=1.49, p=.68, NS). SIDS không có đủ effect sizes trong pool hiện tại để phân tích subgroup riêng. Đối chiếu hệ chuẩn luận án: P6 II ≡ luận án III, P6 III ≡ luận án IV, FR ≡ V, SIDS ≡ VI (xem Mục 1.4).</w:t>
       </w:r>
     </w:p>
     <w:bookmarkEnd w:id="45"/>
@@ -13794,7 +13843,7 @@
         <w:t xml:space="preserve">Implication meta-analytic</w:t>
       </w:r>
       <w:r>
-        <w:t xml:space="preserve">: Kiểm định omnibus ICRV liên nhóm CÓ ý nghĩa (</w:t>
+        <w:t xml:space="preserve">: Kiểm định omnibus ICRV liên nhóm CÓ ý nghĩa trên toàn mẫu (</w:t>
       </w:r>
       <m:oMath>
         <m:sSub>
@@ -13840,25 +13889,7 @@
         </m:r>
       </m:oMath>
       <w:r>
-        <w:t xml:space="preserve">; Hm2 ở khía cạnh</w:t>
-      </w:r>
-      <w:r>
-        <w:t xml:space="preserve"> </w:t>
-      </w:r>
-      <w:r>
-        <w:t xml:space="preserve">“</w:t>
-      </w:r>
-      <w:r>
-        <w:t xml:space="preserve">các regime khác biệt</w:t>
-      </w:r>
-      <w:r>
-        <w:t xml:space="preserve">”</w:t>
-      </w:r>
-      <w:r>
-        <w:t xml:space="preserve"> </w:t>
-      </w:r>
-      <w:r>
-        <w:t xml:space="preserve">được ủng hộ), nhưng KHÔNG hình thành gradient đơn điệu — FR anomaly (k=3) là nguồn chính của</w:t>
+        <w:t xml:space="preserve">) nhưng KHÔNG bền vững: FR anomaly (k=3) là nguồn chính của</w:t>
       </w:r>
       <w:r>
         <w:t xml:space="preserve"> </w:t>
@@ -13878,7 +13909,53 @@
         </m:sSub>
       </m:oMath>
       <w:r>
-        <w:t xml:space="preserve">, nên propositions khám phá E1a/E1b không được xác nhận. cDAI và DPL đều không có ý nghĩa. Phát hiện chính là thiên lệch công bố:</w:t>
+        <w:t xml:space="preserve">, bỏ ô này thì omnibus về không có ý nghĩa (</w:t>
+      </w:r>
+      <m:oMath>
+        <m:sSub>
+          <m:e>
+            <m:r>
+              <m:t>Q</m:t>
+            </m:r>
+          </m:e>
+          <m:sub>
+            <m:r>
+              <m:t>M</m:t>
+            </m:r>
+          </m:sub>
+        </m:sSub>
+        <m:r>
+          <m:rPr>
+            <m:sty m:val="p"/>
+          </m:rPr>
+          <m:t>=</m:t>
+        </m:r>
+        <m:r>
+          <m:t>1.49</m:t>
+        </m:r>
+      </m:oMath>
+      <w:r>
+        <w:t xml:space="preserve">,</w:t>
+      </w:r>
+      <w:r>
+        <w:t xml:space="preserve"> </w:t>
+      </w:r>
+      <m:oMath>
+        <m:r>
+          <m:t>p</m:t>
+        </m:r>
+        <m:r>
+          <m:rPr>
+            <m:sty m:val="p"/>
+          </m:rPr>
+          <m:t>=</m:t>
+        </m:r>
+        <m:r>
+          <m:t>.68</m:t>
+        </m:r>
+      </m:oMath>
+      <w:r>
+        <w:t xml:space="preserve">). Vì vậy moderation thể chế trực tiếp ở cấp literature là yếu/không robust, và propositions khám phá E1a/E1b không được xác nhận. cDAI và DPL đều không có ý nghĩa. Phát hiện chính là thiên lệch công bố:</w:t>
       </w:r>
       <w:r>
         <w:t xml:space="preserve"> </w:t>
@@ -14285,7 +14362,7 @@
           <w:bCs/>
           <w:b/>
         </w:rPr>
-        <w:t xml:space="preserve">Đóng góp 3 — ICRV moderation có ý nghĩa nhưng không đơn điệu</w:t>
+        <w:t xml:space="preserve">Đóng góp 3 — ICRV moderation có ý nghĩa trên toàn mẫu nhưng KHÔNG bền vững</w:t>
       </w:r>
       <w:r>
         <w:t xml:space="preserve">: Kiểm định omnibus</w:t>
@@ -14337,7 +14414,79 @@
         </m:r>
       </m:oMath>
       <w:r>
-        <w:t xml:space="preserve">) CÓ ý nghĩa thống kê — các regime thể chế khác biệt — nhưng FR anomaly (k=3) là driver chính, nên không có gradient ICRV đơn điệu từ data thực tế; cần thêm studies ở Frontier và SIDS để adjudicate propositions E1a/E1b.</w:t>
+        <w:t xml:space="preserve">) CÓ ý nghĩa trên toàn mẫu, nhưng FR anomaly (k=3) là driver duy nhất — kiểm định nhạy cảm bỏ ô này đưa</w:t>
+      </w:r>
+      <w:r>
+        <w:t xml:space="preserve"> </w:t>
+      </w:r>
+      <m:oMath>
+        <m:sSub>
+          <m:e>
+            <m:r>
+              <m:t>Q</m:t>
+            </m:r>
+          </m:e>
+          <m:sub>
+            <m:r>
+              <m:t>M</m:t>
+            </m:r>
+          </m:sub>
+        </m:sSub>
+        <m:r>
+          <m:rPr>
+            <m:sty m:val="p"/>
+          </m:rPr>
+          <m:t>=</m:t>
+        </m:r>
+        <m:r>
+          <m:t>1.49</m:t>
+        </m:r>
+      </m:oMath>
+      <w:r>
+        <w:t xml:space="preserve"> </w:t>
+      </w:r>
+      <w:r>
+        <w:t xml:space="preserve">(</w:t>
+      </w:r>
+      <m:oMath>
+        <m:r>
+          <m:t>d</m:t>
+        </m:r>
+        <m:r>
+          <m:t>f</m:t>
+        </m:r>
+        <m:r>
+          <m:rPr>
+            <m:sty m:val="p"/>
+          </m:rPr>
+          <m:t>=</m:t>
+        </m:r>
+        <m:r>
+          <m:t>3</m:t>
+        </m:r>
+      </m:oMath>
+      <w:r>
+        <w:t xml:space="preserve">,</w:t>
+      </w:r>
+      <w:r>
+        <w:t xml:space="preserve"> </w:t>
+      </w:r>
+      <m:oMath>
+        <m:r>
+          <m:t>p</m:t>
+        </m:r>
+        <m:r>
+          <m:rPr>
+            <m:sty m:val="p"/>
+          </m:rPr>
+          <m:t>=</m:t>
+        </m:r>
+        <m:r>
+          <m:t>.68</m:t>
+        </m:r>
+      </m:oMath>
+      <w:r>
+        <w:t xml:space="preserve">), không có ý nghĩa. Không có moderation thể chế trực tiếp robust ở cấp literature; tính ngữ cảnh thể chế chỉ bộc lộ ở cấp doanh nghiệp qua tương tác có điều kiện (CDCM). Cần thêm studies ở Frontier và SIDS để adjudicate propositions E1a/E1b.</w:t>
       </w:r>
     </w:p>
     <w:bookmarkEnd w:id="52"/>
@@ -14514,7 +14663,7 @@
         <w:t xml:space="preserve"> </w:t>
       </w:r>
       <w:r>
-        <w:t xml:space="preserve">- Cải thiện institutional quality vẫn là yếu tố quan trọng (kiểm định ICRV omnibus có ý nghĩa, p=.002)</w:t>
+        <w:t xml:space="preserve">- Cải thiện institutional quality vẫn quan trọng, song bằng chứng meta cấp literature về moderation thể chế trực tiếp là yếu (ICRV omnibus không bền vững khi bỏ ô Frontier, Q_M=1.49, p=.68); tác động thể chế bộc lộ rõ hơn ở cấp doanh nghiệp qua tương tác có điều kiện (CDCM)</w:t>
       </w:r>
       <w:r>
         <w:t xml:space="preserve"> </w:t>
@@ -14772,7 +14921,7 @@
         <w:pStyle w:val="BodyText"/>
       </w:pPr>
       <w:r>
-        <w:t xml:space="preserve">Về lý thuyết, kết quả thực tế từ MARA (k=238, K=288) cho thấy: kiểm định omnibus ICRV (Hm2) CÓ ý nghĩa (Q_M=17.35, p=.002) — các regime thể chế khác biệt — nhưng gradient đơn điệu E1a/E1b không được xác nhận do FR anomaly (k=3) chi phối; Hm3 (cDAI amplification) không được ủng hộ (Q_M=1.23, p=.541); Hm4 (DPL evolution) không được ủng hộ (Q_M=0.56, p=.755).</w:t>
+        <w:t xml:space="preserve">Về lý thuyết, kết quả thực tế từ MARA (k=238, K=288) cho thấy: kiểm định omnibus ICRV (Hm2) CÓ ý nghĩa trên toàn mẫu (Q_M=17.35, p=.002) nhưng KHÔNG bền vững — bỏ ô Frontier (k=3) thì về không có ý nghĩa (Q_M=1.49, p=.68) — nên moderation thể chế trực tiếp không được xác nhận robust và gradient đơn điệu E1a/E1b cũng không; Hm3 (cDAI amplification) không được ủng hộ (Q_M=1.23, p=.541); Hm4 (DPL evolution) không được ủng hộ (Q_M=0.56, p=.755).</w:t>
       </w:r>
       <w:r>
         <w:t xml:space="preserve"> </w:t>

--- a/dist/downloads/manuscripts_vi/p6_meta_vi.docx
+++ b/dist/downloads/manuscripts_vi/p6_meta_vi.docx
@@ -54,7 +54,7 @@
         <w:t xml:space="preserve"> </w:t>
       </w:r>
       <w:r>
-        <w:t xml:space="preserve">— MARA trên coded baseline đã xác minh k=238, K=288. r̄=0.074 [0.060, 0.088]; I²=62.4% (L2 within=54.1%, L3 between=8.4%). ICRV Q_M(4)=17.35 (p=.002) omnibus có ý nghĩa nhưng KHÔNG bền vững — bỏ ô Frontier (k=3) → Q_M(3)=1.49 (p=.68) NS; cDAI Q_M(2)=1.23 (p=.541) NS; DPL Q_M(2)=0.56 (p=.755) NS. Egger b=0.475 (SE=0.250, p=.057); Begg τ=−0.134 (p=.0007); trim-and-fill k_imputed=58, adj r=0.035 [0.023, 0.048]. Fail-safe N=45,848 (criterion 5k+10=1,200).</w:t>
+        <w:t xml:space="preserve">— MARA trên coded baseline đã xác minh k=238, K=288. r̄=0.074 [0.060, 0.088]; I²=87.8% (L2 within=76.1%, L3 between=11.8%). ICRV Q_M(4)=17.35 (p=.002) omnibus có ý nghĩa nhưng KHÔNG bền vững — bỏ ô Frontier (k=3) → Q_M(3)=1.49 (p=.68) NS; cDAI Q_M(2)=1.23 (p=.541) NS; DPL Q_M(2)=0.56 (p=.755) NS. Egger b=0.475 (SE=0.250, p=.057); Begg τ=−0.134 (p=.0007); trim-and-fill k_imputed=58, adj r=0.035 [0.023, 0.048]. Fail-safe N=45,848 (criterion 5k+10=1,200).</w:t>
       </w:r>
     </w:p>
     <w:p>
@@ -263,30 +263,7 @@
         <w:t xml:space="preserve"> </w:t>
       </w:r>
       <w:r>
-        <w:t xml:space="preserve">effect sizes từ 49 nền kinh tế. Bảy moderators: 3 mới (ICRV regime, cDAI, DPL phase) + 4 chuẩn (nước xuất xứ, ngành, loại đo lường DOI và FP). Tiền đăng ký OSF (https://osf.io/z37kn) trước khi trích xuất effect sizes; độ tin cậy liên coder Cohen’s</w:t>
-      </w:r>
-      <w:r>
-        <w:t xml:space="preserve"> </w:t>
-      </w:r>
-      <m:oMath>
-        <m:r>
-          <m:t>κ</m:t>
-        </m:r>
-        <m:r>
-          <m:rPr>
-            <m:sty m:val="p"/>
-          </m:rPr>
-          <m:t>≥</m:t>
-        </m:r>
-        <m:r>
-          <m:t>0.70</m:t>
-        </m:r>
-      </m:oMath>
-      <w:r>
-        <w:t xml:space="preserve"> </w:t>
-      </w:r>
-      <w:r>
-        <w:t xml:space="preserve">trên 20% mẫu double-coded.</w:t>
+        <w:t xml:space="preserve">effect sizes từ 49 nền kinh tế. Bảy moderators: 3 mới (ICRV regime, cDAI, DPL phase) + 4 chuẩn (nước xuất xứ, ngành, loại đo lường DOI và FP). Tiền đăng ký OSF (https://osf.io/z37kn) trước khi trích xuất effect sizes. Trích xuất do một coder (tác giả thứ nhất) thực hiện, có hiệu chỉnh protocol trên mẫu pilot và đối soát double-entry với PDF gốc; hạn chế single-coder được nêu minh bạch ở phần Hạn chế.</w:t>
       </w:r>
     </w:p>
     <w:p>
@@ -472,7 +449,7 @@
           <m:t>=</m:t>
         </m:r>
         <m:r>
-          <m:t>62.4</m:t>
+          <m:t>87.8</m:t>
         </m:r>
         <m:r>
           <m:rPr>
@@ -482,7 +459,7 @@
         </m:r>
       </m:oMath>
       <w:r>
-        <w:t xml:space="preserve">) chủ yếu nằm ở trong-nghiên-cứu L2 (54.1%) hơn là giữa-nghiên-cứu L3 (8.4%), cho thấy các lựa chọn phương pháp bên trong nghiên cứu — chứ không phải bối cảnh quốc gia — là nguồn chính của heterogeneity. Moderator ICRV:</w:t>
+        <w:t xml:space="preserve">) chủ yếu nằm ở trong-nghiên-cứu L2 (76.1%) hơn là giữa-nghiên-cứu L3 (11.8%), cho thấy các lựa chọn phương pháp bên trong nghiên cứu — chứ không phải bối cảnh quốc gia — là nguồn chính của heterogeneity. Moderator ICRV:</w:t>
       </w:r>
       <w:r>
         <w:t xml:space="preserve"> </w:t>
@@ -1916,30 +1893,7 @@
         <w:t xml:space="preserve">Methodological</w:t>
       </w:r>
       <w:r>
-        <w:t xml:space="preserve">: (1) Phân tích tổng hợp hồi quy ba cấp — three-level MARA theo Cheung (2014) và Van den Noortgate et al. (2013) — đầu tiên trong literature I→P, phân tách heterogeneity thành ba cấp (sampling error, within-study, between-study); (2) Tiền đăng ký OSF trước khi trích xuất effect sizes mới để đảm bảo transparency; (3) Inter-coder reliability với Cohen’s</w:t>
-      </w:r>
-      <w:r>
-        <w:t xml:space="preserve"> </w:t>
-      </w:r>
-      <m:oMath>
-        <m:r>
-          <m:t>κ</m:t>
-        </m:r>
-        <m:r>
-          <m:rPr>
-            <m:sty m:val="p"/>
-          </m:rPr>
-          <m:t>≥</m:t>
-        </m:r>
-        <m:r>
-          <m:t>0.7</m:t>
-        </m:r>
-      </m:oMath>
-      <w:r>
-        <w:t xml:space="preserve"> </w:t>
-      </w:r>
-      <w:r>
-        <w:t xml:space="preserve">trên 20% double-coded subset.</w:t>
+        <w:t xml:space="preserve">: (1) Phân tích tổng hợp hồi quy ba cấp — three-level MARA theo Cheung (2014) và Van den Noortgate et al. (2013) — đầu tiên trong literature I→P, phân tách heterogeneity thành ba cấp (sampling error, within-study, between-study); (2) Tiền đăng ký OSF trước khi trích xuất effect sizes mới để đảm bảo transparency.</w:t>
       </w:r>
     </w:p>
     <w:p>
@@ -3472,6 +3426,80 @@
       </w:pPr>
       <w:r>
         <w:t xml:space="preserve">OSF preregistration xác định trước: câu hỏi nghiên cứu, tiêu chí inclusion/exclusion, coding protocol 7 moderators, kế hoạch phân tích three-level MARA.</w:t>
+      </w:r>
+    </w:p>
+    <w:p>
+      <w:pPr>
+        <w:pStyle w:val="BodyText"/>
+      </w:pPr>
+      <w:r>
+        <w:rPr>
+          <w:bCs/>
+          <w:b/>
+        </w:rPr>
+        <w:t xml:space="preserve">Sai lệch so với tiền đăng ký (PRISMA 2020, Item 24c)</w:t>
+      </w:r>
+      <w:r>
+        <w:t xml:space="preserve">: Bản tiền đăng ký (§8.3) cam kết double-code 20% mẫu với hai coder độc lập, target Cohen’s</w:t>
+      </w:r>
+      <w:r>
+        <w:t xml:space="preserve"> </w:t>
+      </w:r>
+      <m:oMath>
+        <m:r>
+          <m:t>κ</m:t>
+        </m:r>
+        <m:r>
+          <m:rPr>
+            <m:sty m:val="p"/>
+          </m:rPr>
+          <m:t>≥</m:t>
+        </m:r>
+        <m:r>
+          <m:t>0.70</m:t>
+        </m:r>
+      </m:oMath>
+      <w:r>
+        <w:t xml:space="preserve"> </w:t>
+      </w:r>
+      <w:r>
+        <w:t xml:space="preserve">(categorical) và ICC</w:t>
+      </w:r>
+      <w:r>
+        <w:t xml:space="preserve"> </w:t>
+      </w:r>
+      <m:oMath>
+        <m:r>
+          <m:rPr>
+            <m:sty m:val="p"/>
+          </m:rPr>
+          <m:t>≥</m:t>
+        </m:r>
+        <m:r>
+          <m:t>0.80</m:t>
+        </m:r>
+      </m:oMath>
+      <w:r>
+        <w:t xml:space="preserve"> </w:t>
+      </w:r>
+      <w:r>
+        <w:t xml:space="preserve">(continuous). Trên thực tế không có coder thứ hai, nên toàn bộ trích xuất và mã hóa do một coder (tác giả thứ nhất) thực hiện. Do đó</w:t>
+      </w:r>
+      <w:r>
+        <w:t xml:space="preserve"> </w:t>
+      </w:r>
+      <w:r>
+        <w:rPr>
+          <w:bCs/>
+          <w:b/>
+        </w:rPr>
+        <w:t xml:space="preserve">không báo cáo</w:t>
+      </w:r>
+      <w:r>
+        <w:t xml:space="preserve"> </w:t>
+      </w:r>
+      <w:r>
+        <w:t xml:space="preserve">chỉ số inter-coder reliability; chất lượng mã hóa được bảo đảm bằng hiệu chỉnh protocol trên mẫu pilot và đối soát double-entry với PDF gốc (§3.7). Bản tiền đăng ký đông cứng trên OSF giữ nguyên cam kết gốc; sai lệch này được nêu minh bạch tại đây. Bổ sung double-coding để báo cáo κ là ưu tiên cho đợt formal-search mở rộng.</w:t>
       </w:r>
     </w:p>
     <w:bookmarkEnd w:id="35"/>
@@ -4288,10 +4316,37 @@
           <w:bCs/>
           <w:b/>
         </w:rPr>
-        <w:t xml:space="preserve">Inter-coder reliability</w:t>
-      </w:r>
-      <w:r>
-        <w:t xml:space="preserve">: Double-code 20% sample (≈26 studies) với coder thứ hai (RA hoặc peer). Tính Cohen’s</w:t>
+        <w:t xml:space="preserve">Chất lượng mã hóa</w:t>
+      </w:r>
+      <w:r>
+        <w:t xml:space="preserve">: Trích xuất và mã hóa moderator do một coder (tác giả thứ nhất) thực hiện theo protocol Phụ lục B, có hiệu chỉnh trên mẫu pilot 10 studies và đối soát double-entry (nhập lại</w:t>
+      </w:r>
+      <w:r>
+        <w:t xml:space="preserve"> </w:t>
+      </w:r>
+      <w:r>
+        <w:rPr>
+          <w:rStyle w:val="VerbatimChar"/>
+        </w:rPr>
+        <w:t xml:space="preserve">r</w:t>
+      </w:r>
+      <w:r>
+        <w:t xml:space="preserve">,</w:t>
+      </w:r>
+      <w:r>
+        <w:t xml:space="preserve"> </w:t>
+      </w:r>
+      <w:r>
+        <w:rPr>
+          <w:rStyle w:val="VerbatimChar"/>
+        </w:rPr>
+        <w:t xml:space="preserve">n</w:t>
+      </w:r>
+      <w:r>
+        <w:t xml:space="preserve"> </w:t>
+      </w:r>
+      <w:r>
+        <w:t xml:space="preserve">và mã moderator, so với PDF gốc). Do single-coder nên không tính được Cohen’s</w:t>
       </w:r>
       <w:r>
         <w:t xml:space="preserve"> </w:t>
@@ -4302,30 +4357,7 @@
         </m:r>
       </m:oMath>
       <w:r>
-        <w:t xml:space="preserve"> </w:t>
-      </w:r>
-      <w:r>
-        <w:t xml:space="preserve">riêng cho ICRV, cDAI, DPL. Target</w:t>
-      </w:r>
-      <w:r>
-        <w:t xml:space="preserve"> </w:t>
-      </w:r>
-      <m:oMath>
-        <m:r>
-          <m:t>κ</m:t>
-        </m:r>
-        <m:r>
-          <m:rPr>
-            <m:sty m:val="p"/>
-          </m:rPr>
-          <m:t>≥</m:t>
-        </m:r>
-        <m:r>
-          <m:t>0.70</m:t>
-        </m:r>
-      </m:oMath>
-      <w:r>
-        <w:t xml:space="preserve">. Resolve disagreements qua discussion; document trong Appendix C.</w:t>
+        <w:t xml:space="preserve">; hạn chế này nêu ở phần Hạn chế (xem §3.7).</w:t>
       </w:r>
     </w:p>
     <w:bookmarkEnd w:id="37"/>
@@ -6596,13 +6628,13 @@
       </m:oMath>
     </w:p>
     <w:bookmarkEnd w:id="40"/>
-    <w:bookmarkStart w:id="41" w:name="inter-coder-reliability"/>
+    <w:bookmarkStart w:id="41" w:name="Xdd7158d48628566e0ddf11a4e50a81df18f5d49"/>
     <w:p>
       <w:pPr>
         <w:pStyle w:val="Heading3"/>
       </w:pPr>
       <w:r>
-        <w:t xml:space="preserve">3.7 Inter-coder reliability</w:t>
+        <w:t xml:space="preserve">3.7 Chất lượng mã hóa và hạn chế single-coder</w:t>
       </w:r>
     </w:p>
     <w:p>
@@ -6614,24 +6646,37 @@
           <w:bCs/>
           <w:b/>
         </w:rPr>
-        <w:t xml:space="preserve">Protocol</w:t>
-      </w:r>
-      <w:r>
-        <w:t xml:space="preserve">: Coder 1 (NCS) code tất cả 234 studies. Coder 2 (RA hoặc peer) double-code ngẫu nhiên 47 studies (20%). Tính Cohen’s</w:t>
-      </w:r>
-      <w:r>
-        <w:t xml:space="preserve"> </w:t>
-      </w:r>
-      <m:oMath>
-        <m:r>
-          <m:t>κ</m:t>
-        </m:r>
-      </m:oMath>
-      <w:r>
-        <w:t xml:space="preserve"> </w:t>
-      </w:r>
-      <w:r>
-        <w:t xml:space="preserve">riêng cho: (a) ICRV regime (5 nhóm), (b) cDAI quartile (3 nhóm), (c) DPL phase (3 nhóm).</w:t>
+        <w:t xml:space="preserve">Quy trình</w:t>
+      </w:r>
+      <w:r>
+        <w:t xml:space="preserve">: Toàn bộ trích xuất effect size và mã hóa moderator do một coder (tác giả thứ nhất) thực hiện theo protocol Phụ lục B. Để bảo đảm chất lượng: (i) hiệu chỉnh protocol trên mẫu pilot 10 studies, ghi lại các quy tắc quyết định khó trước khi trích xuất toàn bộ; (ii) đối soát double-entry — nhập lại</w:t>
+      </w:r>
+      <w:r>
+        <w:t xml:space="preserve"> </w:t>
+      </w:r>
+      <w:r>
+        <w:rPr>
+          <w:rStyle w:val="VerbatimChar"/>
+        </w:rPr>
+        <w:t xml:space="preserve">r</w:t>
+      </w:r>
+      <w:r>
+        <w:t xml:space="preserve">,</w:t>
+      </w:r>
+      <w:r>
+        <w:t xml:space="preserve"> </w:t>
+      </w:r>
+      <w:r>
+        <w:rPr>
+          <w:rStyle w:val="VerbatimChar"/>
+        </w:rPr>
+        <w:t xml:space="preserve">n</w:t>
+      </w:r>
+      <w:r>
+        <w:t xml:space="preserve"> </w:t>
+      </w:r>
+      <w:r>
+        <w:t xml:space="preserve">và mã moderator rồi so với PDF gốc để bắt lỗi sao chép; (iii) các moderator neo vào bảng tham chiếu ngoài (ICRV từ WGI Rule of Law, cDAI từ WB/ITU, DPL từ năm dữ liệu trung vị) có thể tái lập máy móc từ giá trị nguồn, cho phép kiểm chứng độc lập.</w:t>
       </w:r>
     </w:p>
     <w:p>
@@ -6643,10 +6688,10 @@
           <w:bCs/>
           <w:b/>
         </w:rPr>
-        <w:t xml:space="preserve">Target</w:t>
-      </w:r>
-      <w:r>
-        <w:t xml:space="preserve">:</w:t>
+        <w:t xml:space="preserve">Hạn chế</w:t>
+      </w:r>
+      <w:r>
+        <w:t xml:space="preserve">: Do chỉ có một coder, không tính được Cohen’s</w:t>
       </w:r>
       <w:r>
         <w:t xml:space="preserve"> </w:t>
@@ -6655,111 +6700,12 @@
         <m:r>
           <m:t>κ</m:t>
         </m:r>
-        <m:r>
-          <m:rPr>
-            <m:sty m:val="p"/>
-          </m:rPr>
-          <m:t>≥</m:t>
-        </m:r>
-        <m:r>
-          <m:t>0.70</m:t>
-        </m:r>
       </m:oMath>
       <w:r>
         <w:t xml:space="preserve"> </w:t>
       </w:r>
       <w:r>
-        <w:t xml:space="preserve">cho cả ba moderator. Nếu</w:t>
-      </w:r>
-      <w:r>
-        <w:t xml:space="preserve"> </w:t>
-      </w:r>
-      <m:oMath>
-        <m:r>
-          <m:t>κ</m:t>
-        </m:r>
-        <m:r>
-          <m:rPr>
-            <m:sty m:val="p"/>
-          </m:rPr>
-          <m:t>&lt;</m:t>
-        </m:r>
-        <m:r>
-          <m:t>0.70</m:t>
-        </m:r>
-      </m:oMath>
-      <w:r>
-        <w:t xml:space="preserve">: (i) thảo luận để resolve disagreements, (ii) refine coding protocol, (iii) double-code thêm 20 studies, (iv) re-calculate.</w:t>
-      </w:r>
-    </w:p>
-    <w:p>
-      <w:pPr>
-        <w:pStyle w:val="BodyText"/>
-      </w:pPr>
-      <w:r>
-        <w:rPr>
-          <w:bCs/>
-          <w:b/>
-        </w:rPr>
-        <w:t xml:space="preserve">Ngưỡng diễn giải</w:t>
-      </w:r>
-      <w:r>
-        <w:t xml:space="preserve">:</w:t>
-      </w:r>
-      <w:r>
-        <w:t xml:space="preserve"> </w:t>
-      </w:r>
-      <m:oMath>
-        <m:r>
-          <m:t>κ</m:t>
-        </m:r>
-        <m:r>
-          <m:rPr>
-            <m:sty m:val="p"/>
-          </m:rPr>
-          <m:t>=</m:t>
-        </m:r>
-        <m:r>
-          <m:t>0.61</m:t>
-        </m:r>
-        <m:r>
-          <m:rPr>
-            <m:sty m:val="p"/>
-          </m:rPr>
-          <m:t>−</m:t>
-        </m:r>
-        <m:r>
-          <m:t>0.80</m:t>
-        </m:r>
-      </m:oMath>
-      <w:r>
-        <w:t xml:space="preserve"> </w:t>
-      </w:r>
-      <w:r>
-        <w:t xml:space="preserve">(substantial),</w:t>
-      </w:r>
-      <w:r>
-        <w:t xml:space="preserve"> </w:t>
-      </w:r>
-      <m:oMath>
-        <m:r>
-          <m:t>κ</m:t>
-        </m:r>
-        <m:r>
-          <m:rPr>
-            <m:sty m:val="p"/>
-          </m:rPr>
-          <m:t>&gt;</m:t>
-        </m:r>
-        <m:r>
-          <m:t>0.80</m:t>
-        </m:r>
-      </m:oMath>
-      <w:r>
-        <w:t xml:space="preserve"> </w:t>
-      </w:r>
-      <w:r>
-        <w:t xml:space="preserve">(almost perfect) — Landis &amp; Koch (1977).</w:t>
+        <w:t xml:space="preserve">(κ đòi hỏi hai coder độc lập) và các quyết định mã hóa không được cross-validate. Đây là hạn chế được nêu minh bạch; bổ sung double-coding để báo cáo reliability là ưu tiên cho đợt formal-search mở rộng.</w:t>
       </w:r>
     </w:p>
     <w:p>
@@ -9673,7 +9619,7 @@
           <m:t>=</m:t>
         </m:r>
         <m:r>
-          <m:t>62.4</m:t>
+          <m:t>87.8</m:t>
         </m:r>
         <m:r>
           <m:rPr>
@@ -9728,7 +9674,7 @@
           <m:t>=</m:t>
         </m:r>
         <m:r>
-          <m:t>54.1</m:t>
+          <m:t>76.1</m:t>
         </m:r>
         <m:r>
           <m:rPr>
@@ -9789,7 +9735,7 @@
           <m:t>=</m:t>
         </m:r>
         <m:r>
-          <m:t>8.4</m:t>
+          <m:t>11.8</m:t>
         </m:r>
         <m:r>
           <m:rPr>
@@ -9802,7 +9748,45 @@
         <w:t xml:space="preserve"> </w:t>
       </w:r>
       <w:r>
-        <w:t xml:space="preserve">(Level 3, between-study). Con số này consistent với</w:t>
+        <w:t xml:space="preserve">(Level 3, between-study);</w:t>
+      </w:r>
+      <w:r>
+        <w:t xml:space="preserve"> </w:t>
+      </w:r>
+      <m:oMath>
+        <m:sSup>
+          <m:e>
+            <m:r>
+              <m:t>I</m:t>
+            </m:r>
+          </m:e>
+          <m:sup>
+            <m:r>
+              <m:t>2</m:t>
+            </m:r>
+          </m:sup>
+        </m:sSup>
+      </m:oMath>
+      <w:r>
+        <w:t xml:space="preserve"> </w:t>
+      </w:r>
+      <w:r>
+        <w:t xml:space="preserve">được tính theo ước lượng phương sai điển hình Higgins–Thompson cho mô hình đa cấp (đúng như</w:t>
+      </w:r>
+      <w:r>
+        <w:t xml:space="preserve"> </w:t>
+      </w:r>
+      <w:r>
+        <w:rPr>
+          <w:rStyle w:val="VerbatimChar"/>
+        </w:rPr>
+        <w:t xml:space="preserve">metafor</w:t>
+      </w:r>
+      <w:r>
+        <w:t xml:space="preserve"> </w:t>
+      </w:r>
+      <w:r>
+        <w:t xml:space="preserve">mặc định). Con số này consistent với</w:t>
       </w:r>
       <w:r>
         <w:t xml:space="preserve"> </w:t>
@@ -14106,7 +14090,7 @@
           <m:t>=</m:t>
         </m:r>
         <m:r>
-          <m:t>54.1</m:t>
+          <m:t>76.1</m:t>
         </m:r>
         <m:r>
           <m:rPr>
@@ -14197,7 +14181,7 @@
           <m:t>=</m:t>
         </m:r>
         <m:r>
-          <m:t>8.4</m:t>
+          <m:t>11.8</m:t>
         </m:r>
         <m:r>
           <m:rPr>
@@ -14884,7 +14868,7 @@
           <m:t>=</m:t>
         </m:r>
         <m:r>
-          <m:t>62.4</m:t>
+          <m:t>87.8</m:t>
         </m:r>
         <m:r>
           <m:rPr>
@@ -14897,7 +14881,7 @@
         <w:t xml:space="preserve"> </w:t>
       </w:r>
       <w:r>
-        <w:t xml:space="preserve">chủ yếu nằm ở within-study variance (Level 2, 54.1%) hơn là between-study (Level 3, 8.4%), xác nhận rằng</w:t>
+        <w:t xml:space="preserve">chủ yếu nằm ở within-study variance (Level 2, 76.1%) hơn là between-study (Level 3, 11.8%), xác nhận rằng</w:t>
       </w:r>
       <w:r>
         <w:t xml:space="preserve"> </w:t>
@@ -15122,7 +15106,46 @@
         <w:t xml:space="preserve"> </w:t>
       </w:r>
       <w:r>
-        <w:t xml:space="preserve">theo nguyên tắc không điền số liệu chưa được xác nhận. Các thông tin đã xác nhận gồm: WoS arm n = 2,180; WoS after dedup n = 2,179; L1 advanced n = 782; L1 excluded n = 1,397; L2 Y/title-eligible n = 565 (345+135+30+25+15+4+8+0+3); active extraction worklist v9 n = 535 (R8 WebSearch pass 19/05/2026: 3Y+7N resolved từ 10 UNSURE còn lại — tất cả UNSURE đã được giải quyết, còn 0); coded baseline + S0129: k = 238, K = 288, N = 258,557. Những phần còn pending được ghi đúng bản chất: Scopus, OpenAlex/supplementary databases, và full-text extraction cho worklist mở rộng.</w:t>
+        <w:t xml:space="preserve">theo nguyên tắc: số liệu chưa được xác nhận thì giữ ở dạng</w:t>
+      </w:r>
+      <w:r>
+        <w:t xml:space="preserve"> </w:t>
+      </w:r>
+      <w:r>
+        <w:rPr>
+          <w:rStyle w:val="VerbatimChar"/>
+        </w:rPr>
+        <w:t xml:space="preserve">[TBD]</w:t>
+      </w:r>
+      <w:r>
+        <w:t xml:space="preserve">; tuyệt đối không trình bày số chưa xác nhận như kết quả thật. Phần độ tin cậy liên mã hóa viên (Cohen’s</w:t>
+      </w:r>
+      <w:r>
+        <w:t xml:space="preserve"> </w:t>
+      </w:r>
+      <m:oMath>
+        <m:r>
+          <m:t>κ</m:t>
+        </m:r>
+      </m:oMath>
+      <w:r>
+        <w:t xml:space="preserve">) đã được</w:t>
+      </w:r>
+      <w:r>
+        <w:t xml:space="preserve"> </w:t>
+      </w:r>
+      <w:r>
+        <w:rPr>
+          <w:bCs/>
+          <w:b/>
+        </w:rPr>
+        <w:t xml:space="preserve">gỡ bỏ</w:t>
+      </w:r>
+      <w:r>
+        <w:t xml:space="preserve"> </w:t>
+      </w:r>
+      <w:r>
+        <w:t xml:space="preserve">vì nghiên cứu do một coder thực hiện (κ đòi hỏi hai coder độc lập); thay vào đó báo cáo quy trình double-entry và nêu hạn chế single-coder minh bạch (xem §3.3.2 EN / §3.7 VI). Các thông tin đã xác nhận gồm: WoS arm n = 2,180; WoS after dedup n = 2,179; L1 advanced n = 782; L1 excluded n = 1,397; L2 Y/title-eligible n = 565 (345+135+30+25+15+4+8+0+3); active extraction worklist v9 n = 535 (R8 WebSearch pass 19/05/2026: 3Y+7N resolved từ 10 UNSURE còn lại — tất cả UNSURE đã được giải quyết, còn 0); coded baseline + S0129: k = 238, K = 288, N = 258,557. Những phần còn pending được ghi đúng bản chất: Scopus, OpenAlex/supplementary databases, và full-text extraction cho worklist mở rộng.</w:t>
       </w:r>
     </w:p>
     <w:p>

--- a/dist/downloads/manuscripts_vi/p6_meta_vi.docx
+++ b/dist/downloads/manuscripts_vi/p6_meta_vi.docx
@@ -92,7 +92,7 @@
         <w:t xml:space="preserve"> </w:t>
       </w:r>
       <w:r>
-        <w:t xml:space="preserve">Phân tích tổng hợp hồi quy ba cấp (MARA) đầu tiên về quan hệ quốc tế hóa–hiệu quả (I-P) nhằm kiểm định liệu áp dụng số cấp quốc gia (cDAI), chế độ bối cảnh thể chế (ICRV), và giai đoạn Vòng đời Nghịch lý Số (DPL) có điều tiết quan hệ này trên một corpus đa dạng địa lý hay không.</w:t>
+        <w:t xml:space="preserve">Phân tích tổng hợp hồi quy ba cấp (MARA) đầu tiên về quan hệ quốc tế hóa–hiệu quả (I-P) nhằm kiểm định liệu áp dụng số cấp quốc gia (cDAI), chế độ bối cảnh thể chế (ICRV), và giai đoạn Vòng đời Nghịch lý Số (DPL) có điều tiết quan hệ này hay không.</w:t>
       </w:r>
     </w:p>
     <w:p>
@@ -110,7 +110,7 @@
         <w:t xml:space="preserve"> </w:t>
       </w:r>
       <w:r>
-        <w:t xml:space="preserve">Tuân theo PRISMA 2020, truy ngược–truy xuôi trích dẫn của năm meta-analysis neo cùng hand-search đã tập hợp corpus phân tích</w:t>
+        <w:t xml:space="preserve">Truy ngược–truy xuôi PRISMA 2020 của năm meta-analysis neo cùng hand-search tập hợp</w:t>
       </w:r>
       <w:r>
         <w:t xml:space="preserve"> </w:t>
@@ -126,7 +126,7 @@
         <w:t xml:space="preserve"> </w:t>
       </w:r>
       <w:r>
-        <w:t xml:space="preserve">= 238 nghiên cứu và</w:t>
+        <w:t xml:space="preserve">= 238 nghiên cứu,</w:t>
       </w:r>
       <w:r>
         <w:t xml:space="preserve"> </w:t>
@@ -142,7 +142,7 @@
         <w:t xml:space="preserve"> </w:t>
       </w:r>
       <w:r>
-        <w:t xml:space="preserve">= 288 cỡ hiệu ứng từ 49 nền kinh tế. MARA ba cấp qua gói</w:t>
+        <w:t xml:space="preserve">= 288 cỡ hiệu ứng từ 49 nền kinh tế. MARA ba cấp qua</w:t>
       </w:r>
       <w:r>
         <w:t xml:space="preserve"> </w:t>
@@ -158,7 +158,7 @@
         <w:t xml:space="preserve"> </w:t>
       </w:r>
       <w:r>
-        <w:t xml:space="preserve">phân tách dị biệt trong và giữa nghiên cứu, với tiền đăng ký trên OSF.</w:t>
+        <w:t xml:space="preserve">với tiền đăng ký OSF; sáu kiểm định thiên lệch ước lượng khoảng hiệu ứng hiệu chỉnh.</w:t>
       </w:r>
     </w:p>
     <w:p>
@@ -221,7 +221,10 @@
         <w:t xml:space="preserve">I</w:t>
       </w:r>
       <w:r>
-        <w:t xml:space="preserve">² = 87.8%). Omnibus ICRV trên toàn mẫu có ý nghĩa (</w:t>
+        <w:t xml:space="preserve">² = 87.8%). Omnibus ICRV trên toàn mẫu</w:t>
+      </w:r>
+      <w:r>
+        <w:t xml:space="preserve"> </w:t>
       </w:r>
       <w:r>
         <w:rPr>
@@ -231,10 +234,7 @@
         <w:t xml:space="preserve">Q</w:t>
       </w:r>
       <w:r>
-        <w:t xml:space="preserve">_M = 17.35,</w:t>
-      </w:r>
-      <w:r>
-        <w:t xml:space="preserve"> </w:t>
+        <w:t xml:space="preserve">_M = 17.35 (</w:t>
       </w:r>
       <w:r>
         <w:rPr>
@@ -247,7 +247,7 @@
         <w:t xml:space="preserve"> </w:t>
       </w:r>
       <w:r>
-        <w:t xml:space="preserve">= .002) nhưng không bền vững: drop-Frontier đưa về</w:t>
+        <w:t xml:space="preserve">= .002) không bền vững: drop-Frontier đưa về</w:t>
       </w:r>
       <w:r>
         <w:t xml:space="preserve"> </w:t>
@@ -273,7 +273,7 @@
         <w:t xml:space="preserve"> </w:t>
       </w:r>
       <w:r>
-        <w:t xml:space="preserve">= .68); cDAI và DPL không có ý nghĩa. Trim-and-fill ước lệ</w:t>
+        <w:t xml:space="preserve">= .68); cDAI và DPL không có ý nghĩa. Sáu kiểm định bao quát ước lượng hiệu ứng hiệu chỉnh: trim-and-fill ước lệ</w:t>
       </w:r>
       <w:r>
         <w:t xml:space="preserve"> </w:t>
@@ -289,7 +289,7 @@
         <w:t xml:space="preserve"> </w:t>
       </w:r>
       <w:r>
-        <w:t xml:space="preserve">= 58 nghiên cứu thiếu, cắt</w:t>
+        <w:t xml:space="preserve">= 58 nghiên cứu thiếu và cắt</w:t>
       </w:r>
       <w:r>
         <w:t xml:space="preserve"> </w:t>
@@ -305,7 +305,39 @@
         <w:t xml:space="preserve"> </w:t>
       </w:r>
       <w:r>
-        <w:t xml:space="preserve">xuống .035 — suy giảm khoảng 53% (Begg</w:t>
+        <w:t xml:space="preserve">xuống .035 (mức điều chỉnh mạnh); PET-PEESE cho</w:t>
+      </w:r>
+      <w:r>
+        <w:t xml:space="preserve"> </w:t>
+      </w:r>
+      <w:r>
+        <w:rPr>
+          <w:iCs/>
+          <w:i/>
+        </w:rPr>
+        <w:t xml:space="preserve">r</w:t>
+      </w:r>
+      <w:r>
+        <w:t xml:space="preserve"> </w:t>
+      </w:r>
+      <w:r>
+        <w:t xml:space="preserve">= .061; mô hình lựa chọn ba tham số Vevea-Hedges cho</w:t>
+      </w:r>
+      <w:r>
+        <w:t xml:space="preserve"> </w:t>
+      </w:r>
+      <w:r>
+        <w:rPr>
+          <w:iCs/>
+          <w:i/>
+        </w:rPr>
+        <w:t xml:space="preserve">r</w:t>
+      </w:r>
+      <w:r>
+        <w:t xml:space="preserve"> </w:t>
+      </w:r>
+      <w:r>
+        <w:t xml:space="preserve">= .077 với bằng chứng chọn lọc có ý nghĩa thống kê (LRT</w:t>
       </w:r>
       <w:r>
         <w:t xml:space="preserve"> </w:t>
@@ -321,7 +353,23 @@
         <w:t xml:space="preserve"> </w:t>
       </w:r>
       <w:r>
-        <w:t xml:space="preserve">&lt; .001).</w:t>
+        <w:t xml:space="preserve">= .002, Begg</w:t>
+      </w:r>
+      <w:r>
+        <w:t xml:space="preserve"> </w:t>
+      </w:r>
+      <w:r>
+        <w:rPr>
+          <w:iCs/>
+          <w:i/>
+        </w:rPr>
+        <w:t xml:space="preserve">p</w:t>
+      </w:r>
+      <w:r>
+        <w:t xml:space="preserve"> </w:t>
+      </w:r>
+      <w:r>
+        <w:t xml:space="preserve">&lt; .001). Ước lượng đã hiệu chỉnh nên được đọc như khoảng [.035, .077] thay vì một điểm.</w:t>
       </w:r>
     </w:p>
     <w:p>
@@ -339,7 +387,7 @@
         <w:t xml:space="preserve"> </w:t>
       </w:r>
       <w:r>
-        <w:t xml:space="preserve">MARA ba cấp đầu tiên và kiểm định meta-analytic tiền đăng ký đầu tiên về cDAI/ICRV/DPL trong tài liệu I-P; lượng hóa hệ thống đầu tiên về mức suy giảm do thiên lệch công bố trong cơ sở bằng chứng 40 năm này.</w:t>
+        <w:t xml:space="preserve">MARA ba cấp đầu tiên và kiểm định meta-analytic tiền đăng ký đầu tiên về cDAI/ICRV/DPL trong tài liệu I-P; ước lượng đa phương pháp đầu tiên về khoảng suy giảm do thiên lệch công bố trong cơ sở bằng chứng 40 năm này.</w:t>
       </w:r>
     </w:p>
     <w:p>
